--- a/ddlplaybook.docx
+++ b/ddlplaybook.docx
@@ -338,7 +338,7 @@
           <w:sz w:val="22"/>
           <w:szCs w:val="22"/>
         </w:rPr>
-        <w:t xml:space="preserve">14. GPU Monitoring — nvidia-smi dmon, reading utilization patterns, what to watch for</w:t>
+        <w:t xml:space="preserve">14. NVIDIA Dynamo &amp; NIXL — Architecture, KV-cache tiering, economics of recompute vs cache, ModelExpress</w:t>
       </w:r>
     </w:p>
     <w:p>
@@ -351,7 +351,20 @@
           <w:sz w:val="22"/>
           <w:szCs w:val="22"/>
         </w:rPr>
-        <w:t xml:space="preserve">15. vLLM Inference Under Load — Load testing, measured patterns, capacity planning</w:t>
+        <w:t xml:space="preserve">15. GPU Monitoring — nvidia-smi dmon, reading utilization patterns, what to watch for</w:t>
+      </w:r>
+    </w:p>
+    <w:p>
+      <w:pPr>
+        <w:spacing w:after="160"/>
+      </w:pPr>
+      <w:r>
+        <w:rPr>
+          <w:rFonts w:ascii="Arial" w:cs="Arial" w:eastAsia="Arial" w:hAnsi="Arial"/>
+          <w:sz w:val="22"/>
+          <w:szCs w:val="22"/>
+        </w:rPr>
+        <w:t xml:space="preserve">16. vLLM Inference Under Load — Load testing, measured patterns, capacity planning</w:t>
       </w:r>
     </w:p>
     <w:p>
@@ -19941,7 +19954,6021 @@
           <w:sz w:val="32"/>
           <w:szCs w:val="32"/>
         </w:rPr>
-        <w:t xml:space="preserve">14. GPU Monitoring (nvidia-smi dmon)</w:t>
+        <w:t xml:space="preserve">14. NVIDIA Dynamo &amp; NIXL Architecture</w:t>
+      </w:r>
+    </w:p>
+    <w:p>
+      <w:pPr>
+        <w:spacing w:after="160"/>
+      </w:pPr>
+      <w:r>
+        <w:rPr>
+          <w:rFonts w:ascii="Arial" w:cs="Arial" w:eastAsia="Arial" w:hAnsi="Arial"/>
+          <w:sz w:val="22"/>
+          <w:szCs w:val="22"/>
+        </w:rPr>
+        <w:t xml:space="preserve">NVIDIA Dynamo is an open-source distributed inference framework that orchestrates inference engines (vLLM, SGLang, TensorRT-LLM) into a coordinated multi-node system. NIXL is its data movement backbone, purpose-built for the dynamic, heterogeneous transfers that inference demands.</w:t>
+      </w:r>
+    </w:p>
+    <w:p>
+      <w:pPr>
+        <w:pStyle w:val="Heading2"/>
+        <w:spacing w:before="280" w:after="160"/>
+      </w:pPr>
+      <w:r>
+        <w:rPr>
+          <w:rFonts w:ascii="Arial" w:cs="Arial" w:eastAsia="Arial" w:hAnsi="Arial"/>
+          <w:b/>
+          <w:bCs/>
+          <w:color w:val="2E5090"/>
+          <w:sz w:val="26"/>
+          <w:szCs w:val="26"/>
+        </w:rPr>
+        <w:t xml:space="preserve">14.1 Dynamo's Five Components</w:t>
+      </w:r>
+    </w:p>
+    <w:tbl>
+      <w:tblPr>
+        <w:tblW w:type="dxa" w:w="9360"/>
+        <w:tblBorders>
+          <w:top w:val="single" w:color="auto" w:sz="4"/>
+          <w:left w:val="single" w:color="auto" w:sz="4"/>
+          <w:bottom w:val="single" w:color="auto" w:sz="4"/>
+          <w:right w:val="single" w:color="auto" w:sz="4"/>
+          <w:insideH w:val="single" w:color="auto" w:sz="4"/>
+          <w:insideV w:val="single" w:color="auto" w:sz="4"/>
+        </w:tblBorders>
+      </w:tblPr>
+      <w:tblGrid>
+        <w:gridCol w:w="2000"/>
+        <w:gridCol w:w="3400"/>
+        <w:gridCol w:w="3960"/>
+      </w:tblGrid>
+      <w:tr>
+        <w:tc>
+          <w:tcPr>
+            <w:tcW w:type="dxa" w:w="2000"/>
+            <w:tcBorders>
+              <w:top w:val="single" w:color="CCCCCC" w:sz="1"/>
+              <w:left w:val="single" w:color="CCCCCC" w:sz="1"/>
+              <w:bottom w:val="single" w:color="CCCCCC" w:sz="1"/>
+              <w:right w:val="single" w:color="CCCCCC" w:sz="1"/>
+            </w:tcBorders>
+            <w:shd w:fill="1B2A4A" w:val="clear"/>
+            <w:tcMar>
+              <w:top w:type="dxa" w:w="80"/>
+              <w:left w:type="dxa" w:w="120"/>
+              <w:bottom w:type="dxa" w:w="80"/>
+              <w:right w:type="dxa" w:w="120"/>
+            </w:tcMar>
+          </w:tcPr>
+          <w:p>
+            <w:r>
+              <w:rPr>
+                <w:rFonts w:ascii="Arial" w:cs="Arial" w:eastAsia="Arial" w:hAnsi="Arial"/>
+                <w:b/>
+                <w:bCs/>
+                <w:color w:val="FFFFFF"/>
+                <w:sz w:val="20"/>
+                <w:szCs w:val="20"/>
+              </w:rPr>
+              <w:t xml:space="preserve">Component</w:t>
+            </w:r>
+          </w:p>
+        </w:tc>
+        <w:tc>
+          <w:tcPr>
+            <w:tcW w:type="dxa" w:w="3400"/>
+            <w:tcBorders>
+              <w:top w:val="single" w:color="CCCCCC" w:sz="1"/>
+              <w:left w:val="single" w:color="CCCCCC" w:sz="1"/>
+              <w:bottom w:val="single" w:color="CCCCCC" w:sz="1"/>
+              <w:right w:val="single" w:color="CCCCCC" w:sz="1"/>
+            </w:tcBorders>
+            <w:shd w:fill="1B2A4A" w:val="clear"/>
+            <w:tcMar>
+              <w:top w:type="dxa" w:w="80"/>
+              <w:left w:type="dxa" w:w="120"/>
+              <w:bottom w:type="dxa" w:w="80"/>
+              <w:right w:type="dxa" w:w="120"/>
+            </w:tcMar>
+          </w:tcPr>
+          <w:p>
+            <w:r>
+              <w:rPr>
+                <w:rFonts w:ascii="Arial" w:cs="Arial" w:eastAsia="Arial" w:hAnsi="Arial"/>
+                <w:b/>
+                <w:bCs/>
+                <w:color w:val="FFFFFF"/>
+                <w:sz w:val="20"/>
+                <w:szCs w:val="20"/>
+              </w:rPr>
+              <w:t xml:space="preserve">What It Does</w:t>
+            </w:r>
+          </w:p>
+        </w:tc>
+        <w:tc>
+          <w:tcPr>
+            <w:tcW w:type="dxa" w:w="3960"/>
+            <w:tcBorders>
+              <w:top w:val="single" w:color="CCCCCC" w:sz="1"/>
+              <w:left w:val="single" w:color="CCCCCC" w:sz="1"/>
+              <w:bottom w:val="single" w:color="CCCCCC" w:sz="1"/>
+              <w:right w:val="single" w:color="CCCCCC" w:sz="1"/>
+            </w:tcBorders>
+            <w:shd w:fill="1B2A4A" w:val="clear"/>
+            <w:tcMar>
+              <w:top w:type="dxa" w:w="80"/>
+              <w:left w:type="dxa" w:w="120"/>
+              <w:bottom w:type="dxa" w:w="80"/>
+              <w:right w:type="dxa" w:w="120"/>
+            </w:tcMar>
+          </w:tcPr>
+          <w:p>
+            <w:r>
+              <w:rPr>
+                <w:rFonts w:ascii="Arial" w:cs="Arial" w:eastAsia="Arial" w:hAnsi="Arial"/>
+                <w:b/>
+                <w:bCs/>
+                <w:color w:val="FFFFFF"/>
+                <w:sz w:val="20"/>
+                <w:szCs w:val="20"/>
+              </w:rPr>
+              <w:t xml:space="preserve">Why It Matters</w:t>
+            </w:r>
+          </w:p>
+        </w:tc>
+      </w:tr>
+      <w:tr>
+        <w:tc>
+          <w:tcPr>
+            <w:tcW w:type="dxa" w:w="2000"/>
+            <w:tcBorders>
+              <w:top w:val="single" w:color="CCCCCC" w:sz="1"/>
+              <w:left w:val="single" w:color="CCCCCC" w:sz="1"/>
+              <w:bottom w:val="single" w:color="CCCCCC" w:sz="1"/>
+              <w:right w:val="single" w:color="CCCCCC" w:sz="1"/>
+            </w:tcBorders>
+            <w:shd w:fill="F2F6FA" w:val="clear"/>
+            <w:tcMar>
+              <w:top w:type="dxa" w:w="80"/>
+              <w:left w:type="dxa" w:w="120"/>
+              <w:bottom w:type="dxa" w:w="80"/>
+              <w:right w:type="dxa" w:w="120"/>
+            </w:tcMar>
+          </w:tcPr>
+          <w:p>
+            <w:r>
+              <w:rPr>
+                <w:rFonts w:ascii="Arial" w:cs="Arial" w:eastAsia="Arial" w:hAnsi="Arial"/>
+                <w:sz w:val="20"/>
+                <w:szCs w:val="20"/>
+              </w:rPr>
+              <w:t xml:space="preserve">KV-Aware Router</w:t>
+            </w:r>
+          </w:p>
+        </w:tc>
+        <w:tc>
+          <w:tcPr>
+            <w:tcW w:type="dxa" w:w="3400"/>
+            <w:tcBorders>
+              <w:top w:val="single" w:color="CCCCCC" w:sz="1"/>
+              <w:left w:val="single" w:color="CCCCCC" w:sz="1"/>
+              <w:bottom w:val="single" w:color="CCCCCC" w:sz="1"/>
+              <w:right w:val="single" w:color="CCCCCC" w:sz="1"/>
+            </w:tcBorders>
+            <w:shd w:fill="F2F6FA" w:val="clear"/>
+            <w:tcMar>
+              <w:top w:type="dxa" w:w="80"/>
+              <w:left w:type="dxa" w:w="120"/>
+              <w:bottom w:type="dxa" w:w="80"/>
+              <w:right w:type="dxa" w:w="120"/>
+            </w:tcMar>
+          </w:tcPr>
+          <w:p>
+            <w:r>
+              <w:rPr>
+                <w:rFonts w:ascii="Arial" w:cs="Arial" w:eastAsia="Arial" w:hAnsi="Arial"/>
+                <w:sz w:val="20"/>
+                <w:szCs w:val="20"/>
+              </w:rPr>
+              <w:t xml:space="preserve">Routes requests to GPUs that already have relevant KV-cache</w:t>
+            </w:r>
+          </w:p>
+        </w:tc>
+        <w:tc>
+          <w:tcPr>
+            <w:tcW w:type="dxa" w:w="3960"/>
+            <w:tcBorders>
+              <w:top w:val="single" w:color="CCCCCC" w:sz="1"/>
+              <w:left w:val="single" w:color="CCCCCC" w:sz="1"/>
+              <w:bottom w:val="single" w:color="CCCCCC" w:sz="1"/>
+              <w:right w:val="single" w:color="CCCCCC" w:sz="1"/>
+            </w:tcBorders>
+            <w:shd w:fill="F2F6FA" w:val="clear"/>
+            <w:tcMar>
+              <w:top w:type="dxa" w:w="80"/>
+              <w:left w:type="dxa" w:w="120"/>
+              <w:bottom w:type="dxa" w:w="80"/>
+              <w:right w:type="dxa" w:w="120"/>
+            </w:tcMar>
+          </w:tcPr>
+          <w:p>
+            <w:r>
+              <w:rPr>
+                <w:rFonts w:ascii="Arial" w:cs="Arial" w:eastAsia="Arial" w:hAnsi="Arial"/>
+                <w:sz w:val="20"/>
+                <w:szCs w:val="20"/>
+              </w:rPr>
+              <w:t xml:space="preserve">Avoids redundant prefill — 2x faster time-to-first-token</w:t>
+            </w:r>
+          </w:p>
+        </w:tc>
+      </w:tr>
+      <w:tr>
+        <w:tc>
+          <w:tcPr>
+            <w:tcW w:type="dxa" w:w="2000"/>
+            <w:tcBorders>
+              <w:top w:val="single" w:color="CCCCCC" w:sz="1"/>
+              <w:left w:val="single" w:color="CCCCCC" w:sz="1"/>
+              <w:bottom w:val="single" w:color="CCCCCC" w:sz="1"/>
+              <w:right w:val="single" w:color="CCCCCC" w:sz="1"/>
+            </w:tcBorders>
+            <w:shd w:fill="FFFFFF" w:val="clear"/>
+            <w:tcMar>
+              <w:top w:type="dxa" w:w="80"/>
+              <w:left w:type="dxa" w:w="120"/>
+              <w:bottom w:type="dxa" w:w="80"/>
+              <w:right w:type="dxa" w:w="120"/>
+            </w:tcMar>
+          </w:tcPr>
+          <w:p>
+            <w:r>
+              <w:rPr>
+                <w:rFonts w:ascii="Arial" w:cs="Arial" w:eastAsia="Arial" w:hAnsi="Arial"/>
+                <w:sz w:val="20"/>
+                <w:szCs w:val="20"/>
+              </w:rPr>
+              <w:t xml:space="preserve">SLO Planner</w:t>
+            </w:r>
+          </w:p>
+        </w:tc>
+        <w:tc>
+          <w:tcPr>
+            <w:tcW w:type="dxa" w:w="3400"/>
+            <w:tcBorders>
+              <w:top w:val="single" w:color="CCCCCC" w:sz="1"/>
+              <w:left w:val="single" w:color="CCCCCC" w:sz="1"/>
+              <w:bottom w:val="single" w:color="CCCCCC" w:sz="1"/>
+              <w:right w:val="single" w:color="CCCCCC" w:sz="1"/>
+            </w:tcBorders>
+            <w:shd w:fill="FFFFFF" w:val="clear"/>
+            <w:tcMar>
+              <w:top w:type="dxa" w:w="80"/>
+              <w:left w:type="dxa" w:w="120"/>
+              <w:bottom w:type="dxa" w:w="80"/>
+              <w:right w:type="dxa" w:w="120"/>
+            </w:tcMar>
+          </w:tcPr>
+          <w:p>
+            <w:r>
+              <w:rPr>
+                <w:rFonts w:ascii="Arial" w:cs="Arial" w:eastAsia="Arial" w:hAnsi="Arial"/>
+                <w:sz w:val="20"/>
+                <w:szCs w:val="20"/>
+              </w:rPr>
+              <w:t xml:space="preserve">Monitors capacity, autoscales GPUs between prefill/decode pools</w:t>
+            </w:r>
+          </w:p>
+        </w:tc>
+        <w:tc>
+          <w:tcPr>
+            <w:tcW w:type="dxa" w:w="3960"/>
+            <w:tcBorders>
+              <w:top w:val="single" w:color="CCCCCC" w:sz="1"/>
+              <w:left w:val="single" w:color="CCCCCC" w:sz="1"/>
+              <w:bottom w:val="single" w:color="CCCCCC" w:sz="1"/>
+              <w:right w:val="single" w:color="CCCCCC" w:sz="1"/>
+            </w:tcBorders>
+            <w:shd w:fill="FFFFFF" w:val="clear"/>
+            <w:tcMar>
+              <w:top w:type="dxa" w:w="80"/>
+              <w:left w:type="dxa" w:w="120"/>
+              <w:bottom w:type="dxa" w:w="80"/>
+              <w:right w:type="dxa" w:w="120"/>
+            </w:tcMar>
+          </w:tcPr>
+          <w:p>
+            <w:r>
+              <w:rPr>
+                <w:rFonts w:ascii="Arial" w:cs="Arial" w:eastAsia="Arial" w:hAnsi="Arial"/>
+                <w:sz w:val="20"/>
+                <w:szCs w:val="20"/>
+              </w:rPr>
+              <w:t xml:space="preserve">Meets latency targets while minimizing GPU cost</w:t>
+            </w:r>
+          </w:p>
+        </w:tc>
+      </w:tr>
+      <w:tr>
+        <w:tc>
+          <w:tcPr>
+            <w:tcW w:type="dxa" w:w="2000"/>
+            <w:tcBorders>
+              <w:top w:val="single" w:color="CCCCCC" w:sz="1"/>
+              <w:left w:val="single" w:color="CCCCCC" w:sz="1"/>
+              <w:bottom w:val="single" w:color="CCCCCC" w:sz="1"/>
+              <w:right w:val="single" w:color="CCCCCC" w:sz="1"/>
+            </w:tcBorders>
+            <w:shd w:fill="F2F6FA" w:val="clear"/>
+            <w:tcMar>
+              <w:top w:type="dxa" w:w="80"/>
+              <w:left w:type="dxa" w:w="120"/>
+              <w:bottom w:type="dxa" w:w="80"/>
+              <w:right w:type="dxa" w:w="120"/>
+            </w:tcMar>
+          </w:tcPr>
+          <w:p>
+            <w:r>
+              <w:rPr>
+                <w:rFonts w:ascii="Arial" w:cs="Arial" w:eastAsia="Arial" w:hAnsi="Arial"/>
+                <w:sz w:val="20"/>
+                <w:szCs w:val="20"/>
+              </w:rPr>
+              <w:t xml:space="preserve">NIXL</w:t>
+            </w:r>
+          </w:p>
+        </w:tc>
+        <w:tc>
+          <w:tcPr>
+            <w:tcW w:type="dxa" w:w="3400"/>
+            <w:tcBorders>
+              <w:top w:val="single" w:color="CCCCCC" w:sz="1"/>
+              <w:left w:val="single" w:color="CCCCCC" w:sz="1"/>
+              <w:bottom w:val="single" w:color="CCCCCC" w:sz="1"/>
+              <w:right w:val="single" w:color="CCCCCC" w:sz="1"/>
+            </w:tcBorders>
+            <w:shd w:fill="F2F6FA" w:val="clear"/>
+            <w:tcMar>
+              <w:top w:type="dxa" w:w="80"/>
+              <w:left w:type="dxa" w:w="120"/>
+              <w:bottom w:type="dxa" w:w="80"/>
+              <w:right w:type="dxa" w:w="120"/>
+            </w:tcMar>
+          </w:tcPr>
+          <w:p>
+            <w:r>
+              <w:rPr>
+                <w:rFonts w:ascii="Arial" w:cs="Arial" w:eastAsia="Arial" w:hAnsi="Arial"/>
+                <w:sz w:val="20"/>
+                <w:szCs w:val="20"/>
+              </w:rPr>
+              <w:t xml:space="preserve">High-throughput, low-latency point-to-point data transfer</w:t>
+            </w:r>
+          </w:p>
+        </w:tc>
+        <w:tc>
+          <w:tcPr>
+            <w:tcW w:type="dxa" w:w="3960"/>
+            <w:tcBorders>
+              <w:top w:val="single" w:color="CCCCCC" w:sz="1"/>
+              <w:left w:val="single" w:color="CCCCCC" w:sz="1"/>
+              <w:bottom w:val="single" w:color="CCCCCC" w:sz="1"/>
+              <w:right w:val="single" w:color="CCCCCC" w:sz="1"/>
+            </w:tcBorders>
+            <w:shd w:fill="F2F6FA" w:val="clear"/>
+            <w:tcMar>
+              <w:top w:type="dxa" w:w="80"/>
+              <w:left w:type="dxa" w:w="120"/>
+              <w:bottom w:type="dxa" w:w="80"/>
+              <w:right w:type="dxa" w:w="120"/>
+            </w:tcMar>
+          </w:tcPr>
+          <w:p>
+            <w:r>
+              <w:rPr>
+                <w:rFonts w:ascii="Arial" w:cs="Arial" w:eastAsia="Arial" w:hAnsi="Arial"/>
+                <w:sz w:val="20"/>
+                <w:szCs w:val="20"/>
+              </w:rPr>
+              <w:t xml:space="preserve">Moves KV-cache across GPUs, memory tiers, and storage</w:t>
+            </w:r>
+          </w:p>
+        </w:tc>
+      </w:tr>
+      <w:tr>
+        <w:tc>
+          <w:tcPr>
+            <w:tcW w:type="dxa" w:w="2000"/>
+            <w:tcBorders>
+              <w:top w:val="single" w:color="CCCCCC" w:sz="1"/>
+              <w:left w:val="single" w:color="CCCCCC" w:sz="1"/>
+              <w:bottom w:val="single" w:color="CCCCCC" w:sz="1"/>
+              <w:right w:val="single" w:color="CCCCCC" w:sz="1"/>
+            </w:tcBorders>
+            <w:shd w:fill="FFFFFF" w:val="clear"/>
+            <w:tcMar>
+              <w:top w:type="dxa" w:w="80"/>
+              <w:left w:type="dxa" w:w="120"/>
+              <w:bottom w:type="dxa" w:w="80"/>
+              <w:right w:type="dxa" w:w="120"/>
+            </w:tcMar>
+          </w:tcPr>
+          <w:p>
+            <w:r>
+              <w:rPr>
+                <w:rFonts w:ascii="Arial" w:cs="Arial" w:eastAsia="Arial" w:hAnsi="Arial"/>
+                <w:sz w:val="20"/>
+                <w:szCs w:val="20"/>
+              </w:rPr>
+              <w:t xml:space="preserve">KV Block Manager</w:t>
+            </w:r>
+          </w:p>
+        </w:tc>
+        <w:tc>
+          <w:tcPr>
+            <w:tcW w:type="dxa" w:w="3400"/>
+            <w:tcBorders>
+              <w:top w:val="single" w:color="CCCCCC" w:sz="1"/>
+              <w:left w:val="single" w:color="CCCCCC" w:sz="1"/>
+              <w:bottom w:val="single" w:color="CCCCCC" w:sz="1"/>
+              <w:right w:val="single" w:color="CCCCCC" w:sz="1"/>
+            </w:tcBorders>
+            <w:shd w:fill="FFFFFF" w:val="clear"/>
+            <w:tcMar>
+              <w:top w:type="dxa" w:w="80"/>
+              <w:left w:type="dxa" w:w="120"/>
+              <w:bottom w:type="dxa" w:w="80"/>
+              <w:right w:type="dxa" w:w="120"/>
+            </w:tcMar>
+          </w:tcPr>
+          <w:p>
+            <w:r>
+              <w:rPr>
+                <w:rFonts w:ascii="Arial" w:cs="Arial" w:eastAsia="Arial" w:hAnsi="Arial"/>
+                <w:sz w:val="20"/>
+                <w:szCs w:val="20"/>
+              </w:rPr>
+              <w:t xml:space="preserve">Offloads KV-cache across GPU → CPU → SSD → S3</w:t>
+            </w:r>
+          </w:p>
+        </w:tc>
+        <w:tc>
+          <w:tcPr>
+            <w:tcW w:type="dxa" w:w="3960"/>
+            <w:tcBorders>
+              <w:top w:val="single" w:color="CCCCCC" w:sz="1"/>
+              <w:left w:val="single" w:color="CCCCCC" w:sz="1"/>
+              <w:bottom w:val="single" w:color="CCCCCC" w:sz="1"/>
+              <w:right w:val="single" w:color="CCCCCC" w:sz="1"/>
+            </w:tcBorders>
+            <w:shd w:fill="FFFFFF" w:val="clear"/>
+            <w:tcMar>
+              <w:top w:type="dxa" w:w="80"/>
+              <w:left w:type="dxa" w:w="120"/>
+              <w:bottom w:type="dxa" w:w="80"/>
+              <w:right w:type="dxa" w:w="120"/>
+            </w:tcMar>
+          </w:tcPr>
+          <w:p>
+            <w:r>
+              <w:rPr>
+                <w:rFonts w:ascii="Arial" w:cs="Arial" w:eastAsia="Arial" w:hAnsi="Arial"/>
+                <w:sz w:val="20"/>
+                <w:szCs w:val="20"/>
+              </w:rPr>
+              <w:t xml:space="preserve">Extends effective context length beyond GPU memory</w:t>
+            </w:r>
+          </w:p>
+        </w:tc>
+      </w:tr>
+      <w:tr>
+        <w:tc>
+          <w:tcPr>
+            <w:tcW w:type="dxa" w:w="2000"/>
+            <w:tcBorders>
+              <w:top w:val="single" w:color="CCCCCC" w:sz="1"/>
+              <w:left w:val="single" w:color="CCCCCC" w:sz="1"/>
+              <w:bottom w:val="single" w:color="CCCCCC" w:sz="1"/>
+              <w:right w:val="single" w:color="CCCCCC" w:sz="1"/>
+            </w:tcBorders>
+            <w:shd w:fill="F2F6FA" w:val="clear"/>
+            <w:tcMar>
+              <w:top w:type="dxa" w:w="80"/>
+              <w:left w:type="dxa" w:w="120"/>
+              <w:bottom w:type="dxa" w:w="80"/>
+              <w:right w:type="dxa" w:w="120"/>
+            </w:tcMar>
+          </w:tcPr>
+          <w:p>
+            <w:r>
+              <w:rPr>
+                <w:rFonts w:ascii="Arial" w:cs="Arial" w:eastAsia="Arial" w:hAnsi="Arial"/>
+                <w:sz w:val="20"/>
+                <w:szCs w:val="20"/>
+              </w:rPr>
+              <w:t xml:space="preserve">ModelExpress</w:t>
+            </w:r>
+          </w:p>
+        </w:tc>
+        <w:tc>
+          <w:tcPr>
+            <w:tcW w:type="dxa" w:w="3400"/>
+            <w:tcBorders>
+              <w:top w:val="single" w:color="CCCCCC" w:sz="1"/>
+              <w:left w:val="single" w:color="CCCCCC" w:sz="1"/>
+              <w:bottom w:val="single" w:color="CCCCCC" w:sz="1"/>
+              <w:right w:val="single" w:color="CCCCCC" w:sz="1"/>
+            </w:tcBorders>
+            <w:shd w:fill="F2F6FA" w:val="clear"/>
+            <w:tcMar>
+              <w:top w:type="dxa" w:w="80"/>
+              <w:left w:type="dxa" w:w="120"/>
+              <w:bottom w:type="dxa" w:w="80"/>
+              <w:right w:type="dxa" w:w="120"/>
+            </w:tcMar>
+          </w:tcPr>
+          <w:p>
+            <w:r>
+              <w:rPr>
+                <w:rFonts w:ascii="Arial" w:cs="Arial" w:eastAsia="Arial" w:hAnsi="Arial"/>
+                <w:sz w:val="20"/>
+                <w:szCs w:val="20"/>
+              </w:rPr>
+              <w:t xml:space="preserve">Streams model weights GPU-to-GPU via NIXL/NVLink</w:t>
+            </w:r>
+          </w:p>
+        </w:tc>
+        <w:tc>
+          <w:tcPr>
+            <w:tcW w:type="dxa" w:w="3960"/>
+            <w:tcBorders>
+              <w:top w:val="single" w:color="CCCCCC" w:sz="1"/>
+              <w:left w:val="single" w:color="CCCCCC" w:sz="1"/>
+              <w:bottom w:val="single" w:color="CCCCCC" w:sz="1"/>
+              <w:right w:val="single" w:color="CCCCCC" w:sz="1"/>
+            </w:tcBorders>
+            <w:shd w:fill="F2F6FA" w:val="clear"/>
+            <w:tcMar>
+              <w:top w:type="dxa" w:w="80"/>
+              <w:left w:type="dxa" w:w="120"/>
+              <w:bottom w:type="dxa" w:w="80"/>
+              <w:right w:type="dxa" w:w="120"/>
+            </w:tcMar>
+          </w:tcPr>
+          <w:p>
+            <w:r>
+              <w:rPr>
+                <w:rFonts w:ascii="Arial" w:cs="Arial" w:eastAsia="Arial" w:hAnsi="Arial"/>
+                <w:sz w:val="20"/>
+                <w:szCs w:val="20"/>
+              </w:rPr>
+              <w:t xml:space="preserve">7x faster model loading vs downloading to each GPU</w:t>
+            </w:r>
+          </w:p>
+        </w:tc>
+      </w:tr>
+    </w:tbl>
+    <w:p>
+      <w:pPr>
+        <w:pStyle w:val="Heading2"/>
+        <w:spacing w:before="280" w:after="160"/>
+      </w:pPr>
+      <w:r>
+        <w:rPr>
+          <w:rFonts w:ascii="Arial" w:cs="Arial" w:eastAsia="Arial" w:hAnsi="Arial"/>
+          <w:b/>
+          <w:bCs/>
+          <w:color w:val="2E5090"/>
+          <w:sz w:val="26"/>
+          <w:szCs w:val="26"/>
+        </w:rPr>
+        <w:t xml:space="preserve">14.2 Why NIXL Instead of NCCL?</w:t>
+      </w:r>
+    </w:p>
+    <w:p>
+      <w:pPr>
+        <w:spacing w:after="160"/>
+      </w:pPr>
+      <w:r>
+        <w:rPr>
+          <w:rFonts w:ascii="Arial" w:cs="Arial" w:eastAsia="Arial" w:hAnsi="Arial"/>
+          <w:sz w:val="22"/>
+          <w:szCs w:val="22"/>
+        </w:rPr>
+        <w:t xml:space="preserve">Training and inference have fundamentally different communication patterns:</w:t>
+      </w:r>
+    </w:p>
+    <w:tbl>
+      <w:tblPr>
+        <w:tblW w:type="dxa" w:w="9360"/>
+        <w:tblBorders>
+          <w:top w:val="single" w:color="auto" w:sz="4"/>
+          <w:left w:val="single" w:color="auto" w:sz="4"/>
+          <w:bottom w:val="single" w:color="auto" w:sz="4"/>
+          <w:right w:val="single" w:color="auto" w:sz="4"/>
+          <w:insideH w:val="single" w:color="auto" w:sz="4"/>
+          <w:insideV w:val="single" w:color="auto" w:sz="4"/>
+        </w:tblBorders>
+      </w:tblPr>
+      <w:tblGrid>
+        <w:gridCol w:w="2000"/>
+        <w:gridCol w:w="3680"/>
+        <w:gridCol w:w="3680"/>
+      </w:tblGrid>
+      <w:tr>
+        <w:tc>
+          <w:tcPr>
+            <w:tcW w:type="dxa" w:w="2000"/>
+            <w:tcBorders>
+              <w:top w:val="single" w:color="CCCCCC" w:sz="1"/>
+              <w:left w:val="single" w:color="CCCCCC" w:sz="1"/>
+              <w:bottom w:val="single" w:color="CCCCCC" w:sz="1"/>
+              <w:right w:val="single" w:color="CCCCCC" w:sz="1"/>
+            </w:tcBorders>
+            <w:shd w:fill="1B2A4A" w:val="clear"/>
+            <w:tcMar>
+              <w:top w:type="dxa" w:w="80"/>
+              <w:left w:type="dxa" w:w="120"/>
+              <w:bottom w:type="dxa" w:w="80"/>
+              <w:right w:type="dxa" w:w="120"/>
+            </w:tcMar>
+          </w:tcPr>
+          <w:p>
+            <w:r>
+              <w:rPr>
+                <w:rFonts w:ascii="Arial" w:cs="Arial" w:eastAsia="Arial" w:hAnsi="Arial"/>
+                <w:b/>
+                <w:bCs/>
+                <w:color w:val="FFFFFF"/>
+                <w:sz w:val="20"/>
+                <w:szCs w:val="20"/>
+              </w:rPr>
+              <w:t xml:space="preserve">Property</w:t>
+            </w:r>
+          </w:p>
+        </w:tc>
+        <w:tc>
+          <w:tcPr>
+            <w:tcW w:type="dxa" w:w="3680"/>
+            <w:tcBorders>
+              <w:top w:val="single" w:color="CCCCCC" w:sz="1"/>
+              <w:left w:val="single" w:color="CCCCCC" w:sz="1"/>
+              <w:bottom w:val="single" w:color="CCCCCC" w:sz="1"/>
+              <w:right w:val="single" w:color="CCCCCC" w:sz="1"/>
+            </w:tcBorders>
+            <w:shd w:fill="1B2A4A" w:val="clear"/>
+            <w:tcMar>
+              <w:top w:type="dxa" w:w="80"/>
+              <w:left w:type="dxa" w:w="120"/>
+              <w:bottom w:type="dxa" w:w="80"/>
+              <w:right w:type="dxa" w:w="120"/>
+            </w:tcMar>
+          </w:tcPr>
+          <w:p>
+            <w:r>
+              <w:rPr>
+                <w:rFonts w:ascii="Arial" w:cs="Arial" w:eastAsia="Arial" w:hAnsi="Arial"/>
+                <w:b/>
+                <w:bCs/>
+                <w:color w:val="FFFFFF"/>
+                <w:sz w:val="20"/>
+                <w:szCs w:val="20"/>
+              </w:rPr>
+              <w:t xml:space="preserve">Training (NCCL)</w:t>
+            </w:r>
+          </w:p>
+        </w:tc>
+        <w:tc>
+          <w:tcPr>
+            <w:tcW w:type="dxa" w:w="3680"/>
+            <w:tcBorders>
+              <w:top w:val="single" w:color="CCCCCC" w:sz="1"/>
+              <w:left w:val="single" w:color="CCCCCC" w:sz="1"/>
+              <w:bottom w:val="single" w:color="CCCCCC" w:sz="1"/>
+              <w:right w:val="single" w:color="CCCCCC" w:sz="1"/>
+            </w:tcBorders>
+            <w:shd w:fill="1B2A4A" w:val="clear"/>
+            <w:tcMar>
+              <w:top w:type="dxa" w:w="80"/>
+              <w:left w:type="dxa" w:w="120"/>
+              <w:bottom w:type="dxa" w:w="80"/>
+              <w:right w:type="dxa" w:w="120"/>
+            </w:tcMar>
+          </w:tcPr>
+          <w:p>
+            <w:r>
+              <w:rPr>
+                <w:rFonts w:ascii="Arial" w:cs="Arial" w:eastAsia="Arial" w:hAnsi="Arial"/>
+                <w:b/>
+                <w:bCs/>
+                <w:color w:val="FFFFFF"/>
+                <w:sz w:val="20"/>
+                <w:szCs w:val="20"/>
+              </w:rPr>
+              <w:t xml:space="preserve">Inference (NIXL)</w:t>
+            </w:r>
+          </w:p>
+        </w:tc>
+      </w:tr>
+      <w:tr>
+        <w:tc>
+          <w:tcPr>
+            <w:tcW w:type="dxa" w:w="2000"/>
+            <w:tcBorders>
+              <w:top w:val="single" w:color="CCCCCC" w:sz="1"/>
+              <w:left w:val="single" w:color="CCCCCC" w:sz="1"/>
+              <w:bottom w:val="single" w:color="CCCCCC" w:sz="1"/>
+              <w:right w:val="single" w:color="CCCCCC" w:sz="1"/>
+            </w:tcBorders>
+            <w:shd w:fill="F2F6FA" w:val="clear"/>
+            <w:tcMar>
+              <w:top w:type="dxa" w:w="80"/>
+              <w:left w:type="dxa" w:w="120"/>
+              <w:bottom w:type="dxa" w:w="80"/>
+              <w:right w:type="dxa" w:w="120"/>
+            </w:tcMar>
+          </w:tcPr>
+          <w:p>
+            <w:r>
+              <w:rPr>
+                <w:rFonts w:ascii="Arial" w:cs="Arial" w:eastAsia="Arial" w:hAnsi="Arial"/>
+                <w:sz w:val="20"/>
+                <w:szCs w:val="20"/>
+              </w:rPr>
+              <w:t xml:space="preserve">Pattern</w:t>
+            </w:r>
+          </w:p>
+        </w:tc>
+        <w:tc>
+          <w:tcPr>
+            <w:tcW w:type="dxa" w:w="3680"/>
+            <w:tcBorders>
+              <w:top w:val="single" w:color="CCCCCC" w:sz="1"/>
+              <w:left w:val="single" w:color="CCCCCC" w:sz="1"/>
+              <w:bottom w:val="single" w:color="CCCCCC" w:sz="1"/>
+              <w:right w:val="single" w:color="CCCCCC" w:sz="1"/>
+            </w:tcBorders>
+            <w:shd w:fill="F2F6FA" w:val="clear"/>
+            <w:tcMar>
+              <w:top w:type="dxa" w:w="80"/>
+              <w:left w:type="dxa" w:w="120"/>
+              <w:bottom w:type="dxa" w:w="80"/>
+              <w:right w:type="dxa" w:w="120"/>
+            </w:tcMar>
+          </w:tcPr>
+          <w:p>
+            <w:r>
+              <w:rPr>
+                <w:rFonts w:ascii="Arial" w:cs="Arial" w:eastAsia="Arial" w:hAnsi="Arial"/>
+                <w:sz w:val="20"/>
+                <w:szCs w:val="20"/>
+              </w:rPr>
+              <w:t xml:space="preserve">Collective (AllReduce: all GPUs participate)</w:t>
+            </w:r>
+          </w:p>
+        </w:tc>
+        <w:tc>
+          <w:tcPr>
+            <w:tcW w:type="dxa" w:w="3680"/>
+            <w:tcBorders>
+              <w:top w:val="single" w:color="CCCCCC" w:sz="1"/>
+              <w:left w:val="single" w:color="CCCCCC" w:sz="1"/>
+              <w:bottom w:val="single" w:color="CCCCCC" w:sz="1"/>
+              <w:right w:val="single" w:color="CCCCCC" w:sz="1"/>
+            </w:tcBorders>
+            <w:shd w:fill="F2F6FA" w:val="clear"/>
+            <w:tcMar>
+              <w:top w:type="dxa" w:w="80"/>
+              <w:left w:type="dxa" w:w="120"/>
+              <w:bottom w:type="dxa" w:w="80"/>
+              <w:right w:type="dxa" w:w="120"/>
+            </w:tcMar>
+          </w:tcPr>
+          <w:p>
+            <w:r>
+              <w:rPr>
+                <w:rFonts w:ascii="Arial" w:cs="Arial" w:eastAsia="Arial" w:hAnsi="Arial"/>
+                <w:sz w:val="20"/>
+                <w:szCs w:val="20"/>
+              </w:rPr>
+              <w:t xml:space="preserve">Point-to-point (GPU A → GPU B)</w:t>
+            </w:r>
+          </w:p>
+        </w:tc>
+      </w:tr>
+      <w:tr>
+        <w:tc>
+          <w:tcPr>
+            <w:tcW w:type="dxa" w:w="2000"/>
+            <w:tcBorders>
+              <w:top w:val="single" w:color="CCCCCC" w:sz="1"/>
+              <w:left w:val="single" w:color="CCCCCC" w:sz="1"/>
+              <w:bottom w:val="single" w:color="CCCCCC" w:sz="1"/>
+              <w:right w:val="single" w:color="CCCCCC" w:sz="1"/>
+            </w:tcBorders>
+            <w:shd w:fill="FFFFFF" w:val="clear"/>
+            <w:tcMar>
+              <w:top w:type="dxa" w:w="80"/>
+              <w:left w:type="dxa" w:w="120"/>
+              <w:bottom w:type="dxa" w:w="80"/>
+              <w:right w:type="dxa" w:w="120"/>
+            </w:tcMar>
+          </w:tcPr>
+          <w:p>
+            <w:r>
+              <w:rPr>
+                <w:rFonts w:ascii="Arial" w:cs="Arial" w:eastAsia="Arial" w:hAnsi="Arial"/>
+                <w:sz w:val="20"/>
+                <w:szCs w:val="20"/>
+              </w:rPr>
+              <w:t xml:space="preserve">Timing</w:t>
+            </w:r>
+          </w:p>
+        </w:tc>
+        <w:tc>
+          <w:tcPr>
+            <w:tcW w:type="dxa" w:w="3680"/>
+            <w:tcBorders>
+              <w:top w:val="single" w:color="CCCCCC" w:sz="1"/>
+              <w:left w:val="single" w:color="CCCCCC" w:sz="1"/>
+              <w:bottom w:val="single" w:color="CCCCCC" w:sz="1"/>
+              <w:right w:val="single" w:color="CCCCCC" w:sz="1"/>
+            </w:tcBorders>
+            <w:shd w:fill="FFFFFF" w:val="clear"/>
+            <w:tcMar>
+              <w:top w:type="dxa" w:w="80"/>
+              <w:left w:type="dxa" w:w="120"/>
+              <w:bottom w:type="dxa" w:w="80"/>
+              <w:right w:type="dxa" w:w="120"/>
+            </w:tcMar>
+          </w:tcPr>
+          <w:p>
+            <w:r>
+              <w:rPr>
+                <w:rFonts w:ascii="Arial" w:cs="Arial" w:eastAsia="Arial" w:hAnsi="Arial"/>
+                <w:sz w:val="20"/>
+                <w:szCs w:val="20"/>
+              </w:rPr>
+              <w:t xml:space="preserve">Synchronous (all ranks in lockstep)</w:t>
+            </w:r>
+          </w:p>
+        </w:tc>
+        <w:tc>
+          <w:tcPr>
+            <w:tcW w:type="dxa" w:w="3680"/>
+            <w:tcBorders>
+              <w:top w:val="single" w:color="CCCCCC" w:sz="1"/>
+              <w:left w:val="single" w:color="CCCCCC" w:sz="1"/>
+              <w:bottom w:val="single" w:color="CCCCCC" w:sz="1"/>
+              <w:right w:val="single" w:color="CCCCCC" w:sz="1"/>
+            </w:tcBorders>
+            <w:shd w:fill="FFFFFF" w:val="clear"/>
+            <w:tcMar>
+              <w:top w:type="dxa" w:w="80"/>
+              <w:left w:type="dxa" w:w="120"/>
+              <w:bottom w:type="dxa" w:w="80"/>
+              <w:right w:type="dxa" w:w="120"/>
+            </w:tcMar>
+          </w:tcPr>
+          <w:p>
+            <w:r>
+              <w:rPr>
+                <w:rFonts w:ascii="Arial" w:cs="Arial" w:eastAsia="Arial" w:hAnsi="Arial"/>
+                <w:sz w:val="20"/>
+                <w:szCs w:val="20"/>
+              </w:rPr>
+              <w:t xml:space="preserve">Asynchronous (fire and forget)</w:t>
+            </w:r>
+          </w:p>
+        </w:tc>
+      </w:tr>
+      <w:tr>
+        <w:tc>
+          <w:tcPr>
+            <w:tcW w:type="dxa" w:w="2000"/>
+            <w:tcBorders>
+              <w:top w:val="single" w:color="CCCCCC" w:sz="1"/>
+              <w:left w:val="single" w:color="CCCCCC" w:sz="1"/>
+              <w:bottom w:val="single" w:color="CCCCCC" w:sz="1"/>
+              <w:right w:val="single" w:color="CCCCCC" w:sz="1"/>
+            </w:tcBorders>
+            <w:shd w:fill="F2F6FA" w:val="clear"/>
+            <w:tcMar>
+              <w:top w:type="dxa" w:w="80"/>
+              <w:left w:type="dxa" w:w="120"/>
+              <w:bottom w:type="dxa" w:w="80"/>
+              <w:right w:type="dxa" w:w="120"/>
+            </w:tcMar>
+          </w:tcPr>
+          <w:p>
+            <w:r>
+              <w:rPr>
+                <w:rFonts w:ascii="Arial" w:cs="Arial" w:eastAsia="Arial" w:hAnsi="Arial"/>
+                <w:sz w:val="20"/>
+                <w:szCs w:val="20"/>
+              </w:rPr>
+              <w:t xml:space="preserve">Participants</w:t>
+            </w:r>
+          </w:p>
+        </w:tc>
+        <w:tc>
+          <w:tcPr>
+            <w:tcW w:type="dxa" w:w="3680"/>
+            <w:tcBorders>
+              <w:top w:val="single" w:color="CCCCCC" w:sz="1"/>
+              <w:left w:val="single" w:color="CCCCCC" w:sz="1"/>
+              <w:bottom w:val="single" w:color="CCCCCC" w:sz="1"/>
+              <w:right w:val="single" w:color="CCCCCC" w:sz="1"/>
+            </w:tcBorders>
+            <w:shd w:fill="F2F6FA" w:val="clear"/>
+            <w:tcMar>
+              <w:top w:type="dxa" w:w="80"/>
+              <w:left w:type="dxa" w:w="120"/>
+              <w:bottom w:type="dxa" w:w="80"/>
+              <w:right w:type="dxa" w:w="120"/>
+            </w:tcMar>
+          </w:tcPr>
+          <w:p>
+            <w:r>
+              <w:rPr>
+                <w:rFonts w:ascii="Arial" w:cs="Arial" w:eastAsia="Arial" w:hAnsi="Arial"/>
+                <w:sz w:val="20"/>
+                <w:szCs w:val="20"/>
+              </w:rPr>
+              <w:t xml:space="preserve">Static (same ranks every step)</w:t>
+            </w:r>
+          </w:p>
+        </w:tc>
+        <w:tc>
+          <w:tcPr>
+            <w:tcW w:type="dxa" w:w="3680"/>
+            <w:tcBorders>
+              <w:top w:val="single" w:color="CCCCCC" w:sz="1"/>
+              <w:left w:val="single" w:color="CCCCCC" w:sz="1"/>
+              <w:bottom w:val="single" w:color="CCCCCC" w:sz="1"/>
+              <w:right w:val="single" w:color="CCCCCC" w:sz="1"/>
+            </w:tcBorders>
+            <w:shd w:fill="F2F6FA" w:val="clear"/>
+            <w:tcMar>
+              <w:top w:type="dxa" w:w="80"/>
+              <w:left w:type="dxa" w:w="120"/>
+              <w:bottom w:type="dxa" w:w="80"/>
+              <w:right w:type="dxa" w:w="120"/>
+            </w:tcMar>
+          </w:tcPr>
+          <w:p>
+            <w:r>
+              <w:rPr>
+                <w:rFonts w:ascii="Arial" w:cs="Arial" w:eastAsia="Arial" w:hAnsi="Arial"/>
+                <w:sz w:val="20"/>
+                <w:szCs w:val="20"/>
+              </w:rPr>
+              <w:t xml:space="preserve">Dynamic (workers scale up/down with load)</w:t>
+            </w:r>
+          </w:p>
+        </w:tc>
+      </w:tr>
+      <w:tr>
+        <w:tc>
+          <w:tcPr>
+            <w:tcW w:type="dxa" w:w="2000"/>
+            <w:tcBorders>
+              <w:top w:val="single" w:color="CCCCCC" w:sz="1"/>
+              <w:left w:val="single" w:color="CCCCCC" w:sz="1"/>
+              <w:bottom w:val="single" w:color="CCCCCC" w:sz="1"/>
+              <w:right w:val="single" w:color="CCCCCC" w:sz="1"/>
+            </w:tcBorders>
+            <w:shd w:fill="FFFFFF" w:val="clear"/>
+            <w:tcMar>
+              <w:top w:type="dxa" w:w="80"/>
+              <w:left w:type="dxa" w:w="120"/>
+              <w:bottom w:type="dxa" w:w="80"/>
+              <w:right w:type="dxa" w:w="120"/>
+            </w:tcMar>
+          </w:tcPr>
+          <w:p>
+            <w:r>
+              <w:rPr>
+                <w:rFonts w:ascii="Arial" w:cs="Arial" w:eastAsia="Arial" w:hAnsi="Arial"/>
+                <w:sz w:val="20"/>
+                <w:szCs w:val="20"/>
+              </w:rPr>
+              <w:t xml:space="preserve">Data movement</w:t>
+            </w:r>
+          </w:p>
+        </w:tc>
+        <w:tc>
+          <w:tcPr>
+            <w:tcW w:type="dxa" w:w="3680"/>
+            <w:tcBorders>
+              <w:top w:val="single" w:color="CCCCCC" w:sz="1"/>
+              <w:left w:val="single" w:color="CCCCCC" w:sz="1"/>
+              <w:bottom w:val="single" w:color="CCCCCC" w:sz="1"/>
+              <w:right w:val="single" w:color="CCCCCC" w:sz="1"/>
+            </w:tcBorders>
+            <w:shd w:fill="FFFFFF" w:val="clear"/>
+            <w:tcMar>
+              <w:top w:type="dxa" w:w="80"/>
+              <w:left w:type="dxa" w:w="120"/>
+              <w:bottom w:type="dxa" w:w="80"/>
+              <w:right w:type="dxa" w:w="120"/>
+            </w:tcMar>
+          </w:tcPr>
+          <w:p>
+            <w:r>
+              <w:rPr>
+                <w:rFonts w:ascii="Arial" w:cs="Arial" w:eastAsia="Arial" w:hAnsi="Arial"/>
+                <w:sz w:val="20"/>
+                <w:szCs w:val="20"/>
+              </w:rPr>
+              <w:t xml:space="preserve">Gradients: GPU → GPU only</w:t>
+            </w:r>
+          </w:p>
+        </w:tc>
+        <w:tc>
+          <w:tcPr>
+            <w:tcW w:type="dxa" w:w="3680"/>
+            <w:tcBorders>
+              <w:top w:val="single" w:color="CCCCCC" w:sz="1"/>
+              <w:left w:val="single" w:color="CCCCCC" w:sz="1"/>
+              <w:bottom w:val="single" w:color="CCCCCC" w:sz="1"/>
+              <w:right w:val="single" w:color="CCCCCC" w:sz="1"/>
+            </w:tcBorders>
+            <w:shd w:fill="FFFFFF" w:val="clear"/>
+            <w:tcMar>
+              <w:top w:type="dxa" w:w="80"/>
+              <w:left w:type="dxa" w:w="120"/>
+              <w:bottom w:type="dxa" w:w="80"/>
+              <w:right w:type="dxa" w:w="120"/>
+            </w:tcMar>
+          </w:tcPr>
+          <w:p>
+            <w:r>
+              <w:rPr>
+                <w:rFonts w:ascii="Arial" w:cs="Arial" w:eastAsia="Arial" w:hAnsi="Arial"/>
+                <w:sz w:val="20"/>
+                <w:szCs w:val="20"/>
+              </w:rPr>
+              <w:t xml:space="preserve">KV-cache: GPU → GPU, CPU, SSD, S3, Azure</w:t>
+            </w:r>
+          </w:p>
+        </w:tc>
+      </w:tr>
+      <w:tr>
+        <w:tc>
+          <w:tcPr>
+            <w:tcW w:type="dxa" w:w="2000"/>
+            <w:tcBorders>
+              <w:top w:val="single" w:color="CCCCCC" w:sz="1"/>
+              <w:left w:val="single" w:color="CCCCCC" w:sz="1"/>
+              <w:bottom w:val="single" w:color="CCCCCC" w:sz="1"/>
+              <w:right w:val="single" w:color="CCCCCC" w:sz="1"/>
+            </w:tcBorders>
+            <w:shd w:fill="F2F6FA" w:val="clear"/>
+            <w:tcMar>
+              <w:top w:type="dxa" w:w="80"/>
+              <w:left w:type="dxa" w:w="120"/>
+              <w:bottom w:type="dxa" w:w="80"/>
+              <w:right w:type="dxa" w:w="120"/>
+            </w:tcMar>
+          </w:tcPr>
+          <w:p>
+            <w:r>
+              <w:rPr>
+                <w:rFonts w:ascii="Arial" w:cs="Arial" w:eastAsia="Arial" w:hAnsi="Arial"/>
+                <w:sz w:val="20"/>
+                <w:szCs w:val="20"/>
+              </w:rPr>
+              <w:t xml:space="preserve">Failure handling</w:t>
+            </w:r>
+          </w:p>
+        </w:tc>
+        <w:tc>
+          <w:tcPr>
+            <w:tcW w:type="dxa" w:w="3680"/>
+            <w:tcBorders>
+              <w:top w:val="single" w:color="CCCCCC" w:sz="1"/>
+              <w:left w:val="single" w:color="CCCCCC" w:sz="1"/>
+              <w:bottom w:val="single" w:color="CCCCCC" w:sz="1"/>
+              <w:right w:val="single" w:color="CCCCCC" w:sz="1"/>
+            </w:tcBorders>
+            <w:shd w:fill="F2F6FA" w:val="clear"/>
+            <w:tcMar>
+              <w:top w:type="dxa" w:w="80"/>
+              <w:left w:type="dxa" w:w="120"/>
+              <w:bottom w:type="dxa" w:w="80"/>
+              <w:right w:type="dxa" w:w="120"/>
+            </w:tcMar>
+          </w:tcPr>
+          <w:p>
+            <w:r>
+              <w:rPr>
+                <w:rFonts w:ascii="Arial" w:cs="Arial" w:eastAsia="Arial" w:hAnsi="Arial"/>
+                <w:sz w:val="20"/>
+                <w:szCs w:val="20"/>
+              </w:rPr>
+              <w:t xml:space="preserve">Job crashes if one rank fails</w:t>
+            </w:r>
+          </w:p>
+        </w:tc>
+        <w:tc>
+          <w:tcPr>
+            <w:tcW w:type="dxa" w:w="3680"/>
+            <w:tcBorders>
+              <w:top w:val="single" w:color="CCCCCC" w:sz="1"/>
+              <w:left w:val="single" w:color="CCCCCC" w:sz="1"/>
+              <w:bottom w:val="single" w:color="CCCCCC" w:sz="1"/>
+              <w:right w:val="single" w:color="CCCCCC" w:sz="1"/>
+            </w:tcBorders>
+            <w:shd w:fill="F2F6FA" w:val="clear"/>
+            <w:tcMar>
+              <w:top w:type="dxa" w:w="80"/>
+              <w:left w:type="dxa" w:w="120"/>
+              <w:bottom w:type="dxa" w:w="80"/>
+              <w:right w:type="dxa" w:w="120"/>
+            </w:tcMar>
+          </w:tcPr>
+          <w:p>
+            <w:r>
+              <w:rPr>
+                <w:rFonts w:ascii="Arial" w:cs="Arial" w:eastAsia="Arial" w:hAnsi="Arial"/>
+                <w:sz w:val="20"/>
+                <w:szCs w:val="20"/>
+              </w:rPr>
+              <w:t xml:space="preserve">Graceful degradation (24/7 service)</w:t>
+            </w:r>
+          </w:p>
+        </w:tc>
+      </w:tr>
+    </w:tbl>
+    <w:p>
+      <w:pPr>
+        <w:pStyle w:val="Heading2"/>
+        <w:spacing w:before="280" w:after="160"/>
+      </w:pPr>
+      <w:r>
+        <w:rPr>
+          <w:rFonts w:ascii="Arial" w:cs="Arial" w:eastAsia="Arial" w:hAnsi="Arial"/>
+          <w:b/>
+          <w:bCs/>
+          <w:color w:val="2E5090"/>
+          <w:sz w:val="26"/>
+          <w:szCs w:val="26"/>
+        </w:rPr>
+        <w:t xml:space="preserve">14.3 Why KV-Cache Spills Beyond GPU Memory</w:t>
+      </w:r>
+    </w:p>
+    <w:p>
+      <w:pPr>
+        <w:spacing w:after="160"/>
+      </w:pPr>
+      <w:r>
+        <w:rPr>
+          <w:rFonts w:ascii="Arial" w:cs="Arial" w:eastAsia="Arial" w:hAnsi="Arial"/>
+          <w:sz w:val="22"/>
+          <w:szCs w:val="22"/>
+        </w:rPr>
+        <w:t xml:space="preserve">KV-cache grows linearly with tokens and concurrent users. Even large GPU servers run out of VRAM quickly in production:</w:t>
+      </w:r>
+    </w:p>
+    <w:p>
+      <w:pPr>
+        <w:pBdr>
+          <w:left w:val="single" w:color="2E5090" w:sz="3" w:space="8"/>
+        </w:pBdr>
+        <w:spacing w:after="120"/>
+        <w:ind w:left="360"/>
+      </w:pPr>
+      <w:r>
+        <w:rPr>
+          <w:rFonts w:ascii="Consolas" w:cs="Consolas" w:eastAsia="Consolas" w:hAnsi="Consolas"/>
+          <w:sz w:val="18"/>
+          <w:szCs w:val="18"/>
+        </w:rPr>
+        <w:t xml:space="preserve">Llama 70B KV-cache: 320 KB per token per user</w:t>
+      </w:r>
+    </w:p>
+    <w:p>
+      <w:pPr>
+        <w:pBdr>
+          <w:left w:val="single" w:color="2E5090" w:sz="3" w:space="8"/>
+        </w:pBdr>
+        <w:spacing w:after="120"/>
+        <w:ind w:left="360"/>
+      </w:pPr>
+      <w:r>
+        <w:rPr>
+          <w:rFonts w:ascii="Consolas" w:cs="Consolas" w:eastAsia="Consolas" w:hAnsi="Consolas"/>
+          <w:sz w:val="18"/>
+          <w:szCs w:val="18"/>
+        </w:rPr>
+        <w:t xml:space="preserve"/>
+      </w:r>
+    </w:p>
+    <w:p>
+      <w:pPr>
+        <w:pBdr>
+          <w:left w:val="single" w:color="2E5090" w:sz="3" w:space="8"/>
+        </w:pBdr>
+        <w:spacing w:after="120"/>
+        <w:ind w:left="360"/>
+      </w:pPr>
+      <w:r>
+        <w:rPr>
+          <w:rFonts w:ascii="Consolas" w:cs="Consolas" w:eastAsia="Consolas" w:hAnsi="Consolas"/>
+          <w:sz w:val="18"/>
+          <w:szCs w:val="18"/>
+        </w:rPr>
+        <w:t xml:space="preserve">One user, 4K context:        320 KB × 4,000   = 1.28 GB</w:t>
+      </w:r>
+    </w:p>
+    <w:p>
+      <w:pPr>
+        <w:pBdr>
+          <w:left w:val="single" w:color="2E5090" w:sz="3" w:space="8"/>
+        </w:pBdr>
+        <w:spacing w:after="120"/>
+        <w:ind w:left="360"/>
+      </w:pPr>
+      <w:r>
+        <w:rPr>
+          <w:rFonts w:ascii="Consolas" w:cs="Consolas" w:eastAsia="Consolas" w:hAnsi="Consolas"/>
+          <w:sz w:val="18"/>
+          <w:szCs w:val="18"/>
+        </w:rPr>
+        <w:t xml:space="preserve">One user, 128K context:      320 KB × 128,000 = 40 GB   ← exceeds one H100!</w:t>
+      </w:r>
+    </w:p>
+    <w:p>
+      <w:pPr>
+        <w:pBdr>
+          <w:left w:val="single" w:color="2E5090" w:sz="3" w:space="8"/>
+        </w:pBdr>
+        <w:spacing w:after="120"/>
+        <w:ind w:left="360"/>
+      </w:pPr>
+      <w:r>
+        <w:rPr>
+          <w:rFonts w:ascii="Consolas" w:cs="Consolas" w:eastAsia="Consolas" w:hAnsi="Consolas"/>
+          <w:sz w:val="18"/>
+          <w:szCs w:val="18"/>
+        </w:rPr>
+        <w:t xml:space="preserve"/>
+      </w:r>
+    </w:p>
+    <w:p>
+      <w:pPr>
+        <w:pBdr>
+          <w:left w:val="single" w:color="2E5090" w:sz="3" w:space="8"/>
+        </w:pBdr>
+        <w:spacing w:after="120"/>
+        <w:ind w:left="360"/>
+      </w:pPr>
+      <w:r>
+        <w:rPr>
+          <w:rFonts w:ascii="Consolas" w:cs="Consolas" w:eastAsia="Consolas" w:hAnsi="Consolas"/>
+          <w:sz w:val="18"/>
+          <w:szCs w:val="18"/>
+        </w:rPr>
+        <w:t xml:space="preserve">50 users × 4K context:       50 × 1.28 GB  = 64 GB</w:t>
+      </w:r>
+    </w:p>
+    <w:p>
+      <w:pPr>
+        <w:pBdr>
+          <w:left w:val="single" w:color="2E5090" w:sz="3" w:space="8"/>
+        </w:pBdr>
+        <w:spacing w:after="120"/>
+        <w:ind w:left="360"/>
+      </w:pPr>
+      <w:r>
+        <w:rPr>
+          <w:rFonts w:ascii="Consolas" w:cs="Consolas" w:eastAsia="Consolas" w:hAnsi="Consolas"/>
+          <w:sz w:val="18"/>
+          <w:szCs w:val="18"/>
+        </w:rPr>
+        <w:t xml:space="preserve">200 users × 4K context:      200 × 1.28 GB = 256 GB</w:t>
+      </w:r>
+    </w:p>
+    <w:p>
+      <w:pPr>
+        <w:pBdr>
+          <w:left w:val="single" w:color="2E5090" w:sz="3" w:space="8"/>
+        </w:pBdr>
+        <w:spacing w:after="120"/>
+        <w:ind w:left="360"/>
+      </w:pPr>
+      <w:r>
+        <w:rPr>
+          <w:rFonts w:ascii="Consolas" w:cs="Consolas" w:eastAsia="Consolas" w:hAnsi="Consolas"/>
+          <w:sz w:val="18"/>
+          <w:szCs w:val="18"/>
+        </w:rPr>
+        <w:t xml:space="preserve"/>
+      </w:r>
+    </w:p>
+    <w:p>
+      <w:pPr>
+        <w:pBdr>
+          <w:left w:val="single" w:color="2E5090" w:sz="3" w:space="8"/>
+        </w:pBdr>
+        <w:spacing w:after="120"/>
+        <w:ind w:left="360"/>
+      </w:pPr>
+      <w:r>
+        <w:rPr>
+          <w:rFonts w:ascii="Consolas" w:cs="Consolas" w:eastAsia="Consolas" w:hAnsi="Consolas"/>
+          <w:sz w:val="18"/>
+          <w:szCs w:val="18"/>
+        </w:rPr>
+        <w:t xml:space="preserve">Model weights alone:         70B × 2 bytes  = 140 GB</w:t>
+      </w:r>
+    </w:p>
+    <w:p>
+      <w:pPr>
+        <w:pBdr>
+          <w:left w:val="single" w:color="2E5090" w:sz="3" w:space="8"/>
+        </w:pBdr>
+        <w:spacing w:after="120"/>
+        <w:ind w:left="360"/>
+      </w:pPr>
+      <w:r>
+        <w:rPr>
+          <w:rFonts w:ascii="Consolas" w:cs="Consolas" w:eastAsia="Consolas" w:hAnsi="Consolas"/>
+          <w:sz w:val="18"/>
+          <w:szCs w:val="18"/>
+        </w:rPr>
+        <w:t xml:space="preserve">H100 80GB VRAM:              80 GB total</w:t>
+      </w:r>
+    </w:p>
+    <w:p>
+      <w:pPr>
+        <w:pBdr>
+          <w:left w:val="single" w:color="2E5090" w:sz="3" w:space="8"/>
+        </w:pBdr>
+        <w:spacing w:after="120"/>
+        <w:ind w:left="360"/>
+      </w:pPr>
+      <w:r>
+        <w:rPr>
+          <w:rFonts w:ascii="Consolas" w:cs="Consolas" w:eastAsia="Consolas" w:hAnsi="Consolas"/>
+          <w:sz w:val="18"/>
+          <w:szCs w:val="18"/>
+        </w:rPr>
+        <w:t xml:space="preserve">8× H100 server:              640 GB total</w:t>
+      </w:r>
+    </w:p>
+    <w:p>
+      <w:pPr>
+        <w:pBdr>
+          <w:left w:val="single" w:color="2E5090" w:sz="3" w:space="8"/>
+        </w:pBdr>
+        <w:spacing w:after="120"/>
+        <w:ind w:left="360"/>
+      </w:pPr>
+      <w:r>
+        <w:rPr>
+          <w:rFonts w:ascii="Consolas" w:cs="Consolas" w:eastAsia="Consolas" w:hAnsi="Consolas"/>
+          <w:sz w:val="18"/>
+          <w:szCs w:val="18"/>
+        </w:rPr>
+        <w:t xml:space="preserve">200 users + weights:         256 + 140 = 396 GB  ← need tiered storage</w:t>
+      </w:r>
+    </w:p>
+    <w:p>
+      <w:pPr>
+        <w:pStyle w:val="Heading2"/>
+        <w:spacing w:before="280" w:after="160"/>
+      </w:pPr>
+      <w:r>
+        <w:rPr>
+          <w:rFonts w:ascii="Arial" w:cs="Arial" w:eastAsia="Arial" w:hAnsi="Arial"/>
+          <w:b/>
+          <w:bCs/>
+          <w:color w:val="2E5090"/>
+          <w:sz w:val="26"/>
+          <w:szCs w:val="26"/>
+        </w:rPr>
+        <w:t xml:space="preserve">14.4 KV-Cache Memory Tiering</w:t>
+      </w:r>
+    </w:p>
+    <w:p>
+      <w:pPr>
+        <w:spacing w:after="160"/>
+      </w:pPr>
+      <w:r>
+        <w:rPr>
+          <w:rFonts w:ascii="Arial" w:cs="Arial" w:eastAsia="Arial" w:hAnsi="Arial"/>
+          <w:sz w:val="22"/>
+          <w:szCs w:val="22"/>
+        </w:rPr>
+        <w:t xml:space="preserve">The KV Block Manager decides where to store each user's cache based on how likely they are to return soon. NIXL handles the actual data movement across all tiers through a single API:</w:t>
+      </w:r>
+    </w:p>
+    <w:tbl>
+      <w:tblPr>
+        <w:tblW w:type="dxa" w:w="9360"/>
+        <w:tblBorders>
+          <w:top w:val="single" w:color="auto" w:sz="4"/>
+          <w:left w:val="single" w:color="auto" w:sz="4"/>
+          <w:bottom w:val="single" w:color="auto" w:sz="4"/>
+          <w:right w:val="single" w:color="auto" w:sz="4"/>
+          <w:insideH w:val="single" w:color="auto" w:sz="4"/>
+          <w:insideV w:val="single" w:color="auto" w:sz="4"/>
+        </w:tblBorders>
+      </w:tblPr>
+      <w:tblGrid>
+        <w:gridCol w:w="600"/>
+        <w:gridCol w:w="1400"/>
+        <w:gridCol w:w="1200"/>
+        <w:gridCol w:w="1400"/>
+        <w:gridCol w:w="2600"/>
+        <w:gridCol w:w="2160"/>
+      </w:tblGrid>
+      <w:tr>
+        <w:tc>
+          <w:tcPr>
+            <w:tcW w:type="dxa" w:w="600"/>
+            <w:tcBorders>
+              <w:top w:val="single" w:color="CCCCCC" w:sz="1"/>
+              <w:left w:val="single" w:color="CCCCCC" w:sz="1"/>
+              <w:bottom w:val="single" w:color="CCCCCC" w:sz="1"/>
+              <w:right w:val="single" w:color="CCCCCC" w:sz="1"/>
+            </w:tcBorders>
+            <w:shd w:fill="1B2A4A" w:val="clear"/>
+            <w:tcMar>
+              <w:top w:type="dxa" w:w="80"/>
+              <w:left w:type="dxa" w:w="120"/>
+              <w:bottom w:type="dxa" w:w="80"/>
+              <w:right w:type="dxa" w:w="120"/>
+            </w:tcMar>
+          </w:tcPr>
+          <w:p>
+            <w:r>
+              <w:rPr>
+                <w:rFonts w:ascii="Arial" w:cs="Arial" w:eastAsia="Arial" w:hAnsi="Arial"/>
+                <w:b/>
+                <w:bCs/>
+                <w:color w:val="FFFFFF"/>
+                <w:sz w:val="20"/>
+                <w:szCs w:val="20"/>
+              </w:rPr>
+              <w:t xml:space="preserve">Tier</w:t>
+            </w:r>
+          </w:p>
+        </w:tc>
+        <w:tc>
+          <w:tcPr>
+            <w:tcW w:type="dxa" w:w="1400"/>
+            <w:tcBorders>
+              <w:top w:val="single" w:color="CCCCCC" w:sz="1"/>
+              <w:left w:val="single" w:color="CCCCCC" w:sz="1"/>
+              <w:bottom w:val="single" w:color="CCCCCC" w:sz="1"/>
+              <w:right w:val="single" w:color="CCCCCC" w:sz="1"/>
+            </w:tcBorders>
+            <w:shd w:fill="1B2A4A" w:val="clear"/>
+            <w:tcMar>
+              <w:top w:type="dxa" w:w="80"/>
+              <w:left w:type="dxa" w:w="120"/>
+              <w:bottom w:type="dxa" w:w="80"/>
+              <w:right w:type="dxa" w:w="120"/>
+            </w:tcMar>
+          </w:tcPr>
+          <w:p>
+            <w:r>
+              <w:rPr>
+                <w:rFonts w:ascii="Arial" w:cs="Arial" w:eastAsia="Arial" w:hAnsi="Arial"/>
+                <w:b/>
+                <w:bCs/>
+                <w:color w:val="FFFFFF"/>
+                <w:sz w:val="20"/>
+                <w:szCs w:val="20"/>
+              </w:rPr>
+              <w:t xml:space="preserve">Medium</w:t>
+            </w:r>
+          </w:p>
+        </w:tc>
+        <w:tc>
+          <w:tcPr>
+            <w:tcW w:type="dxa" w:w="1200"/>
+            <w:tcBorders>
+              <w:top w:val="single" w:color="CCCCCC" w:sz="1"/>
+              <w:left w:val="single" w:color="CCCCCC" w:sz="1"/>
+              <w:bottom w:val="single" w:color="CCCCCC" w:sz="1"/>
+              <w:right w:val="single" w:color="CCCCCC" w:sz="1"/>
+            </w:tcBorders>
+            <w:shd w:fill="1B2A4A" w:val="clear"/>
+            <w:tcMar>
+              <w:top w:type="dxa" w:w="80"/>
+              <w:left w:type="dxa" w:w="120"/>
+              <w:bottom w:type="dxa" w:w="80"/>
+              <w:right w:type="dxa" w:w="120"/>
+            </w:tcMar>
+          </w:tcPr>
+          <w:p>
+            <w:r>
+              <w:rPr>
+                <w:rFonts w:ascii="Arial" w:cs="Arial" w:eastAsia="Arial" w:hAnsi="Arial"/>
+                <w:b/>
+                <w:bCs/>
+                <w:color w:val="FFFFFF"/>
+                <w:sz w:val="20"/>
+                <w:szCs w:val="20"/>
+              </w:rPr>
+              <w:t xml:space="preserve">Bandwidth</w:t>
+            </w:r>
+          </w:p>
+        </w:tc>
+        <w:tc>
+          <w:tcPr>
+            <w:tcW w:type="dxa" w:w="1400"/>
+            <w:tcBorders>
+              <w:top w:val="single" w:color="CCCCCC" w:sz="1"/>
+              <w:left w:val="single" w:color="CCCCCC" w:sz="1"/>
+              <w:bottom w:val="single" w:color="CCCCCC" w:sz="1"/>
+              <w:right w:val="single" w:color="CCCCCC" w:sz="1"/>
+            </w:tcBorders>
+            <w:shd w:fill="1B2A4A" w:val="clear"/>
+            <w:tcMar>
+              <w:top w:type="dxa" w:w="80"/>
+              <w:left w:type="dxa" w:w="120"/>
+              <w:bottom w:type="dxa" w:w="80"/>
+              <w:right w:type="dxa" w:w="120"/>
+            </w:tcMar>
+          </w:tcPr>
+          <w:p>
+            <w:r>
+              <w:rPr>
+                <w:rFonts w:ascii="Arial" w:cs="Arial" w:eastAsia="Arial" w:hAnsi="Arial"/>
+                <w:b/>
+                <w:bCs/>
+                <w:color w:val="FFFFFF"/>
+                <w:sz w:val="20"/>
+                <w:szCs w:val="20"/>
+              </w:rPr>
+              <w:t xml:space="preserve">Capacity</w:t>
+            </w:r>
+          </w:p>
+        </w:tc>
+        <w:tc>
+          <w:tcPr>
+            <w:tcW w:type="dxa" w:w="2600"/>
+            <w:tcBorders>
+              <w:top w:val="single" w:color="CCCCCC" w:sz="1"/>
+              <w:left w:val="single" w:color="CCCCCC" w:sz="1"/>
+              <w:bottom w:val="single" w:color="CCCCCC" w:sz="1"/>
+              <w:right w:val="single" w:color="CCCCCC" w:sz="1"/>
+            </w:tcBorders>
+            <w:shd w:fill="1B2A4A" w:val="clear"/>
+            <w:tcMar>
+              <w:top w:type="dxa" w:w="80"/>
+              <w:left w:type="dxa" w:w="120"/>
+              <w:bottom w:type="dxa" w:w="80"/>
+              <w:right w:type="dxa" w:w="120"/>
+            </w:tcMar>
+          </w:tcPr>
+          <w:p>
+            <w:r>
+              <w:rPr>
+                <w:rFonts w:ascii="Arial" w:cs="Arial" w:eastAsia="Arial" w:hAnsi="Arial"/>
+                <w:b/>
+                <w:bCs/>
+                <w:color w:val="FFFFFF"/>
+                <w:sz w:val="20"/>
+                <w:szCs w:val="20"/>
+              </w:rPr>
+              <w:t xml:space="preserve">What Lives Here</w:t>
+            </w:r>
+          </w:p>
+        </w:tc>
+        <w:tc>
+          <w:tcPr>
+            <w:tcW w:type="dxa" w:w="2160"/>
+            <w:tcBorders>
+              <w:top w:val="single" w:color="CCCCCC" w:sz="1"/>
+              <w:left w:val="single" w:color="CCCCCC" w:sz="1"/>
+              <w:bottom w:val="single" w:color="CCCCCC" w:sz="1"/>
+              <w:right w:val="single" w:color="CCCCCC" w:sz="1"/>
+            </w:tcBorders>
+            <w:shd w:fill="1B2A4A" w:val="clear"/>
+            <w:tcMar>
+              <w:top w:type="dxa" w:w="80"/>
+              <w:left w:type="dxa" w:w="120"/>
+              <w:bottom w:type="dxa" w:w="80"/>
+              <w:right w:type="dxa" w:w="120"/>
+            </w:tcMar>
+          </w:tcPr>
+          <w:p>
+            <w:r>
+              <w:rPr>
+                <w:rFonts w:ascii="Arial" w:cs="Arial" w:eastAsia="Arial" w:hAnsi="Arial"/>
+                <w:b/>
+                <w:bCs/>
+                <w:color w:val="FFFFFF"/>
+                <w:sz w:val="20"/>
+                <w:szCs w:val="20"/>
+              </w:rPr>
+              <w:t xml:space="preserve">Reload Latency</w:t>
+            </w:r>
+          </w:p>
+        </w:tc>
+      </w:tr>
+      <w:tr>
+        <w:tc>
+          <w:tcPr>
+            <w:tcW w:type="dxa" w:w="600"/>
+            <w:tcBorders>
+              <w:top w:val="single" w:color="CCCCCC" w:sz="1"/>
+              <w:left w:val="single" w:color="CCCCCC" w:sz="1"/>
+              <w:bottom w:val="single" w:color="CCCCCC" w:sz="1"/>
+              <w:right w:val="single" w:color="CCCCCC" w:sz="1"/>
+            </w:tcBorders>
+            <w:shd w:fill="F2F6FA" w:val="clear"/>
+            <w:tcMar>
+              <w:top w:type="dxa" w:w="80"/>
+              <w:left w:type="dxa" w:w="120"/>
+              <w:bottom w:type="dxa" w:w="80"/>
+              <w:right w:type="dxa" w:w="120"/>
+            </w:tcMar>
+          </w:tcPr>
+          <w:p>
+            <w:r>
+              <w:rPr>
+                <w:rFonts w:ascii="Arial" w:cs="Arial" w:eastAsia="Arial" w:hAnsi="Arial"/>
+                <w:sz w:val="20"/>
+                <w:szCs w:val="20"/>
+              </w:rPr>
+              <w:t xml:space="preserve">1</w:t>
+            </w:r>
+          </w:p>
+        </w:tc>
+        <w:tc>
+          <w:tcPr>
+            <w:tcW w:type="dxa" w:w="1400"/>
+            <w:tcBorders>
+              <w:top w:val="single" w:color="CCCCCC" w:sz="1"/>
+              <w:left w:val="single" w:color="CCCCCC" w:sz="1"/>
+              <w:bottom w:val="single" w:color="CCCCCC" w:sz="1"/>
+              <w:right w:val="single" w:color="CCCCCC" w:sz="1"/>
+            </w:tcBorders>
+            <w:shd w:fill="F2F6FA" w:val="clear"/>
+            <w:tcMar>
+              <w:top w:type="dxa" w:w="80"/>
+              <w:left w:type="dxa" w:w="120"/>
+              <w:bottom w:type="dxa" w:w="80"/>
+              <w:right w:type="dxa" w:w="120"/>
+            </w:tcMar>
+          </w:tcPr>
+          <w:p>
+            <w:r>
+              <w:rPr>
+                <w:rFonts w:ascii="Arial" w:cs="Arial" w:eastAsia="Arial" w:hAnsi="Arial"/>
+                <w:sz w:val="20"/>
+                <w:szCs w:val="20"/>
+              </w:rPr>
+              <w:t xml:space="preserve">GPU HBM</w:t>
+            </w:r>
+          </w:p>
+        </w:tc>
+        <w:tc>
+          <w:tcPr>
+            <w:tcW w:type="dxa" w:w="1200"/>
+            <w:tcBorders>
+              <w:top w:val="single" w:color="CCCCCC" w:sz="1"/>
+              <w:left w:val="single" w:color="CCCCCC" w:sz="1"/>
+              <w:bottom w:val="single" w:color="CCCCCC" w:sz="1"/>
+              <w:right w:val="single" w:color="CCCCCC" w:sz="1"/>
+            </w:tcBorders>
+            <w:shd w:fill="F2F6FA" w:val="clear"/>
+            <w:tcMar>
+              <w:top w:type="dxa" w:w="80"/>
+              <w:left w:type="dxa" w:w="120"/>
+              <w:bottom w:type="dxa" w:w="80"/>
+              <w:right w:type="dxa" w:w="120"/>
+            </w:tcMar>
+          </w:tcPr>
+          <w:p>
+            <w:r>
+              <w:rPr>
+                <w:rFonts w:ascii="Arial" w:cs="Arial" w:eastAsia="Arial" w:hAnsi="Arial"/>
+                <w:sz w:val="20"/>
+                <w:szCs w:val="20"/>
+              </w:rPr>
+              <w:t xml:space="preserve">~3 TB/s</w:t>
+            </w:r>
+          </w:p>
+        </w:tc>
+        <w:tc>
+          <w:tcPr>
+            <w:tcW w:type="dxa" w:w="1400"/>
+            <w:tcBorders>
+              <w:top w:val="single" w:color="CCCCCC" w:sz="1"/>
+              <w:left w:val="single" w:color="CCCCCC" w:sz="1"/>
+              <w:bottom w:val="single" w:color="CCCCCC" w:sz="1"/>
+              <w:right w:val="single" w:color="CCCCCC" w:sz="1"/>
+            </w:tcBorders>
+            <w:shd w:fill="F2F6FA" w:val="clear"/>
+            <w:tcMar>
+              <w:top w:type="dxa" w:w="80"/>
+              <w:left w:type="dxa" w:w="120"/>
+              <w:bottom w:type="dxa" w:w="80"/>
+              <w:right w:type="dxa" w:w="120"/>
+            </w:tcMar>
+          </w:tcPr>
+          <w:p>
+            <w:r>
+              <w:rPr>
+                <w:rFonts w:ascii="Arial" w:cs="Arial" w:eastAsia="Arial" w:hAnsi="Arial"/>
+                <w:sz w:val="20"/>
+                <w:szCs w:val="20"/>
+              </w:rPr>
+              <w:t xml:space="preserve">80 GB (H100)</w:t>
+            </w:r>
+          </w:p>
+        </w:tc>
+        <w:tc>
+          <w:tcPr>
+            <w:tcW w:type="dxa" w:w="2600"/>
+            <w:tcBorders>
+              <w:top w:val="single" w:color="CCCCCC" w:sz="1"/>
+              <w:left w:val="single" w:color="CCCCCC" w:sz="1"/>
+              <w:bottom w:val="single" w:color="CCCCCC" w:sz="1"/>
+              <w:right w:val="single" w:color="CCCCCC" w:sz="1"/>
+            </w:tcBorders>
+            <w:shd w:fill="F2F6FA" w:val="clear"/>
+            <w:tcMar>
+              <w:top w:type="dxa" w:w="80"/>
+              <w:left w:type="dxa" w:w="120"/>
+              <w:bottom w:type="dxa" w:w="80"/>
+              <w:right w:type="dxa" w:w="120"/>
+            </w:tcMar>
+          </w:tcPr>
+          <w:p>
+            <w:r>
+              <w:rPr>
+                <w:rFonts w:ascii="Arial" w:cs="Arial" w:eastAsia="Arial" w:hAnsi="Arial"/>
+                <w:sz w:val="20"/>
+                <w:szCs w:val="20"/>
+              </w:rPr>
+              <w:t xml:space="preserve">Active users generating tokens</w:t>
+            </w:r>
+          </w:p>
+        </w:tc>
+        <w:tc>
+          <w:tcPr>
+            <w:tcW w:type="dxa" w:w="2160"/>
+            <w:tcBorders>
+              <w:top w:val="single" w:color="CCCCCC" w:sz="1"/>
+              <w:left w:val="single" w:color="CCCCCC" w:sz="1"/>
+              <w:bottom w:val="single" w:color="CCCCCC" w:sz="1"/>
+              <w:right w:val="single" w:color="CCCCCC" w:sz="1"/>
+            </w:tcBorders>
+            <w:shd w:fill="F2F6FA" w:val="clear"/>
+            <w:tcMar>
+              <w:top w:type="dxa" w:w="80"/>
+              <w:left w:type="dxa" w:w="120"/>
+              <w:bottom w:type="dxa" w:w="80"/>
+              <w:right w:type="dxa" w:w="120"/>
+            </w:tcMar>
+          </w:tcPr>
+          <w:p>
+            <w:r>
+              <w:rPr>
+                <w:rFonts w:ascii="Arial" w:cs="Arial" w:eastAsia="Arial" w:hAnsi="Arial"/>
+                <w:sz w:val="20"/>
+                <w:szCs w:val="20"/>
+              </w:rPr>
+              <w:t xml:space="preserve">0 (already there)</w:t>
+            </w:r>
+          </w:p>
+        </w:tc>
+      </w:tr>
+      <w:tr>
+        <w:tc>
+          <w:tcPr>
+            <w:tcW w:type="dxa" w:w="600"/>
+            <w:tcBorders>
+              <w:top w:val="single" w:color="CCCCCC" w:sz="1"/>
+              <w:left w:val="single" w:color="CCCCCC" w:sz="1"/>
+              <w:bottom w:val="single" w:color="CCCCCC" w:sz="1"/>
+              <w:right w:val="single" w:color="CCCCCC" w:sz="1"/>
+            </w:tcBorders>
+            <w:shd w:fill="FFFFFF" w:val="clear"/>
+            <w:tcMar>
+              <w:top w:type="dxa" w:w="80"/>
+              <w:left w:type="dxa" w:w="120"/>
+              <w:bottom w:type="dxa" w:w="80"/>
+              <w:right w:type="dxa" w:w="120"/>
+            </w:tcMar>
+          </w:tcPr>
+          <w:p>
+            <w:r>
+              <w:rPr>
+                <w:rFonts w:ascii="Arial" w:cs="Arial" w:eastAsia="Arial" w:hAnsi="Arial"/>
+                <w:sz w:val="20"/>
+                <w:szCs w:val="20"/>
+              </w:rPr>
+              <w:t xml:space="preserve">2</w:t>
+            </w:r>
+          </w:p>
+        </w:tc>
+        <w:tc>
+          <w:tcPr>
+            <w:tcW w:type="dxa" w:w="1400"/>
+            <w:tcBorders>
+              <w:top w:val="single" w:color="CCCCCC" w:sz="1"/>
+              <w:left w:val="single" w:color="CCCCCC" w:sz="1"/>
+              <w:bottom w:val="single" w:color="CCCCCC" w:sz="1"/>
+              <w:right w:val="single" w:color="CCCCCC" w:sz="1"/>
+            </w:tcBorders>
+            <w:shd w:fill="FFFFFF" w:val="clear"/>
+            <w:tcMar>
+              <w:top w:type="dxa" w:w="80"/>
+              <w:left w:type="dxa" w:w="120"/>
+              <w:bottom w:type="dxa" w:w="80"/>
+              <w:right w:type="dxa" w:w="120"/>
+            </w:tcMar>
+          </w:tcPr>
+          <w:p>
+            <w:r>
+              <w:rPr>
+                <w:rFonts w:ascii="Arial" w:cs="Arial" w:eastAsia="Arial" w:hAnsi="Arial"/>
+                <w:sz w:val="20"/>
+                <w:szCs w:val="20"/>
+              </w:rPr>
+              <w:t xml:space="preserve">CPU DRAM</w:t>
+            </w:r>
+          </w:p>
+        </w:tc>
+        <w:tc>
+          <w:tcPr>
+            <w:tcW w:type="dxa" w:w="1200"/>
+            <w:tcBorders>
+              <w:top w:val="single" w:color="CCCCCC" w:sz="1"/>
+              <w:left w:val="single" w:color="CCCCCC" w:sz="1"/>
+              <w:bottom w:val="single" w:color="CCCCCC" w:sz="1"/>
+              <w:right w:val="single" w:color="CCCCCC" w:sz="1"/>
+            </w:tcBorders>
+            <w:shd w:fill="FFFFFF" w:val="clear"/>
+            <w:tcMar>
+              <w:top w:type="dxa" w:w="80"/>
+              <w:left w:type="dxa" w:w="120"/>
+              <w:bottom w:type="dxa" w:w="80"/>
+              <w:right w:type="dxa" w:w="120"/>
+            </w:tcMar>
+          </w:tcPr>
+          <w:p>
+            <w:r>
+              <w:rPr>
+                <w:rFonts w:ascii="Arial" w:cs="Arial" w:eastAsia="Arial" w:hAnsi="Arial"/>
+                <w:sz w:val="20"/>
+                <w:szCs w:val="20"/>
+              </w:rPr>
+              <w:t xml:space="preserve">~100 GB/s</w:t>
+            </w:r>
+          </w:p>
+        </w:tc>
+        <w:tc>
+          <w:tcPr>
+            <w:tcW w:type="dxa" w:w="1400"/>
+            <w:tcBorders>
+              <w:top w:val="single" w:color="CCCCCC" w:sz="1"/>
+              <w:left w:val="single" w:color="CCCCCC" w:sz="1"/>
+              <w:bottom w:val="single" w:color="CCCCCC" w:sz="1"/>
+              <w:right w:val="single" w:color="CCCCCC" w:sz="1"/>
+            </w:tcBorders>
+            <w:shd w:fill="FFFFFF" w:val="clear"/>
+            <w:tcMar>
+              <w:top w:type="dxa" w:w="80"/>
+              <w:left w:type="dxa" w:w="120"/>
+              <w:bottom w:type="dxa" w:w="80"/>
+              <w:right w:type="dxa" w:w="120"/>
+            </w:tcMar>
+          </w:tcPr>
+          <w:p>
+            <w:r>
+              <w:rPr>
+                <w:rFonts w:ascii="Arial" w:cs="Arial" w:eastAsia="Arial" w:hAnsi="Arial"/>
+                <w:sz w:val="20"/>
+                <w:szCs w:val="20"/>
+              </w:rPr>
+              <w:t xml:space="preserve">512 GB - 2 TB</w:t>
+            </w:r>
+          </w:p>
+        </w:tc>
+        <w:tc>
+          <w:tcPr>
+            <w:tcW w:type="dxa" w:w="2600"/>
+            <w:tcBorders>
+              <w:top w:val="single" w:color="CCCCCC" w:sz="1"/>
+              <w:left w:val="single" w:color="CCCCCC" w:sz="1"/>
+              <w:bottom w:val="single" w:color="CCCCCC" w:sz="1"/>
+              <w:right w:val="single" w:color="CCCCCC" w:sz="1"/>
+            </w:tcBorders>
+            <w:shd w:fill="FFFFFF" w:val="clear"/>
+            <w:tcMar>
+              <w:top w:type="dxa" w:w="80"/>
+              <w:left w:type="dxa" w:w="120"/>
+              <w:bottom w:type="dxa" w:w="80"/>
+              <w:right w:type="dxa" w:w="120"/>
+            </w:tcMar>
+          </w:tcPr>
+          <w:p>
+            <w:r>
+              <w:rPr>
+                <w:rFonts w:ascii="Arial" w:cs="Arial" w:eastAsia="Arial" w:hAnsi="Arial"/>
+                <w:sz w:val="20"/>
+                <w:szCs w:val="20"/>
+              </w:rPr>
+              <w:t xml:space="preserve">Paused users (reading response)</w:t>
+            </w:r>
+          </w:p>
+        </w:tc>
+        <w:tc>
+          <w:tcPr>
+            <w:tcW w:type="dxa" w:w="2160"/>
+            <w:tcBorders>
+              <w:top w:val="single" w:color="CCCCCC" w:sz="1"/>
+              <w:left w:val="single" w:color="CCCCCC" w:sz="1"/>
+              <w:bottom w:val="single" w:color="CCCCCC" w:sz="1"/>
+              <w:right w:val="single" w:color="CCCCCC" w:sz="1"/>
+            </w:tcBorders>
+            <w:shd w:fill="FFFFFF" w:val="clear"/>
+            <w:tcMar>
+              <w:top w:type="dxa" w:w="80"/>
+              <w:left w:type="dxa" w:w="120"/>
+              <w:bottom w:type="dxa" w:w="80"/>
+              <w:right w:type="dxa" w:w="120"/>
+            </w:tcMar>
+          </w:tcPr>
+          <w:p>
+            <w:r>
+              <w:rPr>
+                <w:rFonts w:ascii="Arial" w:cs="Arial" w:eastAsia="Arial" w:hAnsi="Arial"/>
+                <w:sz w:val="20"/>
+                <w:szCs w:val="20"/>
+              </w:rPr>
+              <w:t xml:space="preserve">~5-10 ms</w:t>
+            </w:r>
+          </w:p>
+        </w:tc>
+      </w:tr>
+      <w:tr>
+        <w:tc>
+          <w:tcPr>
+            <w:tcW w:type="dxa" w:w="600"/>
+            <w:tcBorders>
+              <w:top w:val="single" w:color="CCCCCC" w:sz="1"/>
+              <w:left w:val="single" w:color="CCCCCC" w:sz="1"/>
+              <w:bottom w:val="single" w:color="CCCCCC" w:sz="1"/>
+              <w:right w:val="single" w:color="CCCCCC" w:sz="1"/>
+            </w:tcBorders>
+            <w:shd w:fill="F2F6FA" w:val="clear"/>
+            <w:tcMar>
+              <w:top w:type="dxa" w:w="80"/>
+              <w:left w:type="dxa" w:w="120"/>
+              <w:bottom w:type="dxa" w:w="80"/>
+              <w:right w:type="dxa" w:w="120"/>
+            </w:tcMar>
+          </w:tcPr>
+          <w:p>
+            <w:r>
+              <w:rPr>
+                <w:rFonts w:ascii="Arial" w:cs="Arial" w:eastAsia="Arial" w:hAnsi="Arial"/>
+                <w:sz w:val="20"/>
+                <w:szCs w:val="20"/>
+              </w:rPr>
+              <w:t xml:space="preserve">3</w:t>
+            </w:r>
+          </w:p>
+        </w:tc>
+        <w:tc>
+          <w:tcPr>
+            <w:tcW w:type="dxa" w:w="1400"/>
+            <w:tcBorders>
+              <w:top w:val="single" w:color="CCCCCC" w:sz="1"/>
+              <w:left w:val="single" w:color="CCCCCC" w:sz="1"/>
+              <w:bottom w:val="single" w:color="CCCCCC" w:sz="1"/>
+              <w:right w:val="single" w:color="CCCCCC" w:sz="1"/>
+            </w:tcBorders>
+            <w:shd w:fill="F2F6FA" w:val="clear"/>
+            <w:tcMar>
+              <w:top w:type="dxa" w:w="80"/>
+              <w:left w:type="dxa" w:w="120"/>
+              <w:bottom w:type="dxa" w:w="80"/>
+              <w:right w:type="dxa" w:w="120"/>
+            </w:tcMar>
+          </w:tcPr>
+          <w:p>
+            <w:r>
+              <w:rPr>
+                <w:rFonts w:ascii="Arial" w:cs="Arial" w:eastAsia="Arial" w:hAnsi="Arial"/>
+                <w:sz w:val="20"/>
+                <w:szCs w:val="20"/>
+              </w:rPr>
+              <w:t xml:space="preserve">NVMe SSD</w:t>
+            </w:r>
+          </w:p>
+        </w:tc>
+        <w:tc>
+          <w:tcPr>
+            <w:tcW w:type="dxa" w:w="1200"/>
+            <w:tcBorders>
+              <w:top w:val="single" w:color="CCCCCC" w:sz="1"/>
+              <w:left w:val="single" w:color="CCCCCC" w:sz="1"/>
+              <w:bottom w:val="single" w:color="CCCCCC" w:sz="1"/>
+              <w:right w:val="single" w:color="CCCCCC" w:sz="1"/>
+            </w:tcBorders>
+            <w:shd w:fill="F2F6FA" w:val="clear"/>
+            <w:tcMar>
+              <w:top w:type="dxa" w:w="80"/>
+              <w:left w:type="dxa" w:w="120"/>
+              <w:bottom w:type="dxa" w:w="80"/>
+              <w:right w:type="dxa" w:w="120"/>
+            </w:tcMar>
+          </w:tcPr>
+          <w:p>
+            <w:r>
+              <w:rPr>
+                <w:rFonts w:ascii="Arial" w:cs="Arial" w:eastAsia="Arial" w:hAnsi="Arial"/>
+                <w:sz w:val="20"/>
+                <w:szCs w:val="20"/>
+              </w:rPr>
+              <w:t xml:space="preserve">~7 GB/s</w:t>
+            </w:r>
+          </w:p>
+        </w:tc>
+        <w:tc>
+          <w:tcPr>
+            <w:tcW w:type="dxa" w:w="1400"/>
+            <w:tcBorders>
+              <w:top w:val="single" w:color="CCCCCC" w:sz="1"/>
+              <w:left w:val="single" w:color="CCCCCC" w:sz="1"/>
+              <w:bottom w:val="single" w:color="CCCCCC" w:sz="1"/>
+              <w:right w:val="single" w:color="CCCCCC" w:sz="1"/>
+            </w:tcBorders>
+            <w:shd w:fill="F2F6FA" w:val="clear"/>
+            <w:tcMar>
+              <w:top w:type="dxa" w:w="80"/>
+              <w:left w:type="dxa" w:w="120"/>
+              <w:bottom w:type="dxa" w:w="80"/>
+              <w:right w:type="dxa" w:w="120"/>
+            </w:tcMar>
+          </w:tcPr>
+          <w:p>
+            <w:r>
+              <w:rPr>
+                <w:rFonts w:ascii="Arial" w:cs="Arial" w:eastAsia="Arial" w:hAnsi="Arial"/>
+                <w:sz w:val="20"/>
+                <w:szCs w:val="20"/>
+              </w:rPr>
+              <w:t xml:space="preserve">4-16 TB</w:t>
+            </w:r>
+          </w:p>
+        </w:tc>
+        <w:tc>
+          <w:tcPr>
+            <w:tcW w:type="dxa" w:w="2600"/>
+            <w:tcBorders>
+              <w:top w:val="single" w:color="CCCCCC" w:sz="1"/>
+              <w:left w:val="single" w:color="CCCCCC" w:sz="1"/>
+              <w:bottom w:val="single" w:color="CCCCCC" w:sz="1"/>
+              <w:right w:val="single" w:color="CCCCCC" w:sz="1"/>
+            </w:tcBorders>
+            <w:shd w:fill="F2F6FA" w:val="clear"/>
+            <w:tcMar>
+              <w:top w:type="dxa" w:w="80"/>
+              <w:left w:type="dxa" w:w="120"/>
+              <w:bottom w:type="dxa" w:w="80"/>
+              <w:right w:type="dxa" w:w="120"/>
+            </w:tcMar>
+          </w:tcPr>
+          <w:p>
+            <w:r>
+              <w:rPr>
+                <w:rFonts w:ascii="Arial" w:cs="Arial" w:eastAsia="Arial" w:hAnsi="Arial"/>
+                <w:sz w:val="20"/>
+                <w:szCs w:val="20"/>
+              </w:rPr>
+              <w:t xml:space="preserve">Idle conversations (tab open)</w:t>
+            </w:r>
+          </w:p>
+        </w:tc>
+        <w:tc>
+          <w:tcPr>
+            <w:tcW w:type="dxa" w:w="2160"/>
+            <w:tcBorders>
+              <w:top w:val="single" w:color="CCCCCC" w:sz="1"/>
+              <w:left w:val="single" w:color="CCCCCC" w:sz="1"/>
+              <w:bottom w:val="single" w:color="CCCCCC" w:sz="1"/>
+              <w:right w:val="single" w:color="CCCCCC" w:sz="1"/>
+            </w:tcBorders>
+            <w:shd w:fill="F2F6FA" w:val="clear"/>
+            <w:tcMar>
+              <w:top w:type="dxa" w:w="80"/>
+              <w:left w:type="dxa" w:w="120"/>
+              <w:bottom w:type="dxa" w:w="80"/>
+              <w:right w:type="dxa" w:w="120"/>
+            </w:tcMar>
+          </w:tcPr>
+          <w:p>
+            <w:r>
+              <w:rPr>
+                <w:rFonts w:ascii="Arial" w:cs="Arial" w:eastAsia="Arial" w:hAnsi="Arial"/>
+                <w:sz w:val="20"/>
+                <w:szCs w:val="20"/>
+              </w:rPr>
+              <w:t xml:space="preserve">~50-100 ms</w:t>
+            </w:r>
+          </w:p>
+        </w:tc>
+      </w:tr>
+      <w:tr>
+        <w:tc>
+          <w:tcPr>
+            <w:tcW w:type="dxa" w:w="600"/>
+            <w:tcBorders>
+              <w:top w:val="single" w:color="CCCCCC" w:sz="1"/>
+              <w:left w:val="single" w:color="CCCCCC" w:sz="1"/>
+              <w:bottom w:val="single" w:color="CCCCCC" w:sz="1"/>
+              <w:right w:val="single" w:color="CCCCCC" w:sz="1"/>
+            </w:tcBorders>
+            <w:shd w:fill="FFFFFF" w:val="clear"/>
+            <w:tcMar>
+              <w:top w:type="dxa" w:w="80"/>
+              <w:left w:type="dxa" w:w="120"/>
+              <w:bottom w:type="dxa" w:w="80"/>
+              <w:right w:type="dxa" w:w="120"/>
+            </w:tcMar>
+          </w:tcPr>
+          <w:p>
+            <w:r>
+              <w:rPr>
+                <w:rFonts w:ascii="Arial" w:cs="Arial" w:eastAsia="Arial" w:hAnsi="Arial"/>
+                <w:sz w:val="20"/>
+                <w:szCs w:val="20"/>
+              </w:rPr>
+              <w:t xml:space="preserve">4</w:t>
+            </w:r>
+          </w:p>
+        </w:tc>
+        <w:tc>
+          <w:tcPr>
+            <w:tcW w:type="dxa" w:w="1400"/>
+            <w:tcBorders>
+              <w:top w:val="single" w:color="CCCCCC" w:sz="1"/>
+              <w:left w:val="single" w:color="CCCCCC" w:sz="1"/>
+              <w:bottom w:val="single" w:color="CCCCCC" w:sz="1"/>
+              <w:right w:val="single" w:color="CCCCCC" w:sz="1"/>
+            </w:tcBorders>
+            <w:shd w:fill="FFFFFF" w:val="clear"/>
+            <w:tcMar>
+              <w:top w:type="dxa" w:w="80"/>
+              <w:left w:type="dxa" w:w="120"/>
+              <w:bottom w:type="dxa" w:w="80"/>
+              <w:right w:type="dxa" w:w="120"/>
+            </w:tcMar>
+          </w:tcPr>
+          <w:p>
+            <w:r>
+              <w:rPr>
+                <w:rFonts w:ascii="Arial" w:cs="Arial" w:eastAsia="Arial" w:hAnsi="Arial"/>
+                <w:sz w:val="20"/>
+                <w:szCs w:val="20"/>
+              </w:rPr>
+              <w:t xml:space="preserve">Object Storage (S3)</w:t>
+            </w:r>
+          </w:p>
+        </w:tc>
+        <w:tc>
+          <w:tcPr>
+            <w:tcW w:type="dxa" w:w="1200"/>
+            <w:tcBorders>
+              <w:top w:val="single" w:color="CCCCCC" w:sz="1"/>
+              <w:left w:val="single" w:color="CCCCCC" w:sz="1"/>
+              <w:bottom w:val="single" w:color="CCCCCC" w:sz="1"/>
+              <w:right w:val="single" w:color="CCCCCC" w:sz="1"/>
+            </w:tcBorders>
+            <w:shd w:fill="FFFFFF" w:val="clear"/>
+            <w:tcMar>
+              <w:top w:type="dxa" w:w="80"/>
+              <w:left w:type="dxa" w:w="120"/>
+              <w:bottom w:type="dxa" w:w="80"/>
+              <w:right w:type="dxa" w:w="120"/>
+            </w:tcMar>
+          </w:tcPr>
+          <w:p>
+            <w:r>
+              <w:rPr>
+                <w:rFonts w:ascii="Arial" w:cs="Arial" w:eastAsia="Arial" w:hAnsi="Arial"/>
+                <w:sz w:val="20"/>
+                <w:szCs w:val="20"/>
+              </w:rPr>
+              <w:t xml:space="preserve">~1-10 Gbps</w:t>
+            </w:r>
+          </w:p>
+        </w:tc>
+        <w:tc>
+          <w:tcPr>
+            <w:tcW w:type="dxa" w:w="1400"/>
+            <w:tcBorders>
+              <w:top w:val="single" w:color="CCCCCC" w:sz="1"/>
+              <w:left w:val="single" w:color="CCCCCC" w:sz="1"/>
+              <w:bottom w:val="single" w:color="CCCCCC" w:sz="1"/>
+              <w:right w:val="single" w:color="CCCCCC" w:sz="1"/>
+            </w:tcBorders>
+            <w:shd w:fill="FFFFFF" w:val="clear"/>
+            <w:tcMar>
+              <w:top w:type="dxa" w:w="80"/>
+              <w:left w:type="dxa" w:w="120"/>
+              <w:bottom w:type="dxa" w:w="80"/>
+              <w:right w:type="dxa" w:w="120"/>
+            </w:tcMar>
+          </w:tcPr>
+          <w:p>
+            <w:r>
+              <w:rPr>
+                <w:rFonts w:ascii="Arial" w:cs="Arial" w:eastAsia="Arial" w:hAnsi="Arial"/>
+                <w:sz w:val="20"/>
+                <w:szCs w:val="20"/>
+              </w:rPr>
+              <w:t xml:space="preserve">Unlimited</w:t>
+            </w:r>
+          </w:p>
+        </w:tc>
+        <w:tc>
+          <w:tcPr>
+            <w:tcW w:type="dxa" w:w="2600"/>
+            <w:tcBorders>
+              <w:top w:val="single" w:color="CCCCCC" w:sz="1"/>
+              <w:left w:val="single" w:color="CCCCCC" w:sz="1"/>
+              <w:bottom w:val="single" w:color="CCCCCC" w:sz="1"/>
+              <w:right w:val="single" w:color="CCCCCC" w:sz="1"/>
+            </w:tcBorders>
+            <w:shd w:fill="FFFFFF" w:val="clear"/>
+            <w:tcMar>
+              <w:top w:type="dxa" w:w="80"/>
+              <w:left w:type="dxa" w:w="120"/>
+              <w:bottom w:type="dxa" w:w="80"/>
+              <w:right w:type="dxa" w:w="120"/>
+            </w:tcMar>
+          </w:tcPr>
+          <w:p>
+            <w:r>
+              <w:rPr>
+                <w:rFonts w:ascii="Arial" w:cs="Arial" w:eastAsia="Arial" w:hAnsi="Arial"/>
+                <w:sz w:val="20"/>
+                <w:szCs w:val="20"/>
+              </w:rPr>
+              <w:t xml:space="preserve">Long-term cache, cross-server</w:t>
+            </w:r>
+          </w:p>
+        </w:tc>
+        <w:tc>
+          <w:tcPr>
+            <w:tcW w:type="dxa" w:w="2160"/>
+            <w:tcBorders>
+              <w:top w:val="single" w:color="CCCCCC" w:sz="1"/>
+              <w:left w:val="single" w:color="CCCCCC" w:sz="1"/>
+              <w:bottom w:val="single" w:color="CCCCCC" w:sz="1"/>
+              <w:right w:val="single" w:color="CCCCCC" w:sz="1"/>
+            </w:tcBorders>
+            <w:shd w:fill="FFFFFF" w:val="clear"/>
+            <w:tcMar>
+              <w:top w:type="dxa" w:w="80"/>
+              <w:left w:type="dxa" w:w="120"/>
+              <w:bottom w:type="dxa" w:w="80"/>
+              <w:right w:type="dxa" w:w="120"/>
+            </w:tcMar>
+          </w:tcPr>
+          <w:p>
+            <w:r>
+              <w:rPr>
+                <w:rFonts w:ascii="Arial" w:cs="Arial" w:eastAsia="Arial" w:hAnsi="Arial"/>
+                <w:sz w:val="20"/>
+                <w:szCs w:val="20"/>
+              </w:rPr>
+              <w:t xml:space="preserve">~200-500 ms</w:t>
+            </w:r>
+          </w:p>
+        </w:tc>
+      </w:tr>
+    </w:tbl>
+    <w:p>
+      <w:pPr>
+        <w:pStyle w:val="Heading2"/>
+        <w:spacing w:before="280" w:after="160"/>
+      </w:pPr>
+      <w:r>
+        <w:rPr>
+          <w:rFonts w:ascii="Arial" w:cs="Arial" w:eastAsia="Arial" w:hAnsi="Arial"/>
+          <w:b/>
+          <w:bCs/>
+          <w:color w:val="2E5090"/>
+          <w:sz w:val="26"/>
+          <w:szCs w:val="26"/>
+        </w:rPr>
+        <w:t xml:space="preserve">14.5 Why Fast CPU Offload Is Critical</w:t>
+      </w:r>
+    </w:p>
+    <w:p>
+      <w:pPr>
+        <w:spacing w:after="160"/>
+      </w:pPr>
+      <w:r>
+        <w:rPr>
+          <w:rFonts w:ascii="Arial" w:cs="Arial" w:eastAsia="Arial" w:hAnsi="Arial"/>
+          <w:sz w:val="22"/>
+          <w:szCs w:val="22"/>
+        </w:rPr>
+        <w:t xml:space="preserve">CPU DRAM is the key tier that makes Dynamo's dynamic scheduling possible. GPU memory is the most precious resource during inference, and there are moments when it must be freed immediately without losing KV-cache data. CPU DRAM is the sweet spot: 10x cheaper than GPU memory, but fast enough (~50 GB/s over PCIe) to reload without users noticing.</w:t>
+      </w:r>
+    </w:p>
+    <w:p>
+      <w:pPr>
+        <w:spacing w:after="160"/>
+      </w:pPr>
+      <w:r>
+        <w:rPr>
+          <w:rFonts w:ascii="Arial" w:cs="Arial" w:eastAsia="Arial" w:hAnsi="Arial"/>
+          <w:sz w:val="22"/>
+          <w:szCs w:val="22"/>
+        </w:rPr>
+        <w:t xml:space="preserve">Concrete example of GPU memory pressure:</w:t>
+      </w:r>
+    </w:p>
+    <w:p>
+      <w:pPr>
+        <w:pBdr>
+          <w:left w:val="single" w:color="2E5090" w:sz="3" w:space="8"/>
+        </w:pBdr>
+        <w:spacing w:after="120"/>
+        <w:ind w:left="360"/>
+      </w:pPr>
+      <w:r>
+        <w:rPr>
+          <w:rFonts w:ascii="Consolas" w:cs="Consolas" w:eastAsia="Consolas" w:hAnsi="Consolas"/>
+          <w:sz w:val="18"/>
+          <w:szCs w:val="18"/>
+        </w:rPr>
+        <w:t xml:space="preserve">H100 with 80 GB VRAM:</w:t>
+      </w:r>
+    </w:p>
+    <w:p>
+      <w:pPr>
+        <w:pBdr>
+          <w:left w:val="single" w:color="2E5090" w:sz="3" w:space="8"/>
+        </w:pBdr>
+        <w:spacing w:after="120"/>
+        <w:ind w:left="360"/>
+      </w:pPr>
+      <w:r>
+        <w:rPr>
+          <w:rFonts w:ascii="Consolas" w:cs="Consolas" w:eastAsia="Consolas" w:hAnsi="Consolas"/>
+          <w:sz w:val="18"/>
+          <w:szCs w:val="18"/>
+        </w:rPr>
+        <w:t xml:space="preserve">  Model weights:        40 GB (Llama 70B in FP8)</w:t>
+      </w:r>
+    </w:p>
+    <w:p>
+      <w:pPr>
+        <w:pBdr>
+          <w:left w:val="single" w:color="2E5090" w:sz="3" w:space="8"/>
+        </w:pBdr>
+        <w:spacing w:after="120"/>
+        <w:ind w:left="360"/>
+      </w:pPr>
+      <w:r>
+        <w:rPr>
+          <w:rFonts w:ascii="Consolas" w:cs="Consolas" w:eastAsia="Consolas" w:hAnsi="Consolas"/>
+          <w:sz w:val="18"/>
+          <w:szCs w:val="18"/>
+        </w:rPr>
+        <w:t xml:space="preserve">  Active KV-cache:      30 GB (25 users generating tokens)</w:t>
+      </w:r>
+    </w:p>
+    <w:p>
+      <w:pPr>
+        <w:pBdr>
+          <w:left w:val="single" w:color="2E5090" w:sz="3" w:space="8"/>
+        </w:pBdr>
+        <w:spacing w:after="120"/>
+        <w:ind w:left="360"/>
+      </w:pPr>
+      <w:r>
+        <w:rPr>
+          <w:rFonts w:ascii="Consolas" w:cs="Consolas" w:eastAsia="Consolas" w:hAnsi="Consolas"/>
+          <w:sz w:val="18"/>
+          <w:szCs w:val="18"/>
+        </w:rPr>
+        <w:t xml:space="preserve">  CUDA workspace:        5 GB (scratch memory for kernels)</w:t>
+      </w:r>
+    </w:p>
+    <w:p>
+      <w:pPr>
+        <w:pBdr>
+          <w:left w:val="single" w:color="2E5090" w:sz="3" w:space="8"/>
+        </w:pBdr>
+        <w:spacing w:after="120"/>
+        <w:ind w:left="360"/>
+      </w:pPr>
+      <w:r>
+        <w:rPr>
+          <w:rFonts w:ascii="Consolas" w:cs="Consolas" w:eastAsia="Consolas" w:hAnsi="Consolas"/>
+          <w:sz w:val="18"/>
+          <w:szCs w:val="18"/>
+        </w:rPr>
+        <w:t xml:space="preserve">  Free:                  5 GB</w:t>
+      </w:r>
+    </w:p>
+    <w:p>
+      <w:pPr>
+        <w:pBdr>
+          <w:left w:val="single" w:color="2E5090" w:sz="3" w:space="8"/>
+        </w:pBdr>
+        <w:spacing w:after="120"/>
+        <w:ind w:left="360"/>
+      </w:pPr>
+      <w:r>
+        <w:rPr>
+          <w:rFonts w:ascii="Consolas" w:cs="Consolas" w:eastAsia="Consolas" w:hAnsi="Consolas"/>
+          <w:sz w:val="18"/>
+          <w:szCs w:val="18"/>
+        </w:rPr>
+        <w:t xml:space="preserve"/>
+      </w:r>
+    </w:p>
+    <w:p>
+      <w:pPr>
+        <w:pBdr>
+          <w:left w:val="single" w:color="2E5090" w:sz="3" w:space="8"/>
+        </w:pBdr>
+        <w:spacing w:after="120"/>
+        <w:ind w:left="360"/>
+      </w:pPr>
+      <w:r>
+        <w:rPr>
+          <w:rFonts w:ascii="Consolas" w:cs="Consolas" w:eastAsia="Consolas" w:hAnsi="Consolas"/>
+          <w:sz w:val="18"/>
+          <w:szCs w:val="18"/>
+        </w:rPr>
+        <w:t xml:space="preserve">  Burst of 10 new users arrives for prefill</w:t>
+      </w:r>
+    </w:p>
+    <w:p>
+      <w:pPr>
+        <w:pBdr>
+          <w:left w:val="single" w:color="2E5090" w:sz="3" w:space="8"/>
+        </w:pBdr>
+        <w:spacing w:after="120"/>
+        <w:ind w:left="360"/>
+      </w:pPr>
+      <w:r>
+        <w:rPr>
+          <w:rFonts w:ascii="Consolas" w:cs="Consolas" w:eastAsia="Consolas" w:hAnsi="Consolas"/>
+          <w:sz w:val="18"/>
+          <w:szCs w:val="18"/>
+        </w:rPr>
+        <w:t xml:space="preserve">  Prefill needs:        15 GB (activation memory)</w:t>
+      </w:r>
+    </w:p>
+    <w:p>
+      <w:pPr>
+        <w:pBdr>
+          <w:left w:val="single" w:color="2E5090" w:sz="3" w:space="8"/>
+        </w:pBdr>
+        <w:spacing w:after="120"/>
+        <w:ind w:left="360"/>
+      </w:pPr>
+      <w:r>
+        <w:rPr>
+          <w:rFonts w:ascii="Consolas" w:cs="Consolas" w:eastAsia="Consolas" w:hAnsi="Consolas"/>
+          <w:sz w:val="18"/>
+          <w:szCs w:val="18"/>
+        </w:rPr>
+        <w:t xml:space="preserve">  Available:             5 GB ← can't serve new users!</w:t>
+      </w:r>
+    </w:p>
+    <w:p>
+      <w:pPr>
+        <w:pBdr>
+          <w:left w:val="single" w:color="2E5090" w:sz="3" w:space="8"/>
+        </w:pBdr>
+        <w:spacing w:after="120"/>
+        <w:ind w:left="360"/>
+      </w:pPr>
+      <w:r>
+        <w:rPr>
+          <w:rFonts w:ascii="Consolas" w:cs="Consolas" w:eastAsia="Consolas" w:hAnsi="Consolas"/>
+          <w:sz w:val="18"/>
+          <w:szCs w:val="18"/>
+        </w:rPr>
+        <w:t xml:space="preserve"/>
+      </w:r>
+    </w:p>
+    <w:p>
+      <w:pPr>
+        <w:pBdr>
+          <w:left w:val="single" w:color="2E5090" w:sz="3" w:space="8"/>
+        </w:pBdr>
+        <w:spacing w:after="120"/>
+        <w:ind w:left="360"/>
+      </w:pPr>
+      <w:r>
+        <w:rPr>
+          <w:rFonts w:ascii="Consolas" w:cs="Consolas" w:eastAsia="Consolas" w:hAnsi="Consolas"/>
+          <w:sz w:val="18"/>
+          <w:szCs w:val="18"/>
+        </w:rPr>
+        <w:t xml:space="preserve">  NIXL evicts 5 paused users' KV to CPU DRAM:</w:t>
+      </w:r>
+    </w:p>
+    <w:p>
+      <w:pPr>
+        <w:pBdr>
+          <w:left w:val="single" w:color="2E5090" w:sz="3" w:space="8"/>
+        </w:pBdr>
+        <w:spacing w:after="120"/>
+        <w:ind w:left="360"/>
+      </w:pPr>
+      <w:r>
+        <w:rPr>
+          <w:rFonts w:ascii="Consolas" w:cs="Consolas" w:eastAsia="Consolas" w:hAnsi="Consolas"/>
+          <w:sz w:val="18"/>
+          <w:szCs w:val="18"/>
+        </w:rPr>
+        <w:t xml:space="preserve">  GPU frees 6.4 GB → now has 11.4 GB free</w:t>
+      </w:r>
+    </w:p>
+    <w:p>
+      <w:pPr>
+        <w:pBdr>
+          <w:left w:val="single" w:color="2E5090" w:sz="3" w:space="8"/>
+        </w:pBdr>
+        <w:spacing w:after="120"/>
+        <w:ind w:left="360"/>
+      </w:pPr>
+      <w:r>
+        <w:rPr>
+          <w:rFonts w:ascii="Consolas" w:cs="Consolas" w:eastAsia="Consolas" w:hAnsi="Consolas"/>
+          <w:sz w:val="18"/>
+          <w:szCs w:val="18"/>
+        </w:rPr>
+        <w:t xml:space="preserve">  Prefill runs for new users</w:t>
+      </w:r>
+    </w:p>
+    <w:p>
+      <w:pPr>
+        <w:pBdr>
+          <w:left w:val="single" w:color="2E5090" w:sz="3" w:space="8"/>
+        </w:pBdr>
+        <w:spacing w:after="120"/>
+        <w:ind w:left="360"/>
+      </w:pPr>
+      <w:r>
+        <w:rPr>
+          <w:rFonts w:ascii="Consolas" w:cs="Consolas" w:eastAsia="Consolas" w:hAnsi="Consolas"/>
+          <w:sz w:val="18"/>
+          <w:szCs w:val="18"/>
+        </w:rPr>
+        <w:t xml:space="preserve">  When paused users resume: reload from CPU in ~5-10ms</w:t>
+      </w:r>
+    </w:p>
+    <w:p>
+      <w:pPr>
+        <w:spacing w:after="160"/>
+      </w:pPr>
+      <w:r>
+        <w:rPr>
+          <w:rFonts w:ascii="Arial" w:cs="Arial" w:eastAsia="Arial" w:hAnsi="Arial"/>
+          <w:sz w:val="22"/>
+          <w:szCs w:val="22"/>
+        </w:rPr>
+        <w:t xml:space="preserve">Scenarios where fast CPU offload enables dynamic behavior:</w:t>
+      </w:r>
+    </w:p>
+    <w:tbl>
+      <w:tblPr>
+        <w:tblW w:type="dxa" w:w="9360"/>
+        <w:tblBorders>
+          <w:top w:val="single" w:color="auto" w:sz="4"/>
+          <w:left w:val="single" w:color="auto" w:sz="4"/>
+          <w:bottom w:val="single" w:color="auto" w:sz="4"/>
+          <w:right w:val="single" w:color="auto" w:sz="4"/>
+          <w:insideH w:val="single" w:color="auto" w:sz="4"/>
+          <w:insideV w:val="single" w:color="auto" w:sz="4"/>
+        </w:tblBorders>
+      </w:tblPr>
+      <w:tblGrid>
+        <w:gridCol w:w="2000"/>
+        <w:gridCol w:w="3800"/>
+        <w:gridCol w:w="3560"/>
+      </w:tblGrid>
+      <w:tr>
+        <w:tc>
+          <w:tcPr>
+            <w:tcW w:type="dxa" w:w="2000"/>
+            <w:tcBorders>
+              <w:top w:val="single" w:color="CCCCCC" w:sz="1"/>
+              <w:left w:val="single" w:color="CCCCCC" w:sz="1"/>
+              <w:bottom w:val="single" w:color="CCCCCC" w:sz="1"/>
+              <w:right w:val="single" w:color="CCCCCC" w:sz="1"/>
+            </w:tcBorders>
+            <w:shd w:fill="1B2A4A" w:val="clear"/>
+            <w:tcMar>
+              <w:top w:type="dxa" w:w="80"/>
+              <w:left w:type="dxa" w:w="120"/>
+              <w:bottom w:type="dxa" w:w="80"/>
+              <w:right w:type="dxa" w:w="120"/>
+            </w:tcMar>
+          </w:tcPr>
+          <w:p>
+            <w:r>
+              <w:rPr>
+                <w:rFonts w:ascii="Arial" w:cs="Arial" w:eastAsia="Arial" w:hAnsi="Arial"/>
+                <w:b/>
+                <w:bCs/>
+                <w:color w:val="FFFFFF"/>
+                <w:sz w:val="20"/>
+                <w:szCs w:val="20"/>
+              </w:rPr>
+              <w:t xml:space="preserve">Scenario</w:t>
+            </w:r>
+          </w:p>
+        </w:tc>
+        <w:tc>
+          <w:tcPr>
+            <w:tcW w:type="dxa" w:w="3800"/>
+            <w:tcBorders>
+              <w:top w:val="single" w:color="CCCCCC" w:sz="1"/>
+              <w:left w:val="single" w:color="CCCCCC" w:sz="1"/>
+              <w:bottom w:val="single" w:color="CCCCCC" w:sz="1"/>
+              <w:right w:val="single" w:color="CCCCCC" w:sz="1"/>
+            </w:tcBorders>
+            <w:shd w:fill="1B2A4A" w:val="clear"/>
+            <w:tcMar>
+              <w:top w:type="dxa" w:w="80"/>
+              <w:left w:type="dxa" w:w="120"/>
+              <w:bottom w:type="dxa" w:w="80"/>
+              <w:right w:type="dxa" w:w="120"/>
+            </w:tcMar>
+          </w:tcPr>
+          <w:p>
+            <w:r>
+              <w:rPr>
+                <w:rFonts w:ascii="Arial" w:cs="Arial" w:eastAsia="Arial" w:hAnsi="Arial"/>
+                <w:b/>
+                <w:bCs/>
+                <w:color w:val="FFFFFF"/>
+                <w:sz w:val="20"/>
+                <w:szCs w:val="20"/>
+              </w:rPr>
+              <w:t xml:space="preserve">What Happens</w:t>
+            </w:r>
+          </w:p>
+        </w:tc>
+        <w:tc>
+          <w:tcPr>
+            <w:tcW w:type="dxa" w:w="3560"/>
+            <w:tcBorders>
+              <w:top w:val="single" w:color="CCCCCC" w:sz="1"/>
+              <w:left w:val="single" w:color="CCCCCC" w:sz="1"/>
+              <w:bottom w:val="single" w:color="CCCCCC" w:sz="1"/>
+              <w:right w:val="single" w:color="CCCCCC" w:sz="1"/>
+            </w:tcBorders>
+            <w:shd w:fill="1B2A4A" w:val="clear"/>
+            <w:tcMar>
+              <w:top w:type="dxa" w:w="80"/>
+              <w:left w:type="dxa" w:w="120"/>
+              <w:bottom w:type="dxa" w:w="80"/>
+              <w:right w:type="dxa" w:w="120"/>
+            </w:tcMar>
+          </w:tcPr>
+          <w:p>
+            <w:r>
+              <w:rPr>
+                <w:rFonts w:ascii="Arial" w:cs="Arial" w:eastAsia="Arial" w:hAnsi="Arial"/>
+                <w:b/>
+                <w:bCs/>
+                <w:color w:val="FFFFFF"/>
+                <w:sz w:val="20"/>
+                <w:szCs w:val="20"/>
+              </w:rPr>
+              <w:t xml:space="preserve">Why CPU Speed Matters</w:t>
+            </w:r>
+          </w:p>
+        </w:tc>
+      </w:tr>
+      <w:tr>
+        <w:tc>
+          <w:tcPr>
+            <w:tcW w:type="dxa" w:w="2000"/>
+            <w:tcBorders>
+              <w:top w:val="single" w:color="CCCCCC" w:sz="1"/>
+              <w:left w:val="single" w:color="CCCCCC" w:sz="1"/>
+              <w:bottom w:val="single" w:color="CCCCCC" w:sz="1"/>
+              <w:right w:val="single" w:color="CCCCCC" w:sz="1"/>
+            </w:tcBorders>
+            <w:shd w:fill="F2F6FA" w:val="clear"/>
+            <w:tcMar>
+              <w:top w:type="dxa" w:w="80"/>
+              <w:left w:type="dxa" w:w="120"/>
+              <w:bottom w:type="dxa" w:w="80"/>
+              <w:right w:type="dxa" w:w="120"/>
+            </w:tcMar>
+          </w:tcPr>
+          <w:p>
+            <w:r>
+              <w:rPr>
+                <w:rFonts w:ascii="Arial" w:cs="Arial" w:eastAsia="Arial" w:hAnsi="Arial"/>
+                <w:sz w:val="20"/>
+                <w:szCs w:val="20"/>
+              </w:rPr>
+              <w:t xml:space="preserve">Prefill/decode contention</w:t>
+            </w:r>
+          </w:p>
+        </w:tc>
+        <w:tc>
+          <w:tcPr>
+            <w:tcW w:type="dxa" w:w="3800"/>
+            <w:tcBorders>
+              <w:top w:val="single" w:color="CCCCCC" w:sz="1"/>
+              <w:left w:val="single" w:color="CCCCCC" w:sz="1"/>
+              <w:bottom w:val="single" w:color="CCCCCC" w:sz="1"/>
+              <w:right w:val="single" w:color="CCCCCC" w:sz="1"/>
+            </w:tcBorders>
+            <w:shd w:fill="F2F6FA" w:val="clear"/>
+            <w:tcMar>
+              <w:top w:type="dxa" w:w="80"/>
+              <w:left w:type="dxa" w:w="120"/>
+              <w:bottom w:type="dxa" w:w="80"/>
+              <w:right w:type="dxa" w:w="120"/>
+            </w:tcMar>
+          </w:tcPr>
+          <w:p>
+            <w:r>
+              <w:rPr>
+                <w:rFonts w:ascii="Arial" w:cs="Arial" w:eastAsia="Arial" w:hAnsi="Arial"/>
+                <w:sz w:val="20"/>
+                <w:szCs w:val="20"/>
+              </w:rPr>
+              <w:t xml:space="preserve">Large prefill arrives, decode GPU is 95% full. NIXL evicts least-recent KV to CPU, makes room.</w:t>
+            </w:r>
+          </w:p>
+        </w:tc>
+        <w:tc>
+          <w:tcPr>
+            <w:tcW w:type="dxa" w:w="3560"/>
+            <w:tcBorders>
+              <w:top w:val="single" w:color="CCCCCC" w:sz="1"/>
+              <w:left w:val="single" w:color="CCCCCC" w:sz="1"/>
+              <w:bottom w:val="single" w:color="CCCCCC" w:sz="1"/>
+              <w:right w:val="single" w:color="CCCCCC" w:sz="1"/>
+            </w:tcBorders>
+            <w:shd w:fill="F2F6FA" w:val="clear"/>
+            <w:tcMar>
+              <w:top w:type="dxa" w:w="80"/>
+              <w:left w:type="dxa" w:w="120"/>
+              <w:bottom w:type="dxa" w:w="80"/>
+              <w:right w:type="dxa" w:w="120"/>
+            </w:tcMar>
+          </w:tcPr>
+          <w:p>
+            <w:r>
+              <w:rPr>
+                <w:rFonts w:ascii="Arial" w:cs="Arial" w:eastAsia="Arial" w:hAnsi="Arial"/>
+                <w:sz w:val="20"/>
+                <w:szCs w:val="20"/>
+              </w:rPr>
+              <w:t xml:space="preserve">Must free GPU memory in microseconds, not seconds</w:t>
+            </w:r>
+          </w:p>
+        </w:tc>
+      </w:tr>
+      <w:tr>
+        <w:tc>
+          <w:tcPr>
+            <w:tcW w:type="dxa" w:w="2000"/>
+            <w:tcBorders>
+              <w:top w:val="single" w:color="CCCCCC" w:sz="1"/>
+              <w:left w:val="single" w:color="CCCCCC" w:sz="1"/>
+              <w:bottom w:val="single" w:color="CCCCCC" w:sz="1"/>
+              <w:right w:val="single" w:color="CCCCCC" w:sz="1"/>
+            </w:tcBorders>
+            <w:shd w:fill="FFFFFF" w:val="clear"/>
+            <w:tcMar>
+              <w:top w:type="dxa" w:w="80"/>
+              <w:left w:type="dxa" w:w="120"/>
+              <w:bottom w:type="dxa" w:w="80"/>
+              <w:right w:type="dxa" w:w="120"/>
+            </w:tcMar>
+          </w:tcPr>
+          <w:p>
+            <w:r>
+              <w:rPr>
+                <w:rFonts w:ascii="Arial" w:cs="Arial" w:eastAsia="Arial" w:hAnsi="Arial"/>
+                <w:sz w:val="20"/>
+                <w:szCs w:val="20"/>
+              </w:rPr>
+              <w:t xml:space="preserve">Mixture of Experts routing</w:t>
+            </w:r>
+          </w:p>
+        </w:tc>
+        <w:tc>
+          <w:tcPr>
+            <w:tcW w:type="dxa" w:w="3800"/>
+            <w:tcBorders>
+              <w:top w:val="single" w:color="CCCCCC" w:sz="1"/>
+              <w:left w:val="single" w:color="CCCCCC" w:sz="1"/>
+              <w:bottom w:val="single" w:color="CCCCCC" w:sz="1"/>
+              <w:right w:val="single" w:color="CCCCCC" w:sz="1"/>
+            </w:tcBorders>
+            <w:shd w:fill="FFFFFF" w:val="clear"/>
+            <w:tcMar>
+              <w:top w:type="dxa" w:w="80"/>
+              <w:left w:type="dxa" w:w="120"/>
+              <w:bottom w:type="dxa" w:w="80"/>
+              <w:right w:type="dxa" w:w="120"/>
+            </w:tcMar>
+          </w:tcPr>
+          <w:p>
+            <w:r>
+              <w:rPr>
+                <w:rFonts w:ascii="Arial" w:cs="Arial" w:eastAsia="Arial" w:hAnsi="Arial"/>
+                <w:sz w:val="20"/>
+                <w:szCs w:val="20"/>
+              </w:rPr>
+              <w:t xml:space="preserve">Token routed to new expert on a different GPU. Previous expert's KV offloaded to CPU.</w:t>
+            </w:r>
+          </w:p>
+        </w:tc>
+        <w:tc>
+          <w:tcPr>
+            <w:tcW w:type="dxa" w:w="3560"/>
+            <w:tcBorders>
+              <w:top w:val="single" w:color="CCCCCC" w:sz="1"/>
+              <w:left w:val="single" w:color="CCCCCC" w:sz="1"/>
+              <w:bottom w:val="single" w:color="CCCCCC" w:sz="1"/>
+              <w:right w:val="single" w:color="CCCCCC" w:sz="1"/>
+            </w:tcBorders>
+            <w:shd w:fill="FFFFFF" w:val="clear"/>
+            <w:tcMar>
+              <w:top w:type="dxa" w:w="80"/>
+              <w:left w:type="dxa" w:w="120"/>
+              <w:bottom w:type="dxa" w:w="80"/>
+              <w:right w:type="dxa" w:w="120"/>
+            </w:tcMar>
+          </w:tcPr>
+          <w:p>
+            <w:r>
+              <w:rPr>
+                <w:rFonts w:ascii="Arial" w:cs="Arial" w:eastAsia="Arial" w:hAnsi="Arial"/>
+                <w:sz w:val="20"/>
+                <w:szCs w:val="20"/>
+              </w:rPr>
+              <w:t xml:space="preserve">Expert switching happens every token generation</w:t>
+            </w:r>
+          </w:p>
+        </w:tc>
+      </w:tr>
+      <w:tr>
+        <w:tc>
+          <w:tcPr>
+            <w:tcW w:type="dxa" w:w="2000"/>
+            <w:tcBorders>
+              <w:top w:val="single" w:color="CCCCCC" w:sz="1"/>
+              <w:left w:val="single" w:color="CCCCCC" w:sz="1"/>
+              <w:bottom w:val="single" w:color="CCCCCC" w:sz="1"/>
+              <w:right w:val="single" w:color="CCCCCC" w:sz="1"/>
+            </w:tcBorders>
+            <w:shd w:fill="F2F6FA" w:val="clear"/>
+            <w:tcMar>
+              <w:top w:type="dxa" w:w="80"/>
+              <w:left w:type="dxa" w:w="120"/>
+              <w:bottom w:type="dxa" w:w="80"/>
+              <w:right w:type="dxa" w:w="120"/>
+            </w:tcMar>
+          </w:tcPr>
+          <w:p>
+            <w:r>
+              <w:rPr>
+                <w:rFonts w:ascii="Arial" w:cs="Arial" w:eastAsia="Arial" w:hAnsi="Arial"/>
+                <w:sz w:val="20"/>
+                <w:szCs w:val="20"/>
+              </w:rPr>
+              <w:t xml:space="preserve">Long-context overflow</w:t>
+            </w:r>
+          </w:p>
+        </w:tc>
+        <w:tc>
+          <w:tcPr>
+            <w:tcW w:type="dxa" w:w="3800"/>
+            <w:tcBorders>
+              <w:top w:val="single" w:color="CCCCCC" w:sz="1"/>
+              <w:left w:val="single" w:color="CCCCCC" w:sz="1"/>
+              <w:bottom w:val="single" w:color="CCCCCC" w:sz="1"/>
+              <w:right w:val="single" w:color="CCCCCC" w:sz="1"/>
+            </w:tcBorders>
+            <w:shd w:fill="F2F6FA" w:val="clear"/>
+            <w:tcMar>
+              <w:top w:type="dxa" w:w="80"/>
+              <w:left w:type="dxa" w:w="120"/>
+              <w:bottom w:type="dxa" w:w="80"/>
+              <w:right w:type="dxa" w:w="120"/>
+            </w:tcMar>
+          </w:tcPr>
+          <w:p>
+            <w:r>
+              <w:rPr>
+                <w:rFonts w:ascii="Arial" w:cs="Arial" w:eastAsia="Arial" w:hAnsi="Arial"/>
+                <w:sz w:val="20"/>
+                <w:szCs w:val="20"/>
+              </w:rPr>
+              <w:t xml:space="preserve">User pastes 100K tokens (32 GB KV). Recent tokens on GPU, older tokens on CPU DRAM.</w:t>
+            </w:r>
+          </w:p>
+        </w:tc>
+        <w:tc>
+          <w:tcPr>
+            <w:tcW w:type="dxa" w:w="3560"/>
+            <w:tcBorders>
+              <w:top w:val="single" w:color="CCCCCC" w:sz="1"/>
+              <w:left w:val="single" w:color="CCCCCC" w:sz="1"/>
+              <w:bottom w:val="single" w:color="CCCCCC" w:sz="1"/>
+              <w:right w:val="single" w:color="CCCCCC" w:sz="1"/>
+            </w:tcBorders>
+            <w:shd w:fill="F2F6FA" w:val="clear"/>
+            <w:tcMar>
+              <w:top w:type="dxa" w:w="80"/>
+              <w:left w:type="dxa" w:w="120"/>
+              <w:bottom w:type="dxa" w:w="80"/>
+              <w:right w:type="dxa" w:w="120"/>
+            </w:tcMar>
+          </w:tcPr>
+          <w:p>
+            <w:r>
+              <w:rPr>
+                <w:rFonts w:ascii="Arial" w:cs="Arial" w:eastAsia="Arial" w:hAnsi="Arial"/>
+                <w:sz w:val="20"/>
+                <w:szCs w:val="20"/>
+              </w:rPr>
+              <w:t xml:space="preserve">Attention prefetches old tokens as needed</w:t>
+            </w:r>
+          </w:p>
+        </w:tc>
+      </w:tr>
+      <w:tr>
+        <w:tc>
+          <w:tcPr>
+            <w:tcW w:type="dxa" w:w="2000"/>
+            <w:tcBorders>
+              <w:top w:val="single" w:color="CCCCCC" w:sz="1"/>
+              <w:left w:val="single" w:color="CCCCCC" w:sz="1"/>
+              <w:bottom w:val="single" w:color="CCCCCC" w:sz="1"/>
+              <w:right w:val="single" w:color="CCCCCC" w:sz="1"/>
+            </w:tcBorders>
+            <w:shd w:fill="FFFFFF" w:val="clear"/>
+            <w:tcMar>
+              <w:top w:type="dxa" w:w="80"/>
+              <w:left w:type="dxa" w:w="120"/>
+              <w:bottom w:type="dxa" w:w="80"/>
+              <w:right w:type="dxa" w:w="120"/>
+            </w:tcMar>
+          </w:tcPr>
+          <w:p>
+            <w:r>
+              <w:rPr>
+                <w:rFonts w:ascii="Arial" w:cs="Arial" w:eastAsia="Arial" w:hAnsi="Arial"/>
+                <w:sz w:val="20"/>
+                <w:szCs w:val="20"/>
+              </w:rPr>
+              <w:t xml:space="preserve">Autoscaling (scale-down)</w:t>
+            </w:r>
+          </w:p>
+        </w:tc>
+        <w:tc>
+          <w:tcPr>
+            <w:tcW w:type="dxa" w:w="3800"/>
+            <w:tcBorders>
+              <w:top w:val="single" w:color="CCCCCC" w:sz="1"/>
+              <w:left w:val="single" w:color="CCCCCC" w:sz="1"/>
+              <w:bottom w:val="single" w:color="CCCCCC" w:sz="1"/>
+              <w:right w:val="single" w:color="CCCCCC" w:sz="1"/>
+            </w:tcBorders>
+            <w:shd w:fill="FFFFFF" w:val="clear"/>
+            <w:tcMar>
+              <w:top w:type="dxa" w:w="80"/>
+              <w:left w:type="dxa" w:w="120"/>
+              <w:bottom w:type="dxa" w:w="80"/>
+              <w:right w:type="dxa" w:w="120"/>
+            </w:tcMar>
+          </w:tcPr>
+          <w:p>
+            <w:r>
+              <w:rPr>
+                <w:rFonts w:ascii="Arial" w:cs="Arial" w:eastAsia="Arial" w:hAnsi="Arial"/>
+                <w:sz w:val="20"/>
+                <w:szCs w:val="20"/>
+              </w:rPr>
+              <w:t xml:space="preserve">Planner removes a GPU. NIXL copies all KV-caches to CPU, then migrates to remaining GPUs.</w:t>
+            </w:r>
+          </w:p>
+        </w:tc>
+        <w:tc>
+          <w:tcPr>
+            <w:tcW w:type="dxa" w:w="3560"/>
+            <w:tcBorders>
+              <w:top w:val="single" w:color="CCCCCC" w:sz="1"/>
+              <w:left w:val="single" w:color="CCCCCC" w:sz="1"/>
+              <w:bottom w:val="single" w:color="CCCCCC" w:sz="1"/>
+              <w:right w:val="single" w:color="CCCCCC" w:sz="1"/>
+            </w:tcBorders>
+            <w:shd w:fill="FFFFFF" w:val="clear"/>
+            <w:tcMar>
+              <w:top w:type="dxa" w:w="80"/>
+              <w:left w:type="dxa" w:w="120"/>
+              <w:bottom w:type="dxa" w:w="80"/>
+              <w:right w:type="dxa" w:w="120"/>
+            </w:tcMar>
+          </w:tcPr>
+          <w:p>
+            <w:r>
+              <w:rPr>
+                <w:rFonts w:ascii="Arial" w:cs="Arial" w:eastAsia="Arial" w:hAnsi="Arial"/>
+                <w:sz w:val="20"/>
+                <w:szCs w:val="20"/>
+              </w:rPr>
+              <w:t xml:space="preserve">No user request dropped during drain</w:t>
+            </w:r>
+          </w:p>
+        </w:tc>
+      </w:tr>
+    </w:tbl>
+    <w:p>
+      <w:pPr>
+        <w:spacing w:after="160"/>
+      </w:pPr>
+      <w:r>
+        <w:rPr>
+          <w:rFonts w:ascii="Arial" w:cs="Arial" w:eastAsia="Arial" w:hAnsi="Arial"/>
+          <w:sz w:val="22"/>
+          <w:szCs w:val="22"/>
+        </w:rPr>
+        <w:t xml:space="preserve">Why CPU DRAM specifically, and not SSD or S3:</w:t>
+      </w:r>
+    </w:p>
+    <w:tbl>
+      <w:tblPr>
+        <w:tblW w:type="dxa" w:w="9360"/>
+        <w:tblBorders>
+          <w:top w:val="single" w:color="auto" w:sz="4"/>
+          <w:left w:val="single" w:color="auto" w:sz="4"/>
+          <w:bottom w:val="single" w:color="auto" w:sz="4"/>
+          <w:right w:val="single" w:color="auto" w:sz="4"/>
+          <w:insideH w:val="single" w:color="auto" w:sz="4"/>
+          <w:insideV w:val="single" w:color="auto" w:sz="4"/>
+        </w:tblBorders>
+      </w:tblPr>
+      <w:tblGrid>
+        <w:gridCol w:w="2000"/>
+        <w:gridCol w:w="2200"/>
+        <w:gridCol w:w="2200"/>
+        <w:gridCol w:w="2960"/>
+      </w:tblGrid>
+      <w:tr>
+        <w:tc>
+          <w:tcPr>
+            <w:tcW w:type="dxa" w:w="2000"/>
+            <w:tcBorders>
+              <w:top w:val="single" w:color="CCCCCC" w:sz="1"/>
+              <w:left w:val="single" w:color="CCCCCC" w:sz="1"/>
+              <w:bottom w:val="single" w:color="CCCCCC" w:sz="1"/>
+              <w:right w:val="single" w:color="CCCCCC" w:sz="1"/>
+            </w:tcBorders>
+            <w:shd w:fill="1B2A4A" w:val="clear"/>
+            <w:tcMar>
+              <w:top w:type="dxa" w:w="80"/>
+              <w:left w:type="dxa" w:w="120"/>
+              <w:bottom w:type="dxa" w:w="80"/>
+              <w:right w:type="dxa" w:w="120"/>
+            </w:tcMar>
+          </w:tcPr>
+          <w:p>
+            <w:r>
+              <w:rPr>
+                <w:rFonts w:ascii="Arial" w:cs="Arial" w:eastAsia="Arial" w:hAnsi="Arial"/>
+                <w:b/>
+                <w:bCs/>
+                <w:color w:val="FFFFFF"/>
+                <w:sz w:val="20"/>
+                <w:szCs w:val="20"/>
+              </w:rPr>
+              <w:t xml:space="preserve">Destination</w:t>
+            </w:r>
+          </w:p>
+        </w:tc>
+        <w:tc>
+          <w:tcPr>
+            <w:tcW w:type="dxa" w:w="2200"/>
+            <w:tcBorders>
+              <w:top w:val="single" w:color="CCCCCC" w:sz="1"/>
+              <w:left w:val="single" w:color="CCCCCC" w:sz="1"/>
+              <w:bottom w:val="single" w:color="CCCCCC" w:sz="1"/>
+              <w:right w:val="single" w:color="CCCCCC" w:sz="1"/>
+            </w:tcBorders>
+            <w:shd w:fill="1B2A4A" w:val="clear"/>
+            <w:tcMar>
+              <w:top w:type="dxa" w:w="80"/>
+              <w:left w:type="dxa" w:w="120"/>
+              <w:bottom w:type="dxa" w:w="80"/>
+              <w:right w:type="dxa" w:w="120"/>
+            </w:tcMar>
+          </w:tcPr>
+          <w:p>
+            <w:r>
+              <w:rPr>
+                <w:rFonts w:ascii="Arial" w:cs="Arial" w:eastAsia="Arial" w:hAnsi="Arial"/>
+                <w:b/>
+                <w:bCs/>
+                <w:color w:val="FFFFFF"/>
+                <w:sz w:val="20"/>
+                <w:szCs w:val="20"/>
+              </w:rPr>
+              <w:t xml:space="preserve">Transfer Speed</w:t>
+            </w:r>
+          </w:p>
+        </w:tc>
+        <w:tc>
+          <w:tcPr>
+            <w:tcW w:type="dxa" w:w="2200"/>
+            <w:tcBorders>
+              <w:top w:val="single" w:color="CCCCCC" w:sz="1"/>
+              <w:left w:val="single" w:color="CCCCCC" w:sz="1"/>
+              <w:bottom w:val="single" w:color="CCCCCC" w:sz="1"/>
+              <w:right w:val="single" w:color="CCCCCC" w:sz="1"/>
+            </w:tcBorders>
+            <w:shd w:fill="1B2A4A" w:val="clear"/>
+            <w:tcMar>
+              <w:top w:type="dxa" w:w="80"/>
+              <w:left w:type="dxa" w:w="120"/>
+              <w:bottom w:type="dxa" w:w="80"/>
+              <w:right w:type="dxa" w:w="120"/>
+            </w:tcMar>
+          </w:tcPr>
+          <w:p>
+            <w:r>
+              <w:rPr>
+                <w:rFonts w:ascii="Arial" w:cs="Arial" w:eastAsia="Arial" w:hAnsi="Arial"/>
+                <w:b/>
+                <w:bCs/>
+                <w:color w:val="FFFFFF"/>
+                <w:sz w:val="20"/>
+                <w:szCs w:val="20"/>
+              </w:rPr>
+              <w:t xml:space="preserve">Time to Move 1 GB</w:t>
+            </w:r>
+          </w:p>
+        </w:tc>
+        <w:tc>
+          <w:tcPr>
+            <w:tcW w:type="dxa" w:w="2960"/>
+            <w:tcBorders>
+              <w:top w:val="single" w:color="CCCCCC" w:sz="1"/>
+              <w:left w:val="single" w:color="CCCCCC" w:sz="1"/>
+              <w:bottom w:val="single" w:color="CCCCCC" w:sz="1"/>
+              <w:right w:val="single" w:color="CCCCCC" w:sz="1"/>
+            </w:tcBorders>
+            <w:shd w:fill="1B2A4A" w:val="clear"/>
+            <w:tcMar>
+              <w:top w:type="dxa" w:w="80"/>
+              <w:left w:type="dxa" w:w="120"/>
+              <w:bottom w:type="dxa" w:w="80"/>
+              <w:right w:type="dxa" w:w="120"/>
+            </w:tcMar>
+          </w:tcPr>
+          <w:p>
+            <w:r>
+              <w:rPr>
+                <w:rFonts w:ascii="Arial" w:cs="Arial" w:eastAsia="Arial" w:hAnsi="Arial"/>
+                <w:b/>
+                <w:bCs/>
+                <w:color w:val="FFFFFF"/>
+                <w:sz w:val="20"/>
+                <w:szCs w:val="20"/>
+              </w:rPr>
+              <w:t xml:space="preserve">Suitable For</w:t>
+            </w:r>
+          </w:p>
+        </w:tc>
+      </w:tr>
+      <w:tr>
+        <w:tc>
+          <w:tcPr>
+            <w:tcW w:type="dxa" w:w="2000"/>
+            <w:tcBorders>
+              <w:top w:val="single" w:color="CCCCCC" w:sz="1"/>
+              <w:left w:val="single" w:color="CCCCCC" w:sz="1"/>
+              <w:bottom w:val="single" w:color="CCCCCC" w:sz="1"/>
+              <w:right w:val="single" w:color="CCCCCC" w:sz="1"/>
+            </w:tcBorders>
+            <w:shd w:fill="F2F6FA" w:val="clear"/>
+            <w:tcMar>
+              <w:top w:type="dxa" w:w="80"/>
+              <w:left w:type="dxa" w:w="120"/>
+              <w:bottom w:type="dxa" w:w="80"/>
+              <w:right w:type="dxa" w:w="120"/>
+            </w:tcMar>
+          </w:tcPr>
+          <w:p>
+            <w:r>
+              <w:rPr>
+                <w:rFonts w:ascii="Arial" w:cs="Arial" w:eastAsia="Arial" w:hAnsi="Arial"/>
+                <w:sz w:val="20"/>
+                <w:szCs w:val="20"/>
+              </w:rPr>
+              <w:t xml:space="preserve">CPU DRAM</w:t>
+            </w:r>
+          </w:p>
+        </w:tc>
+        <w:tc>
+          <w:tcPr>
+            <w:tcW w:type="dxa" w:w="2200"/>
+            <w:tcBorders>
+              <w:top w:val="single" w:color="CCCCCC" w:sz="1"/>
+              <w:left w:val="single" w:color="CCCCCC" w:sz="1"/>
+              <w:bottom w:val="single" w:color="CCCCCC" w:sz="1"/>
+              <w:right w:val="single" w:color="CCCCCC" w:sz="1"/>
+            </w:tcBorders>
+            <w:shd w:fill="F2F6FA" w:val="clear"/>
+            <w:tcMar>
+              <w:top w:type="dxa" w:w="80"/>
+              <w:left w:type="dxa" w:w="120"/>
+              <w:bottom w:type="dxa" w:w="80"/>
+              <w:right w:type="dxa" w:w="120"/>
+            </w:tcMar>
+          </w:tcPr>
+          <w:p>
+            <w:r>
+              <w:rPr>
+                <w:rFonts w:ascii="Arial" w:cs="Arial" w:eastAsia="Arial" w:hAnsi="Arial"/>
+                <w:sz w:val="20"/>
+                <w:szCs w:val="20"/>
+              </w:rPr>
+              <w:t xml:space="preserve">~50 GB/s (PCIe)</w:t>
+            </w:r>
+          </w:p>
+        </w:tc>
+        <w:tc>
+          <w:tcPr>
+            <w:tcW w:type="dxa" w:w="2200"/>
+            <w:tcBorders>
+              <w:top w:val="single" w:color="CCCCCC" w:sz="1"/>
+              <w:left w:val="single" w:color="CCCCCC" w:sz="1"/>
+              <w:bottom w:val="single" w:color="CCCCCC" w:sz="1"/>
+              <w:right w:val="single" w:color="CCCCCC" w:sz="1"/>
+            </w:tcBorders>
+            <w:shd w:fill="F2F6FA" w:val="clear"/>
+            <w:tcMar>
+              <w:top w:type="dxa" w:w="80"/>
+              <w:left w:type="dxa" w:w="120"/>
+              <w:bottom w:type="dxa" w:w="80"/>
+              <w:right w:type="dxa" w:w="120"/>
+            </w:tcMar>
+          </w:tcPr>
+          <w:p>
+            <w:r>
+              <w:rPr>
+                <w:rFonts w:ascii="Arial" w:cs="Arial" w:eastAsia="Arial" w:hAnsi="Arial"/>
+                <w:sz w:val="20"/>
+                <w:szCs w:val="20"/>
+              </w:rPr>
+              <w:t xml:space="preserve">~20 ms</w:t>
+            </w:r>
+          </w:p>
+        </w:tc>
+        <w:tc>
+          <w:tcPr>
+            <w:tcW w:type="dxa" w:w="2960"/>
+            <w:tcBorders>
+              <w:top w:val="single" w:color="CCCCCC" w:sz="1"/>
+              <w:left w:val="single" w:color="CCCCCC" w:sz="1"/>
+              <w:bottom w:val="single" w:color="CCCCCC" w:sz="1"/>
+              <w:right w:val="single" w:color="CCCCCC" w:sz="1"/>
+            </w:tcBorders>
+            <w:shd w:fill="F2F6FA" w:val="clear"/>
+            <w:tcMar>
+              <w:top w:type="dxa" w:w="80"/>
+              <w:left w:type="dxa" w:w="120"/>
+              <w:bottom w:type="dxa" w:w="80"/>
+              <w:right w:type="dxa" w:w="120"/>
+            </w:tcMar>
+          </w:tcPr>
+          <w:p>
+            <w:r>
+              <w:rPr>
+                <w:rFonts w:ascii="Arial" w:cs="Arial" w:eastAsia="Arial" w:hAnsi="Arial"/>
+                <w:sz w:val="20"/>
+                <w:szCs w:val="20"/>
+              </w:rPr>
+              <w:t xml:space="preserve">Active eviction — user won't notice</w:t>
+            </w:r>
+          </w:p>
+        </w:tc>
+      </w:tr>
+      <w:tr>
+        <w:tc>
+          <w:tcPr>
+            <w:tcW w:type="dxa" w:w="2000"/>
+            <w:tcBorders>
+              <w:top w:val="single" w:color="CCCCCC" w:sz="1"/>
+              <w:left w:val="single" w:color="CCCCCC" w:sz="1"/>
+              <w:bottom w:val="single" w:color="CCCCCC" w:sz="1"/>
+              <w:right w:val="single" w:color="CCCCCC" w:sz="1"/>
+            </w:tcBorders>
+            <w:shd w:fill="FFFFFF" w:val="clear"/>
+            <w:tcMar>
+              <w:top w:type="dxa" w:w="80"/>
+              <w:left w:type="dxa" w:w="120"/>
+              <w:bottom w:type="dxa" w:w="80"/>
+              <w:right w:type="dxa" w:w="120"/>
+            </w:tcMar>
+          </w:tcPr>
+          <w:p>
+            <w:r>
+              <w:rPr>
+                <w:rFonts w:ascii="Arial" w:cs="Arial" w:eastAsia="Arial" w:hAnsi="Arial"/>
+                <w:sz w:val="20"/>
+                <w:szCs w:val="20"/>
+              </w:rPr>
+              <w:t xml:space="preserve">NVMe SSD</w:t>
+            </w:r>
+          </w:p>
+        </w:tc>
+        <w:tc>
+          <w:tcPr>
+            <w:tcW w:type="dxa" w:w="2200"/>
+            <w:tcBorders>
+              <w:top w:val="single" w:color="CCCCCC" w:sz="1"/>
+              <w:left w:val="single" w:color="CCCCCC" w:sz="1"/>
+              <w:bottom w:val="single" w:color="CCCCCC" w:sz="1"/>
+              <w:right w:val="single" w:color="CCCCCC" w:sz="1"/>
+            </w:tcBorders>
+            <w:shd w:fill="FFFFFF" w:val="clear"/>
+            <w:tcMar>
+              <w:top w:type="dxa" w:w="80"/>
+              <w:left w:type="dxa" w:w="120"/>
+              <w:bottom w:type="dxa" w:w="80"/>
+              <w:right w:type="dxa" w:w="120"/>
+            </w:tcMar>
+          </w:tcPr>
+          <w:p>
+            <w:r>
+              <w:rPr>
+                <w:rFonts w:ascii="Arial" w:cs="Arial" w:eastAsia="Arial" w:hAnsi="Arial"/>
+                <w:sz w:val="20"/>
+                <w:szCs w:val="20"/>
+              </w:rPr>
+              <w:t xml:space="preserve">~7 GB/s</w:t>
+            </w:r>
+          </w:p>
+        </w:tc>
+        <w:tc>
+          <w:tcPr>
+            <w:tcW w:type="dxa" w:w="2200"/>
+            <w:tcBorders>
+              <w:top w:val="single" w:color="CCCCCC" w:sz="1"/>
+              <w:left w:val="single" w:color="CCCCCC" w:sz="1"/>
+              <w:bottom w:val="single" w:color="CCCCCC" w:sz="1"/>
+              <w:right w:val="single" w:color="CCCCCC" w:sz="1"/>
+            </w:tcBorders>
+            <w:shd w:fill="FFFFFF" w:val="clear"/>
+            <w:tcMar>
+              <w:top w:type="dxa" w:w="80"/>
+              <w:left w:type="dxa" w:w="120"/>
+              <w:bottom w:type="dxa" w:w="80"/>
+              <w:right w:type="dxa" w:w="120"/>
+            </w:tcMar>
+          </w:tcPr>
+          <w:p>
+            <w:r>
+              <w:rPr>
+                <w:rFonts w:ascii="Arial" w:cs="Arial" w:eastAsia="Arial" w:hAnsi="Arial"/>
+                <w:sz w:val="20"/>
+                <w:szCs w:val="20"/>
+              </w:rPr>
+              <w:t xml:space="preserve">~150 ms</w:t>
+            </w:r>
+          </w:p>
+        </w:tc>
+        <w:tc>
+          <w:tcPr>
+            <w:tcW w:type="dxa" w:w="2960"/>
+            <w:tcBorders>
+              <w:top w:val="single" w:color="CCCCCC" w:sz="1"/>
+              <w:left w:val="single" w:color="CCCCCC" w:sz="1"/>
+              <w:bottom w:val="single" w:color="CCCCCC" w:sz="1"/>
+              <w:right w:val="single" w:color="CCCCCC" w:sz="1"/>
+            </w:tcBorders>
+            <w:shd w:fill="FFFFFF" w:val="clear"/>
+            <w:tcMar>
+              <w:top w:type="dxa" w:w="80"/>
+              <w:left w:type="dxa" w:w="120"/>
+              <w:bottom w:type="dxa" w:w="80"/>
+              <w:right w:type="dxa" w:w="120"/>
+            </w:tcMar>
+          </w:tcPr>
+          <w:p>
+            <w:r>
+              <w:rPr>
+                <w:rFonts w:ascii="Arial" w:cs="Arial" w:eastAsia="Arial" w:hAnsi="Arial"/>
+                <w:sz w:val="20"/>
+                <w:szCs w:val="20"/>
+              </w:rPr>
+              <w:t xml:space="preserve">Idle users — small delay acceptable</w:t>
+            </w:r>
+          </w:p>
+        </w:tc>
+      </w:tr>
+      <w:tr>
+        <w:tc>
+          <w:tcPr>
+            <w:tcW w:type="dxa" w:w="2000"/>
+            <w:tcBorders>
+              <w:top w:val="single" w:color="CCCCCC" w:sz="1"/>
+              <w:left w:val="single" w:color="CCCCCC" w:sz="1"/>
+              <w:bottom w:val="single" w:color="CCCCCC" w:sz="1"/>
+              <w:right w:val="single" w:color="CCCCCC" w:sz="1"/>
+            </w:tcBorders>
+            <w:shd w:fill="F2F6FA" w:val="clear"/>
+            <w:tcMar>
+              <w:top w:type="dxa" w:w="80"/>
+              <w:left w:type="dxa" w:w="120"/>
+              <w:bottom w:type="dxa" w:w="80"/>
+              <w:right w:type="dxa" w:w="120"/>
+            </w:tcMar>
+          </w:tcPr>
+          <w:p>
+            <w:r>
+              <w:rPr>
+                <w:rFonts w:ascii="Arial" w:cs="Arial" w:eastAsia="Arial" w:hAnsi="Arial"/>
+                <w:sz w:val="20"/>
+                <w:szCs w:val="20"/>
+              </w:rPr>
+              <w:t xml:space="preserve">S3 / Azure</w:t>
+            </w:r>
+          </w:p>
+        </w:tc>
+        <w:tc>
+          <w:tcPr>
+            <w:tcW w:type="dxa" w:w="2200"/>
+            <w:tcBorders>
+              <w:top w:val="single" w:color="CCCCCC" w:sz="1"/>
+              <w:left w:val="single" w:color="CCCCCC" w:sz="1"/>
+              <w:bottom w:val="single" w:color="CCCCCC" w:sz="1"/>
+              <w:right w:val="single" w:color="CCCCCC" w:sz="1"/>
+            </w:tcBorders>
+            <w:shd w:fill="F2F6FA" w:val="clear"/>
+            <w:tcMar>
+              <w:top w:type="dxa" w:w="80"/>
+              <w:left w:type="dxa" w:w="120"/>
+              <w:bottom w:type="dxa" w:w="80"/>
+              <w:right w:type="dxa" w:w="120"/>
+            </w:tcMar>
+          </w:tcPr>
+          <w:p>
+            <w:r>
+              <w:rPr>
+                <w:rFonts w:ascii="Arial" w:cs="Arial" w:eastAsia="Arial" w:hAnsi="Arial"/>
+                <w:sz w:val="20"/>
+                <w:szCs w:val="20"/>
+              </w:rPr>
+              <w:t xml:space="preserve">~1 Gbps</w:t>
+            </w:r>
+          </w:p>
+        </w:tc>
+        <w:tc>
+          <w:tcPr>
+            <w:tcW w:type="dxa" w:w="2200"/>
+            <w:tcBorders>
+              <w:top w:val="single" w:color="CCCCCC" w:sz="1"/>
+              <w:left w:val="single" w:color="CCCCCC" w:sz="1"/>
+              <w:bottom w:val="single" w:color="CCCCCC" w:sz="1"/>
+              <w:right w:val="single" w:color="CCCCCC" w:sz="1"/>
+            </w:tcBorders>
+            <w:shd w:fill="F2F6FA" w:val="clear"/>
+            <w:tcMar>
+              <w:top w:type="dxa" w:w="80"/>
+              <w:left w:type="dxa" w:w="120"/>
+              <w:bottom w:type="dxa" w:w="80"/>
+              <w:right w:type="dxa" w:w="120"/>
+            </w:tcMar>
+          </w:tcPr>
+          <w:p>
+            <w:r>
+              <w:rPr>
+                <w:rFonts w:ascii="Arial" w:cs="Arial" w:eastAsia="Arial" w:hAnsi="Arial"/>
+                <w:sz w:val="20"/>
+                <w:szCs w:val="20"/>
+              </w:rPr>
+              <w:t xml:space="preserve">~8 seconds</w:t>
+            </w:r>
+          </w:p>
+        </w:tc>
+        <w:tc>
+          <w:tcPr>
+            <w:tcW w:type="dxa" w:w="2960"/>
+            <w:tcBorders>
+              <w:top w:val="single" w:color="CCCCCC" w:sz="1"/>
+              <w:left w:val="single" w:color="CCCCCC" w:sz="1"/>
+              <w:bottom w:val="single" w:color="CCCCCC" w:sz="1"/>
+              <w:right w:val="single" w:color="CCCCCC" w:sz="1"/>
+            </w:tcBorders>
+            <w:shd w:fill="F2F6FA" w:val="clear"/>
+            <w:tcMar>
+              <w:top w:type="dxa" w:w="80"/>
+              <w:left w:type="dxa" w:w="120"/>
+              <w:bottom w:type="dxa" w:w="80"/>
+              <w:right w:type="dxa" w:w="120"/>
+            </w:tcMar>
+          </w:tcPr>
+          <w:p>
+            <w:r>
+              <w:rPr>
+                <w:rFonts w:ascii="Arial" w:cs="Arial" w:eastAsia="Arial" w:hAnsi="Arial"/>
+                <w:sz w:val="20"/>
+                <w:szCs w:val="20"/>
+              </w:rPr>
+              <w:t xml:space="preserve">Long-term archival only</w:t>
+            </w:r>
+          </w:p>
+        </w:tc>
+      </w:tr>
+    </w:tbl>
+    <w:p>
+      <w:pPr>
+        <w:spacing w:after="160"/>
+      </w:pPr>
+      <w:r>
+        <w:rPr>
+          <w:rFonts w:ascii="Arial" w:cs="Arial" w:eastAsia="Arial" w:hAnsi="Arial"/>
+          <w:sz w:val="22"/>
+          <w:szCs w:val="22"/>
+        </w:rPr>
+        <w:t xml:space="preserve">CPU DRAM is 3-7x faster than SSD for offloading, making it the only tier fast enough for real-time eviction decisions. Without fast CPU offload, Dynamo could not dynamically rebalance GPU memory in response to changing request patterns.</w:t>
+      </w:r>
+    </w:p>
+    <w:p>
+      <w:pPr>
+        <w:pStyle w:val="Heading2"/>
+        <w:spacing w:before="280" w:after="160"/>
+      </w:pPr>
+      <w:r>
+        <w:rPr>
+          <w:rFonts w:ascii="Arial" w:cs="Arial" w:eastAsia="Arial" w:hAnsi="Arial"/>
+          <w:b/>
+          <w:bCs/>
+          <w:color w:val="2E5090"/>
+          <w:sz w:val="26"/>
+          <w:szCs w:val="26"/>
+        </w:rPr>
+        <w:t xml:space="preserve">14.6 The Economics: Recompute vs Cache</w:t>
+      </w:r>
+    </w:p>
+    <w:p>
+      <w:pPr>
+        <w:spacing w:after="160"/>
+      </w:pPr>
+      <w:r>
+        <w:rPr>
+          <w:rFonts w:ascii="Arial" w:cs="Arial" w:eastAsia="Arial" w:hAnsi="Arial"/>
+          <w:sz w:val="22"/>
+          <w:szCs w:val="22"/>
+        </w:rPr>
+        <w:t xml:space="preserve">At scale, caching KV on cheap storage is vastly cheaper than recomputing on expensive GPUs:</w:t>
+      </w:r>
+    </w:p>
+    <w:p>
+      <w:pPr>
+        <w:pBdr>
+          <w:left w:val="single" w:color="2E5090" w:sz="3" w:space="8"/>
+        </w:pBdr>
+        <w:spacing w:after="120"/>
+        <w:ind w:left="360"/>
+      </w:pPr>
+      <w:r>
+        <w:rPr>
+          <w:rFonts w:ascii="Consolas" w:cs="Consolas" w:eastAsia="Consolas" w:hAnsi="Consolas"/>
+          <w:sz w:val="18"/>
+          <w:szCs w:val="18"/>
+        </w:rPr>
+        <w:t xml:space="preserve">User sends follow-up in a 4K token conversation:</w:t>
+      </w:r>
+    </w:p>
+    <w:p>
+      <w:pPr>
+        <w:pBdr>
+          <w:left w:val="single" w:color="2E5090" w:sz="3" w:space="8"/>
+        </w:pBdr>
+        <w:spacing w:after="120"/>
+        <w:ind w:left="360"/>
+      </w:pPr>
+      <w:r>
+        <w:rPr>
+          <w:rFonts w:ascii="Consolas" w:cs="Consolas" w:eastAsia="Consolas" w:hAnsi="Consolas"/>
+          <w:sz w:val="18"/>
+          <w:szCs w:val="18"/>
+        </w:rPr>
+        <w:t xml:space="preserve"/>
+      </w:r>
+    </w:p>
+    <w:p>
+      <w:pPr>
+        <w:pBdr>
+          <w:left w:val="single" w:color="2E5090" w:sz="3" w:space="8"/>
+        </w:pBdr>
+        <w:spacing w:after="120"/>
+        <w:ind w:left="360"/>
+      </w:pPr>
+      <w:r>
+        <w:rPr>
+          <w:rFonts w:ascii="Consolas" w:cs="Consolas" w:eastAsia="Consolas" w:hAnsi="Consolas"/>
+          <w:sz w:val="18"/>
+          <w:szCs w:val="18"/>
+        </w:rPr>
+        <w:t xml:space="preserve">Option A — Discard cache, recompute from scratch:</w:t>
+      </w:r>
+    </w:p>
+    <w:p>
+      <w:pPr>
+        <w:pBdr>
+          <w:left w:val="single" w:color="2E5090" w:sz="3" w:space="8"/>
+        </w:pBdr>
+        <w:spacing w:after="120"/>
+        <w:ind w:left="360"/>
+      </w:pPr>
+      <w:r>
+        <w:rPr>
+          <w:rFonts w:ascii="Consolas" w:cs="Consolas" w:eastAsia="Consolas" w:hAnsi="Consolas"/>
+          <w:sz w:val="18"/>
+          <w:szCs w:val="18"/>
+        </w:rPr>
+        <w:t xml:space="preserve">  Prefill 4000 tokens on H100: ~200ms GPU time</w:t>
+      </w:r>
+    </w:p>
+    <w:p>
+      <w:pPr>
+        <w:pBdr>
+          <w:left w:val="single" w:color="2E5090" w:sz="3" w:space="8"/>
+        </w:pBdr>
+        <w:spacing w:after="120"/>
+        <w:ind w:left="360"/>
+      </w:pPr>
+      <w:r>
+        <w:rPr>
+          <w:rFonts w:ascii="Consolas" w:cs="Consolas" w:eastAsia="Consolas" w:hAnsi="Consolas"/>
+          <w:sz w:val="18"/>
+          <w:szCs w:val="18"/>
+        </w:rPr>
+        <w:t xml:space="preserve">  200 users × 10 follow-ups = 2000 recomputes</w:t>
+      </w:r>
+    </w:p>
+    <w:p>
+      <w:pPr>
+        <w:pBdr>
+          <w:left w:val="single" w:color="2E5090" w:sz="3" w:space="8"/>
+        </w:pBdr>
+        <w:spacing w:after="120"/>
+        <w:ind w:left="360"/>
+      </w:pPr>
+      <w:r>
+        <w:rPr>
+          <w:rFonts w:ascii="Consolas" w:cs="Consolas" w:eastAsia="Consolas" w:hAnsi="Consolas"/>
+          <w:sz w:val="18"/>
+          <w:szCs w:val="18"/>
+        </w:rPr>
+        <w:t xml:space="preserve">  Wasted GPU compute: significant at $3/hr per GPU</w:t>
+      </w:r>
+    </w:p>
+    <w:p>
+      <w:pPr>
+        <w:pBdr>
+          <w:left w:val="single" w:color="2E5090" w:sz="3" w:space="8"/>
+        </w:pBdr>
+        <w:spacing w:after="120"/>
+        <w:ind w:left="360"/>
+      </w:pPr>
+      <w:r>
+        <w:rPr>
+          <w:rFonts w:ascii="Consolas" w:cs="Consolas" w:eastAsia="Consolas" w:hAnsi="Consolas"/>
+          <w:sz w:val="18"/>
+          <w:szCs w:val="18"/>
+        </w:rPr>
+        <w:t xml:space="preserve"/>
+      </w:r>
+    </w:p>
+    <w:p>
+      <w:pPr>
+        <w:pBdr>
+          <w:left w:val="single" w:color="2E5090" w:sz="3" w:space="8"/>
+        </w:pBdr>
+        <w:spacing w:after="120"/>
+        <w:ind w:left="360"/>
+      </w:pPr>
+      <w:r>
+        <w:rPr>
+          <w:rFonts w:ascii="Consolas" w:cs="Consolas" w:eastAsia="Consolas" w:hAnsi="Consolas"/>
+          <w:sz w:val="18"/>
+          <w:szCs w:val="18"/>
+        </w:rPr>
+        <w:t xml:space="preserve">Option B — Cache on SSD, reload when needed:</w:t>
+      </w:r>
+    </w:p>
+    <w:p>
+      <w:pPr>
+        <w:pBdr>
+          <w:left w:val="single" w:color="2E5090" w:sz="3" w:space="8"/>
+        </w:pBdr>
+        <w:spacing w:after="120"/>
+        <w:ind w:left="360"/>
+      </w:pPr>
+      <w:r>
+        <w:rPr>
+          <w:rFonts w:ascii="Consolas" w:cs="Consolas" w:eastAsia="Consolas" w:hAnsi="Consolas"/>
+          <w:sz w:val="18"/>
+          <w:szCs w:val="18"/>
+        </w:rPr>
+        <w:t xml:space="preserve">  Store 1.28 GB on SSD: ~$0.00001/hr</w:t>
+      </w:r>
+    </w:p>
+    <w:p>
+      <w:pPr>
+        <w:pBdr>
+          <w:left w:val="single" w:color="2E5090" w:sz="3" w:space="8"/>
+        </w:pBdr>
+        <w:spacing w:after="120"/>
+        <w:ind w:left="360"/>
+      </w:pPr>
+      <w:r>
+        <w:rPr>
+          <w:rFonts w:ascii="Consolas" w:cs="Consolas" w:eastAsia="Consolas" w:hAnsi="Consolas"/>
+          <w:sz w:val="18"/>
+          <w:szCs w:val="18"/>
+        </w:rPr>
+        <w:t xml:space="preserve">  Reload: ~50ms (vs 200ms recompute)</w:t>
+      </w:r>
+    </w:p>
+    <w:p>
+      <w:pPr>
+        <w:pBdr>
+          <w:left w:val="single" w:color="2E5090" w:sz="3" w:space="8"/>
+        </w:pBdr>
+        <w:spacing w:after="120"/>
+        <w:ind w:left="360"/>
+      </w:pPr>
+      <w:r>
+        <w:rPr>
+          <w:rFonts w:ascii="Consolas" w:cs="Consolas" w:eastAsia="Consolas" w:hAnsi="Consolas"/>
+          <w:sz w:val="18"/>
+          <w:szCs w:val="18"/>
+        </w:rPr>
+        <w:t xml:space="preserve">  User gets 4x faster response + save GPU compute</w:t>
+      </w:r>
+    </w:p>
+    <w:p>
+      <w:pPr>
+        <w:pBdr>
+          <w:left w:val="single" w:color="2E5090" w:sz="3" w:space="8"/>
+        </w:pBdr>
+        <w:spacing w:after="120"/>
+        <w:ind w:left="360"/>
+      </w:pPr>
+      <w:r>
+        <w:rPr>
+          <w:rFonts w:ascii="Consolas" w:cs="Consolas" w:eastAsia="Consolas" w:hAnsi="Consolas"/>
+          <w:sz w:val="18"/>
+          <w:szCs w:val="18"/>
+        </w:rPr>
+        <w:t xml:space="preserve"/>
+      </w:r>
+    </w:p>
+    <w:p>
+      <w:pPr>
+        <w:pBdr>
+          <w:left w:val="single" w:color="2E5090" w:sz="3" w:space="8"/>
+        </w:pBdr>
+        <w:spacing w:after="120"/>
+        <w:ind w:left="360"/>
+      </w:pPr>
+      <w:r>
+        <w:rPr>
+          <w:rFonts w:ascii="Consolas" w:cs="Consolas" w:eastAsia="Consolas" w:hAnsi="Consolas"/>
+          <w:sz w:val="18"/>
+          <w:szCs w:val="18"/>
+        </w:rPr>
+        <w:t xml:space="preserve">Option C — Cache on S3 for long-term:</w:t>
+      </w:r>
+    </w:p>
+    <w:p>
+      <w:pPr>
+        <w:pBdr>
+          <w:left w:val="single" w:color="2E5090" w:sz="3" w:space="8"/>
+        </w:pBdr>
+        <w:spacing w:after="120"/>
+        <w:ind w:left="360"/>
+      </w:pPr>
+      <w:r>
+        <w:rPr>
+          <w:rFonts w:ascii="Consolas" w:cs="Consolas" w:eastAsia="Consolas" w:hAnsi="Consolas"/>
+          <w:sz w:val="18"/>
+          <w:szCs w:val="18"/>
+        </w:rPr>
+        <w:t xml:space="preserve">  Store 1.28 GB on S3: ~$0.00003/month</w:t>
+      </w:r>
+    </w:p>
+    <w:p>
+      <w:pPr>
+        <w:pBdr>
+          <w:left w:val="single" w:color="2E5090" w:sz="3" w:space="8"/>
+        </w:pBdr>
+        <w:spacing w:after="120"/>
+        <w:ind w:left="360"/>
+      </w:pPr>
+      <w:r>
+        <w:rPr>
+          <w:rFonts w:ascii="Consolas" w:cs="Consolas" w:eastAsia="Consolas" w:hAnsi="Consolas"/>
+          <w:sz w:val="18"/>
+          <w:szCs w:val="18"/>
+        </w:rPr>
+        <w:t xml:space="preserve">  Any server can resume the conversation (cross-server sharing)</w:t>
+      </w:r>
+    </w:p>
+    <w:p>
+      <w:pPr>
+        <w:pStyle w:val="Heading2"/>
+        <w:spacing w:before="280" w:after="160"/>
+      </w:pPr>
+      <w:r>
+        <w:rPr>
+          <w:rFonts w:ascii="Arial" w:cs="Arial" w:eastAsia="Arial" w:hAnsi="Arial"/>
+          <w:b/>
+          <w:bCs/>
+          <w:color w:val="2E5090"/>
+          <w:sz w:val="26"/>
+          <w:szCs w:val="26"/>
+        </w:rPr>
+        <w:t xml:space="preserve">14.7 NIXL Unified Transfer API</w:t>
+      </w:r>
+    </w:p>
+    <w:p>
+      <w:pPr>
+        <w:spacing w:after="160"/>
+      </w:pPr>
+      <w:r>
+        <w:rPr>
+          <w:rFonts w:ascii="Arial" w:cs="Arial" w:eastAsia="Arial" w:hAnsi="Arial"/>
+          <w:sz w:val="22"/>
+          <w:szCs w:val="22"/>
+        </w:rPr>
+        <w:t xml:space="preserve">Without NIXL, the inference framework would need separate code paths for NVLink, RDMA, GPUDirect Storage, POSIX file I/O, and S3 APIs. NIXL wraps all of them into one non-blocking, async call:</w:t>
+      </w:r>
+    </w:p>
+    <w:p>
+      <w:pPr>
+        <w:pBdr>
+          <w:left w:val="single" w:color="2E5090" w:sz="3" w:space="8"/>
+        </w:pBdr>
+        <w:spacing w:after="120"/>
+        <w:ind w:left="360"/>
+      </w:pPr>
+      <w:r>
+        <w:rPr>
+          <w:rFonts w:ascii="Consolas" w:cs="Consolas" w:eastAsia="Consolas" w:hAnsi="Consolas"/>
+          <w:sz w:val="18"/>
+          <w:szCs w:val="18"/>
+        </w:rPr>
+        <w:t xml:space="preserve"># All through the same NIXL API:</w:t>
+      </w:r>
+    </w:p>
+    <w:p>
+      <w:pPr>
+        <w:pBdr>
+          <w:left w:val="single" w:color="2E5090" w:sz="3" w:space="8"/>
+        </w:pBdr>
+        <w:spacing w:after="120"/>
+        <w:ind w:left="360"/>
+      </w:pPr>
+      <w:r>
+        <w:rPr>
+          <w:rFonts w:ascii="Consolas" w:cs="Consolas" w:eastAsia="Consolas" w:hAnsi="Consolas"/>
+          <w:sz w:val="18"/>
+          <w:szCs w:val="18"/>
+        </w:rPr>
+        <w:t xml:space="preserve">nixl.transfer(kv, src='gpu:0',   dst='gpu:2')      # disaggregated serving</w:t>
+      </w:r>
+    </w:p>
+    <w:p>
+      <w:pPr>
+        <w:pBdr>
+          <w:left w:val="single" w:color="2E5090" w:sz="3" w:space="8"/>
+        </w:pBdr>
+        <w:spacing w:after="120"/>
+        <w:ind w:left="360"/>
+      </w:pPr>
+      <w:r>
+        <w:rPr>
+          <w:rFonts w:ascii="Consolas" w:cs="Consolas" w:eastAsia="Consolas" w:hAnsi="Consolas"/>
+          <w:sz w:val="18"/>
+          <w:szCs w:val="18"/>
+        </w:rPr>
+        <w:t xml:space="preserve">nixl.transfer(kv, src='gpu:0',   dst='cpu:dram')   # spill to CPU RAM</w:t>
+      </w:r>
+    </w:p>
+    <w:p>
+      <w:pPr>
+        <w:pBdr>
+          <w:left w:val="single" w:color="2E5090" w:sz="3" w:space="8"/>
+        </w:pBdr>
+        <w:spacing w:after="120"/>
+        <w:ind w:left="360"/>
+      </w:pPr>
+      <w:r>
+        <w:rPr>
+          <w:rFonts w:ascii="Consolas" w:cs="Consolas" w:eastAsia="Consolas" w:hAnsi="Consolas"/>
+          <w:sz w:val="18"/>
+          <w:szCs w:val="18"/>
+        </w:rPr>
+        <w:t xml:space="preserve">nixl.transfer(kv, src='cpu:dram', dst='ssd:0')     # spill to local SSD</w:t>
+      </w:r>
+    </w:p>
+    <w:p>
+      <w:pPr>
+        <w:pBdr>
+          <w:left w:val="single" w:color="2E5090" w:sz="3" w:space="8"/>
+        </w:pBdr>
+        <w:spacing w:after="120"/>
+        <w:ind w:left="360"/>
+      </w:pPr>
+      <w:r>
+        <w:rPr>
+          <w:rFonts w:ascii="Consolas" w:cs="Consolas" w:eastAsia="Consolas" w:hAnsi="Consolas"/>
+          <w:sz w:val="18"/>
+          <w:szCs w:val="18"/>
+        </w:rPr>
+        <w:t xml:space="preserve">nixl.transfer(kv, src='ssd:0',   dst='s3://bucket')# archive to cloud</w:t>
+      </w:r>
+    </w:p>
+    <w:p>
+      <w:pPr>
+        <w:pBdr>
+          <w:left w:val="single" w:color="2E5090" w:sz="3" w:space="8"/>
+        </w:pBdr>
+        <w:spacing w:after="120"/>
+        <w:ind w:left="360"/>
+      </w:pPr>
+      <w:r>
+        <w:rPr>
+          <w:rFonts w:ascii="Consolas" w:cs="Consolas" w:eastAsia="Consolas" w:hAnsi="Consolas"/>
+          <w:sz w:val="18"/>
+          <w:szCs w:val="18"/>
+        </w:rPr>
+        <w:t xml:space="preserve">nixl.transfer(kv, src='s3://bucket', dst='gpu:5')  # reload on different server</w:t>
+      </w:r>
+    </w:p>
+    <w:p>
+      <w:pPr>
+        <w:spacing w:after="160"/>
+      </w:pPr>
+      <w:r>
+        <w:rPr>
+          <w:rFonts w:ascii="Arial" w:cs="Arial" w:eastAsia="Arial" w:hAnsi="Arial"/>
+          <w:sz w:val="22"/>
+          <w:szCs w:val="22"/>
+        </w:rPr>
+        <w:t xml:space="preserve">NIXL automatically selects the optimal backend: NVLink for GPU-to-GPU within a node, RDMA for cross-node, GPUDirect Storage for SSD access, and native S3/Azure client for object storage. The caller never needs to know the underlying transport.</w:t>
+      </w:r>
+    </w:p>
+    <w:p>
+      <w:pPr>
+        <w:pStyle w:val="Heading2"/>
+        <w:spacing w:before="280" w:after="160"/>
+      </w:pPr>
+      <w:r>
+        <w:rPr>
+          <w:rFonts w:ascii="Arial" w:cs="Arial" w:eastAsia="Arial" w:hAnsi="Arial"/>
+          <w:b/>
+          <w:bCs/>
+          <w:color w:val="2E5090"/>
+          <w:sz w:val="26"/>
+          <w:szCs w:val="26"/>
+        </w:rPr>
+        <w:t xml:space="preserve">14.8 ModelExpress: Weight Streaming</w:t>
+      </w:r>
+    </w:p>
+    <w:p>
+      <w:pPr>
+        <w:spacing w:after="160"/>
+      </w:pPr>
+      <w:r>
+        <w:rPr>
+          <w:rFonts w:ascii="Arial" w:cs="Arial" w:eastAsia="Arial" w:hAnsi="Arial"/>
+          <w:sz w:val="22"/>
+          <w:szCs w:val="22"/>
+        </w:rPr>
+        <w:t xml:space="preserve">When a new GPU worker spins up (autoscaling), instead of downloading model weights from storage, ModelExpress streams them from an existing worker over NVLink/RDMA via NIXL:</w:t>
+      </w:r>
+    </w:p>
+    <w:p>
+      <w:pPr>
+        <w:pBdr>
+          <w:left w:val="single" w:color="2E5090" w:sz="3" w:space="8"/>
+        </w:pBdr>
+        <w:spacing w:after="120"/>
+        <w:ind w:left="360"/>
+      </w:pPr>
+      <w:r>
+        <w:rPr>
+          <w:rFonts w:ascii="Consolas" w:cs="Consolas" w:eastAsia="Consolas" w:hAnsi="Consolas"/>
+          <w:sz w:val="18"/>
+          <w:szCs w:val="18"/>
+        </w:rPr>
+        <w:t xml:space="preserve">Traditional model loading (slow):</w:t>
+      </w:r>
+    </w:p>
+    <w:p>
+      <w:pPr>
+        <w:pBdr>
+          <w:left w:val="single" w:color="2E5090" w:sz="3" w:space="8"/>
+        </w:pBdr>
+        <w:spacing w:after="120"/>
+        <w:ind w:left="360"/>
+      </w:pPr>
+      <w:r>
+        <w:rPr>
+          <w:rFonts w:ascii="Consolas" w:cs="Consolas" w:eastAsia="Consolas" w:hAnsi="Consolas"/>
+          <w:sz w:val="18"/>
+          <w:szCs w:val="18"/>
+        </w:rPr>
+        <w:t xml:space="preserve">  Worker 0: download weights from S3 → write to SSD → load to GPU</w:t>
+      </w:r>
+    </w:p>
+    <w:p>
+      <w:pPr>
+        <w:pBdr>
+          <w:left w:val="single" w:color="2E5090" w:sz="3" w:space="8"/>
+        </w:pBdr>
+        <w:spacing w:after="120"/>
+        <w:ind w:left="360"/>
+      </w:pPr>
+      <w:r>
+        <w:rPr>
+          <w:rFonts w:ascii="Consolas" w:cs="Consolas" w:eastAsia="Consolas" w:hAnsi="Consolas"/>
+          <w:sz w:val="18"/>
+          <w:szCs w:val="18"/>
+        </w:rPr>
+        <w:t xml:space="preserve">  Worker 1: download weights from S3 → write to SSD → load to GPU  (same file!)</w:t>
+      </w:r>
+    </w:p>
+    <w:p>
+      <w:pPr>
+        <w:pBdr>
+          <w:left w:val="single" w:color="2E5090" w:sz="3" w:space="8"/>
+        </w:pBdr>
+        <w:spacing w:after="120"/>
+        <w:ind w:left="360"/>
+      </w:pPr>
+      <w:r>
+        <w:rPr>
+          <w:rFonts w:ascii="Consolas" w:cs="Consolas" w:eastAsia="Consolas" w:hAnsi="Consolas"/>
+          <w:sz w:val="18"/>
+          <w:szCs w:val="18"/>
+        </w:rPr>
+        <w:t xml:space="preserve">  Worker 2: download weights from S3 → write to SSD → load to GPU  (again!)</w:t>
+      </w:r>
+    </w:p>
+    <w:p>
+      <w:pPr>
+        <w:pBdr>
+          <w:left w:val="single" w:color="2E5090" w:sz="3" w:space="8"/>
+        </w:pBdr>
+        <w:spacing w:after="120"/>
+        <w:ind w:left="360"/>
+      </w:pPr>
+      <w:r>
+        <w:rPr>
+          <w:rFonts w:ascii="Consolas" w:cs="Consolas" w:eastAsia="Consolas" w:hAnsi="Consolas"/>
+          <w:sz w:val="18"/>
+          <w:szCs w:val="18"/>
+        </w:rPr>
+        <w:t xml:space="preserve">  Bottleneck: S3 bandwidth, repeated downloads</w:t>
+      </w:r>
+    </w:p>
+    <w:p>
+      <w:pPr>
+        <w:pBdr>
+          <w:left w:val="single" w:color="2E5090" w:sz="3" w:space="8"/>
+        </w:pBdr>
+        <w:spacing w:after="120"/>
+        <w:ind w:left="360"/>
+      </w:pPr>
+      <w:r>
+        <w:rPr>
+          <w:rFonts w:ascii="Consolas" w:cs="Consolas" w:eastAsia="Consolas" w:hAnsi="Consolas"/>
+          <w:sz w:val="18"/>
+          <w:szCs w:val="18"/>
+        </w:rPr>
+        <w:t xml:space="preserve"/>
+      </w:r>
+    </w:p>
+    <w:p>
+      <w:pPr>
+        <w:pBdr>
+          <w:left w:val="single" w:color="2E5090" w:sz="3" w:space="8"/>
+        </w:pBdr>
+        <w:spacing w:after="120"/>
+        <w:ind w:left="360"/>
+      </w:pPr>
+      <w:r>
+        <w:rPr>
+          <w:rFonts w:ascii="Consolas" w:cs="Consolas" w:eastAsia="Consolas" w:hAnsi="Consolas"/>
+          <w:sz w:val="18"/>
+          <w:szCs w:val="18"/>
+        </w:rPr>
+        <w:t xml:space="preserve">ModelExpress with NIXL (7x faster):</w:t>
+      </w:r>
+    </w:p>
+    <w:p>
+      <w:pPr>
+        <w:pBdr>
+          <w:left w:val="single" w:color="2E5090" w:sz="3" w:space="8"/>
+        </w:pBdr>
+        <w:spacing w:after="120"/>
+        <w:ind w:left="360"/>
+      </w:pPr>
+      <w:r>
+        <w:rPr>
+          <w:rFonts w:ascii="Consolas" w:cs="Consolas" w:eastAsia="Consolas" w:hAnsi="Consolas"/>
+          <w:sz w:val="18"/>
+          <w:szCs w:val="18"/>
+        </w:rPr>
+        <w:t xml:space="preserve">  Worker 0: download once from S3 → load to GPU</w:t>
+      </w:r>
+    </w:p>
+    <w:p>
+      <w:pPr>
+        <w:pBdr>
+          <w:left w:val="single" w:color="2E5090" w:sz="3" w:space="8"/>
+        </w:pBdr>
+        <w:spacing w:after="120"/>
+        <w:ind w:left="360"/>
+      </w:pPr>
+      <w:r>
+        <w:rPr>
+          <w:rFonts w:ascii="Consolas" w:cs="Consolas" w:eastAsia="Consolas" w:hAnsi="Consolas"/>
+          <w:sz w:val="18"/>
+          <w:szCs w:val="18"/>
+        </w:rPr>
+        <w:t xml:space="preserve">  Worker 0 → NIXL/NVLink → Worker 1 GPU  (direct GPU-to-GPU)</w:t>
+      </w:r>
+    </w:p>
+    <w:p>
+      <w:pPr>
+        <w:pBdr>
+          <w:left w:val="single" w:color="2E5090" w:sz="3" w:space="8"/>
+        </w:pBdr>
+        <w:spacing w:after="120"/>
+        <w:ind w:left="360"/>
+      </w:pPr>
+      <w:r>
+        <w:rPr>
+          <w:rFonts w:ascii="Consolas" w:cs="Consolas" w:eastAsia="Consolas" w:hAnsi="Consolas"/>
+          <w:sz w:val="18"/>
+          <w:szCs w:val="18"/>
+        </w:rPr>
+        <w:t xml:space="preserve">  Worker 0 → NIXL/NVLink → Worker 2 GPU  (parallel streaming)</w:t>
+      </w:r>
+    </w:p>
+    <w:p>
+      <w:pPr>
+        <w:pBdr>
+          <w:left w:val="single" w:color="2E5090" w:sz="3" w:space="8"/>
+        </w:pBdr>
+        <w:spacing w:after="120"/>
+        <w:ind w:left="360"/>
+      </w:pPr>
+      <w:r>
+        <w:rPr>
+          <w:rFonts w:ascii="Consolas" w:cs="Consolas" w:eastAsia="Consolas" w:hAnsi="Consolas"/>
+          <w:sz w:val="18"/>
+          <w:szCs w:val="18"/>
+        </w:rPr>
+        <w:t xml:space="preserve">  Bottleneck: NVLink bandwidth (56-900 GB/s) instead of storage</w:t>
+      </w:r>
+    </w:p>
+    <w:p>
+      <w:pPr>
+        <w:pStyle w:val="Heading2"/>
+        <w:spacing w:before="280" w:after="160"/>
+      </w:pPr>
+      <w:r>
+        <w:rPr>
+          <w:rFonts w:ascii="Arial" w:cs="Arial" w:eastAsia="Arial" w:hAnsi="Arial"/>
+          <w:b/>
+          <w:bCs/>
+          <w:color w:val="2E5090"/>
+          <w:sz w:val="26"/>
+          <w:szCs w:val="26"/>
+        </w:rPr>
+        <w:t xml:space="preserve">14.9 UCX: The Transport Layer Under NIXL</w:t>
+      </w:r>
+    </w:p>
+    <w:p>
+      <w:pPr>
+        <w:spacing w:after="160"/>
+      </w:pPr>
+      <w:r>
+        <w:rPr>
+          <w:rFonts w:ascii="Arial" w:cs="Arial" w:eastAsia="Arial" w:hAnsi="Arial"/>
+          <w:sz w:val="22"/>
+          <w:szCs w:val="22"/>
+        </w:rPr>
+        <w:t xml:space="preserve">UCX (Unified Communication X) is the communication library that NIXL uses for its network transfers. It abstracts different network hardware behind one API, automatically selecting the fastest transport available:</w:t>
+      </w:r>
+    </w:p>
+    <w:p>
+      <w:pPr>
+        <w:pBdr>
+          <w:left w:val="single" w:color="2E5090" w:sz="3" w:space="8"/>
+        </w:pBdr>
+        <w:spacing w:after="120"/>
+        <w:ind w:left="360"/>
+      </w:pPr>
+      <w:r>
+        <w:rPr>
+          <w:rFonts w:ascii="Consolas" w:cs="Consolas" w:eastAsia="Consolas" w:hAnsi="Consolas"/>
+          <w:sz w:val="18"/>
+          <w:szCs w:val="18"/>
+        </w:rPr>
+        <w:t xml:space="preserve">Application (vLLM / Dynamo)</w:t>
+      </w:r>
+    </w:p>
+    <w:p>
+      <w:pPr>
+        <w:pBdr>
+          <w:left w:val="single" w:color="2E5090" w:sz="3" w:space="8"/>
+        </w:pBdr>
+        <w:spacing w:after="120"/>
+        <w:ind w:left="360"/>
+      </w:pPr>
+      <w:r>
+        <w:rPr>
+          <w:rFonts w:ascii="Consolas" w:cs="Consolas" w:eastAsia="Consolas" w:hAnsi="Consolas"/>
+          <w:sz w:val="18"/>
+          <w:szCs w:val="18"/>
+        </w:rPr>
+        <w:t xml:space="preserve">    ↓</w:t>
+      </w:r>
+    </w:p>
+    <w:p>
+      <w:pPr>
+        <w:pBdr>
+          <w:left w:val="single" w:color="2E5090" w:sz="3" w:space="8"/>
+        </w:pBdr>
+        <w:spacing w:after="120"/>
+        <w:ind w:left="360"/>
+      </w:pPr>
+      <w:r>
+        <w:rPr>
+          <w:rFonts w:ascii="Consolas" w:cs="Consolas" w:eastAsia="Consolas" w:hAnsi="Consolas"/>
+          <w:sz w:val="18"/>
+          <w:szCs w:val="18"/>
+        </w:rPr>
+        <w:t xml:space="preserve">NIXL (unified data movement API)</w:t>
+      </w:r>
+    </w:p>
+    <w:p>
+      <w:pPr>
+        <w:pBdr>
+          <w:left w:val="single" w:color="2E5090" w:sz="3" w:space="8"/>
+        </w:pBdr>
+        <w:spacing w:after="120"/>
+        <w:ind w:left="360"/>
+      </w:pPr>
+      <w:r>
+        <w:rPr>
+          <w:rFonts w:ascii="Consolas" w:cs="Consolas" w:eastAsia="Consolas" w:hAnsi="Consolas"/>
+          <w:sz w:val="18"/>
+          <w:szCs w:val="18"/>
+        </w:rPr>
+        <w:t xml:space="preserve">    ↓</w:t>
+      </w:r>
+    </w:p>
+    <w:p>
+      <w:pPr>
+        <w:pBdr>
+          <w:left w:val="single" w:color="2E5090" w:sz="3" w:space="8"/>
+        </w:pBdr>
+        <w:spacing w:after="120"/>
+        <w:ind w:left="360"/>
+      </w:pPr>
+      <w:r>
+        <w:rPr>
+          <w:rFonts w:ascii="Consolas" w:cs="Consolas" w:eastAsia="Consolas" w:hAnsi="Consolas"/>
+          <w:sz w:val="18"/>
+          <w:szCs w:val="18"/>
+        </w:rPr>
+        <w:t xml:space="preserve">UCX (transport abstraction)</w:t>
+      </w:r>
+    </w:p>
+    <w:p>
+      <w:pPr>
+        <w:pBdr>
+          <w:left w:val="single" w:color="2E5090" w:sz="3" w:space="8"/>
+        </w:pBdr>
+        <w:spacing w:after="120"/>
+        <w:ind w:left="360"/>
+      </w:pPr>
+      <w:r>
+        <w:rPr>
+          <w:rFonts w:ascii="Consolas" w:cs="Consolas" w:eastAsia="Consolas" w:hAnsi="Consolas"/>
+          <w:sz w:val="18"/>
+          <w:szCs w:val="18"/>
+        </w:rPr>
+        <w:t xml:space="preserve">    ↓ picks the best available:</w:t>
+      </w:r>
+    </w:p>
+    <w:p>
+      <w:pPr>
+        <w:pBdr>
+          <w:left w:val="single" w:color="2E5090" w:sz="3" w:space="8"/>
+        </w:pBdr>
+        <w:spacing w:after="120"/>
+        <w:ind w:left="360"/>
+      </w:pPr>
+      <w:r>
+        <w:rPr>
+          <w:rFonts w:ascii="Consolas" w:cs="Consolas" w:eastAsia="Consolas" w:hAnsi="Consolas"/>
+          <w:sz w:val="18"/>
+          <w:szCs w:val="18"/>
+        </w:rPr>
+        <w:t xml:space="preserve">    ├─ InfiniBand RDMA verbs   (fastest, datacenter)</w:t>
+      </w:r>
+    </w:p>
+    <w:p>
+      <w:pPr>
+        <w:pBdr>
+          <w:left w:val="single" w:color="2E5090" w:sz="3" w:space="8"/>
+        </w:pBdr>
+        <w:spacing w:after="120"/>
+        <w:ind w:left="360"/>
+      </w:pPr>
+      <w:r>
+        <w:rPr>
+          <w:rFonts w:ascii="Consolas" w:cs="Consolas" w:eastAsia="Consolas" w:hAnsi="Consolas"/>
+          <w:sz w:val="18"/>
+          <w:szCs w:val="18"/>
+        </w:rPr>
+        <w:t xml:space="preserve">    ├─ RoCE / RDMA over Ethernet</w:t>
+      </w:r>
+    </w:p>
+    <w:p>
+      <w:pPr>
+        <w:pBdr>
+          <w:left w:val="single" w:color="2E5090" w:sz="3" w:space="8"/>
+        </w:pBdr>
+        <w:spacing w:after="120"/>
+        <w:ind w:left="360"/>
+      </w:pPr>
+      <w:r>
+        <w:rPr>
+          <w:rFonts w:ascii="Consolas" w:cs="Consolas" w:eastAsia="Consolas" w:hAnsi="Consolas"/>
+          <w:sz w:val="18"/>
+          <w:szCs w:val="18"/>
+        </w:rPr>
+        <w:t xml:space="preserve">    ├─ Shared memory           (within same node)</w:t>
+      </w:r>
+    </w:p>
+    <w:p>
+      <w:pPr>
+        <w:pBdr>
+          <w:left w:val="single" w:color="2E5090" w:sz="3" w:space="8"/>
+        </w:pBdr>
+        <w:spacing w:after="120"/>
+        <w:ind w:left="360"/>
+      </w:pPr>
+      <w:r>
+        <w:rPr>
+          <w:rFonts w:ascii="Consolas" w:cs="Consolas" w:eastAsia="Consolas" w:hAnsi="Consolas"/>
+          <w:sz w:val="18"/>
+          <w:szCs w:val="18"/>
+        </w:rPr>
+        <w:t xml:space="preserve">    └─ TCP sockets             (fallback, slowest)</w:t>
+      </w:r>
+    </w:p>
+    <w:p>
+      <w:pPr>
+        <w:spacing w:after="160"/>
+      </w:pPr>
+      <w:r>
+        <w:rPr>
+          <w:rFonts w:ascii="Arial" w:cs="Arial" w:eastAsia="Arial" w:hAnsi="Arial"/>
+          <w:sz w:val="22"/>
+          <w:szCs w:val="22"/>
+        </w:rPr>
+        <w:t xml:space="preserve">UCX has three internal layers:</w:t>
+      </w:r>
+    </w:p>
+    <w:tbl>
+      <w:tblPr>
+        <w:tblW w:type="dxa" w:w="9360"/>
+        <w:tblBorders>
+          <w:top w:val="single" w:color="auto" w:sz="4"/>
+          <w:left w:val="single" w:color="auto" w:sz="4"/>
+          <w:bottom w:val="single" w:color="auto" w:sz="4"/>
+          <w:right w:val="single" w:color="auto" w:sz="4"/>
+          <w:insideH w:val="single" w:color="auto" w:sz="4"/>
+          <w:insideV w:val="single" w:color="auto" w:sz="4"/>
+        </w:tblBorders>
+      </w:tblPr>
+      <w:tblGrid>
+        <w:gridCol w:w="1800"/>
+        <w:gridCol w:w="2800"/>
+        <w:gridCol w:w="4760"/>
+      </w:tblGrid>
+      <w:tr>
+        <w:tc>
+          <w:tcPr>
+            <w:tcW w:type="dxa" w:w="1800"/>
+            <w:tcBorders>
+              <w:top w:val="single" w:color="CCCCCC" w:sz="1"/>
+              <w:left w:val="single" w:color="CCCCCC" w:sz="1"/>
+              <w:bottom w:val="single" w:color="CCCCCC" w:sz="1"/>
+              <w:right w:val="single" w:color="CCCCCC" w:sz="1"/>
+            </w:tcBorders>
+            <w:shd w:fill="1B2A4A" w:val="clear"/>
+            <w:tcMar>
+              <w:top w:type="dxa" w:w="80"/>
+              <w:left w:type="dxa" w:w="120"/>
+              <w:bottom w:type="dxa" w:w="80"/>
+              <w:right w:type="dxa" w:w="120"/>
+            </w:tcMar>
+          </w:tcPr>
+          <w:p>
+            <w:r>
+              <w:rPr>
+                <w:rFonts w:ascii="Arial" w:cs="Arial" w:eastAsia="Arial" w:hAnsi="Arial"/>
+                <w:b/>
+                <w:bCs/>
+                <w:color w:val="FFFFFF"/>
+                <w:sz w:val="20"/>
+                <w:szCs w:val="20"/>
+              </w:rPr>
+              <w:t xml:space="preserve">Layer</w:t>
+            </w:r>
+          </w:p>
+        </w:tc>
+        <w:tc>
+          <w:tcPr>
+            <w:tcW w:type="dxa" w:w="2800"/>
+            <w:tcBorders>
+              <w:top w:val="single" w:color="CCCCCC" w:sz="1"/>
+              <w:left w:val="single" w:color="CCCCCC" w:sz="1"/>
+              <w:bottom w:val="single" w:color="CCCCCC" w:sz="1"/>
+              <w:right w:val="single" w:color="CCCCCC" w:sz="1"/>
+            </w:tcBorders>
+            <w:shd w:fill="1B2A4A" w:val="clear"/>
+            <w:tcMar>
+              <w:top w:type="dxa" w:w="80"/>
+              <w:left w:type="dxa" w:w="120"/>
+              <w:bottom w:type="dxa" w:w="80"/>
+              <w:right w:type="dxa" w:w="120"/>
+            </w:tcMar>
+          </w:tcPr>
+          <w:p>
+            <w:r>
+              <w:rPr>
+                <w:rFonts w:ascii="Arial" w:cs="Arial" w:eastAsia="Arial" w:hAnsi="Arial"/>
+                <w:b/>
+                <w:bCs/>
+                <w:color w:val="FFFFFF"/>
+                <w:sz w:val="20"/>
+                <w:szCs w:val="20"/>
+              </w:rPr>
+              <w:t xml:space="preserve">Name</w:t>
+            </w:r>
+          </w:p>
+        </w:tc>
+        <w:tc>
+          <w:tcPr>
+            <w:tcW w:type="dxa" w:w="4760"/>
+            <w:tcBorders>
+              <w:top w:val="single" w:color="CCCCCC" w:sz="1"/>
+              <w:left w:val="single" w:color="CCCCCC" w:sz="1"/>
+              <w:bottom w:val="single" w:color="CCCCCC" w:sz="1"/>
+              <w:right w:val="single" w:color="CCCCCC" w:sz="1"/>
+            </w:tcBorders>
+            <w:shd w:fill="1B2A4A" w:val="clear"/>
+            <w:tcMar>
+              <w:top w:type="dxa" w:w="80"/>
+              <w:left w:type="dxa" w:w="120"/>
+              <w:bottom w:type="dxa" w:w="80"/>
+              <w:right w:type="dxa" w:w="120"/>
+            </w:tcMar>
+          </w:tcPr>
+          <w:p>
+            <w:r>
+              <w:rPr>
+                <w:rFonts w:ascii="Arial" w:cs="Arial" w:eastAsia="Arial" w:hAnsi="Arial"/>
+                <w:b/>
+                <w:bCs/>
+                <w:color w:val="FFFFFF"/>
+                <w:sz w:val="20"/>
+                <w:szCs w:val="20"/>
+              </w:rPr>
+              <w:t xml:space="preserve">What It Does</w:t>
+            </w:r>
+          </w:p>
+        </w:tc>
+      </w:tr>
+      <w:tr>
+        <w:tc>
+          <w:tcPr>
+            <w:tcW w:type="dxa" w:w="1800"/>
+            <w:tcBorders>
+              <w:top w:val="single" w:color="CCCCCC" w:sz="1"/>
+              <w:left w:val="single" w:color="CCCCCC" w:sz="1"/>
+              <w:bottom w:val="single" w:color="CCCCCC" w:sz="1"/>
+              <w:right w:val="single" w:color="CCCCCC" w:sz="1"/>
+            </w:tcBorders>
+            <w:shd w:fill="F2F6FA" w:val="clear"/>
+            <w:tcMar>
+              <w:top w:type="dxa" w:w="80"/>
+              <w:left w:type="dxa" w:w="120"/>
+              <w:bottom w:type="dxa" w:w="80"/>
+              <w:right w:type="dxa" w:w="120"/>
+            </w:tcMar>
+          </w:tcPr>
+          <w:p>
+            <w:r>
+              <w:rPr>
+                <w:rFonts w:ascii="Arial" w:cs="Arial" w:eastAsia="Arial" w:hAnsi="Arial"/>
+                <w:sz w:val="20"/>
+                <w:szCs w:val="20"/>
+              </w:rPr>
+              <w:t xml:space="preserve">High-level</w:t>
+            </w:r>
+          </w:p>
+        </w:tc>
+        <w:tc>
+          <w:tcPr>
+            <w:tcW w:type="dxa" w:w="2800"/>
+            <w:tcBorders>
+              <w:top w:val="single" w:color="CCCCCC" w:sz="1"/>
+              <w:left w:val="single" w:color="CCCCCC" w:sz="1"/>
+              <w:bottom w:val="single" w:color="CCCCCC" w:sz="1"/>
+              <w:right w:val="single" w:color="CCCCCC" w:sz="1"/>
+            </w:tcBorders>
+            <w:shd w:fill="F2F6FA" w:val="clear"/>
+            <w:tcMar>
+              <w:top w:type="dxa" w:w="80"/>
+              <w:left w:type="dxa" w:w="120"/>
+              <w:bottom w:type="dxa" w:w="80"/>
+              <w:right w:type="dxa" w:w="120"/>
+            </w:tcMar>
+          </w:tcPr>
+          <w:p>
+            <w:r>
+              <w:rPr>
+                <w:rFonts w:ascii="Arial" w:cs="Arial" w:eastAsia="Arial" w:hAnsi="Arial"/>
+                <w:sz w:val="20"/>
+                <w:szCs w:val="20"/>
+              </w:rPr>
+              <w:t xml:space="preserve">UCP (UCX Protocol)</w:t>
+            </w:r>
+          </w:p>
+        </w:tc>
+        <w:tc>
+          <w:tcPr>
+            <w:tcW w:type="dxa" w:w="4760"/>
+            <w:tcBorders>
+              <w:top w:val="single" w:color="CCCCCC" w:sz="1"/>
+              <w:left w:val="single" w:color="CCCCCC" w:sz="1"/>
+              <w:bottom w:val="single" w:color="CCCCCC" w:sz="1"/>
+              <w:right w:val="single" w:color="CCCCCC" w:sz="1"/>
+            </w:tcBorders>
+            <w:shd w:fill="F2F6FA" w:val="clear"/>
+            <w:tcMar>
+              <w:top w:type="dxa" w:w="80"/>
+              <w:left w:type="dxa" w:w="120"/>
+              <w:bottom w:type="dxa" w:w="80"/>
+              <w:right w:type="dxa" w:w="120"/>
+            </w:tcMar>
+          </w:tcPr>
+          <w:p>
+            <w:r>
+              <w:rPr>
+                <w:rFonts w:ascii="Arial" w:cs="Arial" w:eastAsia="Arial" w:hAnsi="Arial"/>
+                <w:sz w:val="20"/>
+                <w:szCs w:val="20"/>
+              </w:rPr>
+              <w:t xml:space="preserve">Message passing, remote memory access API</w:t>
+            </w:r>
+          </w:p>
+        </w:tc>
+      </w:tr>
+      <w:tr>
+        <w:tc>
+          <w:tcPr>
+            <w:tcW w:type="dxa" w:w="1800"/>
+            <w:tcBorders>
+              <w:top w:val="single" w:color="CCCCCC" w:sz="1"/>
+              <w:left w:val="single" w:color="CCCCCC" w:sz="1"/>
+              <w:bottom w:val="single" w:color="CCCCCC" w:sz="1"/>
+              <w:right w:val="single" w:color="CCCCCC" w:sz="1"/>
+            </w:tcBorders>
+            <w:shd w:fill="FFFFFF" w:val="clear"/>
+            <w:tcMar>
+              <w:top w:type="dxa" w:w="80"/>
+              <w:left w:type="dxa" w:w="120"/>
+              <w:bottom w:type="dxa" w:w="80"/>
+              <w:right w:type="dxa" w:w="120"/>
+            </w:tcMar>
+          </w:tcPr>
+          <w:p>
+            <w:r>
+              <w:rPr>
+                <w:rFonts w:ascii="Arial" w:cs="Arial" w:eastAsia="Arial" w:hAnsi="Arial"/>
+                <w:sz w:val="20"/>
+                <w:szCs w:val="20"/>
+              </w:rPr>
+              <w:t xml:space="preserve">Low-level</w:t>
+            </w:r>
+          </w:p>
+        </w:tc>
+        <w:tc>
+          <w:tcPr>
+            <w:tcW w:type="dxa" w:w="2800"/>
+            <w:tcBorders>
+              <w:top w:val="single" w:color="CCCCCC" w:sz="1"/>
+              <w:left w:val="single" w:color="CCCCCC" w:sz="1"/>
+              <w:bottom w:val="single" w:color="CCCCCC" w:sz="1"/>
+              <w:right w:val="single" w:color="CCCCCC" w:sz="1"/>
+            </w:tcBorders>
+            <w:shd w:fill="FFFFFF" w:val="clear"/>
+            <w:tcMar>
+              <w:top w:type="dxa" w:w="80"/>
+              <w:left w:type="dxa" w:w="120"/>
+              <w:bottom w:type="dxa" w:w="80"/>
+              <w:right w:type="dxa" w:w="120"/>
+            </w:tcMar>
+          </w:tcPr>
+          <w:p>
+            <w:r>
+              <w:rPr>
+                <w:rFonts w:ascii="Arial" w:cs="Arial" w:eastAsia="Arial" w:hAnsi="Arial"/>
+                <w:sz w:val="20"/>
+                <w:szCs w:val="20"/>
+              </w:rPr>
+              <w:t xml:space="preserve">UCT (UCX Transport)</w:t>
+            </w:r>
+          </w:p>
+        </w:tc>
+        <w:tc>
+          <w:tcPr>
+            <w:tcW w:type="dxa" w:w="4760"/>
+            <w:tcBorders>
+              <w:top w:val="single" w:color="CCCCCC" w:sz="1"/>
+              <w:left w:val="single" w:color="CCCCCC" w:sz="1"/>
+              <w:bottom w:val="single" w:color="CCCCCC" w:sz="1"/>
+              <w:right w:val="single" w:color="CCCCCC" w:sz="1"/>
+            </w:tcBorders>
+            <w:shd w:fill="FFFFFF" w:val="clear"/>
+            <w:tcMar>
+              <w:top w:type="dxa" w:w="80"/>
+              <w:left w:type="dxa" w:w="120"/>
+              <w:bottom w:type="dxa" w:w="80"/>
+              <w:right w:type="dxa" w:w="120"/>
+            </w:tcMar>
+          </w:tcPr>
+          <w:p>
+            <w:r>
+              <w:rPr>
+                <w:rFonts w:ascii="Arial" w:cs="Arial" w:eastAsia="Arial" w:hAnsi="Arial"/>
+                <w:sz w:val="20"/>
+                <w:szCs w:val="20"/>
+              </w:rPr>
+              <w:t xml:space="preserve">Talks directly to hardware (IB verbs, shared mem, TCP)</w:t>
+            </w:r>
+          </w:p>
+        </w:tc>
+      </w:tr>
+      <w:tr>
+        <w:tc>
+          <w:tcPr>
+            <w:tcW w:type="dxa" w:w="1800"/>
+            <w:tcBorders>
+              <w:top w:val="single" w:color="CCCCCC" w:sz="1"/>
+              <w:left w:val="single" w:color="CCCCCC" w:sz="1"/>
+              <w:bottom w:val="single" w:color="CCCCCC" w:sz="1"/>
+              <w:right w:val="single" w:color="CCCCCC" w:sz="1"/>
+            </w:tcBorders>
+            <w:shd w:fill="F2F6FA" w:val="clear"/>
+            <w:tcMar>
+              <w:top w:type="dxa" w:w="80"/>
+              <w:left w:type="dxa" w:w="120"/>
+              <w:bottom w:type="dxa" w:w="80"/>
+              <w:right w:type="dxa" w:w="120"/>
+            </w:tcMar>
+          </w:tcPr>
+          <w:p>
+            <w:r>
+              <w:rPr>
+                <w:rFonts w:ascii="Arial" w:cs="Arial" w:eastAsia="Arial" w:hAnsi="Arial"/>
+                <w:sz w:val="20"/>
+                <w:szCs w:val="20"/>
+              </w:rPr>
+              <w:t xml:space="preserve">Services</w:t>
+            </w:r>
+          </w:p>
+        </w:tc>
+        <w:tc>
+          <w:tcPr>
+            <w:tcW w:type="dxa" w:w="2800"/>
+            <w:tcBorders>
+              <w:top w:val="single" w:color="CCCCCC" w:sz="1"/>
+              <w:left w:val="single" w:color="CCCCCC" w:sz="1"/>
+              <w:bottom w:val="single" w:color="CCCCCC" w:sz="1"/>
+              <w:right w:val="single" w:color="CCCCCC" w:sz="1"/>
+            </w:tcBorders>
+            <w:shd w:fill="F2F6FA" w:val="clear"/>
+            <w:tcMar>
+              <w:top w:type="dxa" w:w="80"/>
+              <w:left w:type="dxa" w:w="120"/>
+              <w:bottom w:type="dxa" w:w="80"/>
+              <w:right w:type="dxa" w:w="120"/>
+            </w:tcMar>
+          </w:tcPr>
+          <w:p>
+            <w:r>
+              <w:rPr>
+                <w:rFonts w:ascii="Arial" w:cs="Arial" w:eastAsia="Arial" w:hAnsi="Arial"/>
+                <w:sz w:val="20"/>
+                <w:szCs w:val="20"/>
+              </w:rPr>
+              <w:t xml:space="preserve">UCS (UCX Services)</w:t>
+            </w:r>
+          </w:p>
+        </w:tc>
+        <w:tc>
+          <w:tcPr>
+            <w:tcW w:type="dxa" w:w="4760"/>
+            <w:tcBorders>
+              <w:top w:val="single" w:color="CCCCCC" w:sz="1"/>
+              <w:left w:val="single" w:color="CCCCCC" w:sz="1"/>
+              <w:bottom w:val="single" w:color="CCCCCC" w:sz="1"/>
+              <w:right w:val="single" w:color="CCCCCC" w:sz="1"/>
+            </w:tcBorders>
+            <w:shd w:fill="F2F6FA" w:val="clear"/>
+            <w:tcMar>
+              <w:top w:type="dxa" w:w="80"/>
+              <w:left w:type="dxa" w:w="120"/>
+              <w:bottom w:type="dxa" w:w="80"/>
+              <w:right w:type="dxa" w:w="120"/>
+            </w:tcMar>
+          </w:tcPr>
+          <w:p>
+            <w:r>
+              <w:rPr>
+                <w:rFonts w:ascii="Arial" w:cs="Arial" w:eastAsia="Arial" w:hAnsi="Arial"/>
+                <w:sz w:val="20"/>
+                <w:szCs w:val="20"/>
+              </w:rPr>
+              <w:t xml:space="preserve">Memory management, thread safety, logging</w:t>
+            </w:r>
+          </w:p>
+        </w:tc>
+      </w:tr>
+    </w:tbl>
+    <w:p>
+      <w:pPr>
+        <w:spacing w:after="160"/>
+      </w:pPr>
+      <w:r>
+        <w:rPr>
+          <w:rFonts w:ascii="Arial" w:cs="Arial" w:eastAsia="Arial" w:hAnsi="Arial"/>
+          <w:sz w:val="22"/>
+          <w:szCs w:val="22"/>
+        </w:rPr>
+        <w:t xml:space="preserve">The relationship between NCCL, NIXL, and UCX:</w:t>
+      </w:r>
+    </w:p>
+    <w:tbl>
+      <w:tblPr>
+        <w:tblW w:type="dxa" w:w="9360"/>
+        <w:tblBorders>
+          <w:top w:val="single" w:color="auto" w:sz="4"/>
+          <w:left w:val="single" w:color="auto" w:sz="4"/>
+          <w:bottom w:val="single" w:color="auto" w:sz="4"/>
+          <w:right w:val="single" w:color="auto" w:sz="4"/>
+          <w:insideH w:val="single" w:color="auto" w:sz="4"/>
+          <w:insideV w:val="single" w:color="auto" w:sz="4"/>
+        </w:tblBorders>
+      </w:tblPr>
+      <w:tblGrid>
+        <w:gridCol w:w="1800"/>
+        <w:gridCol w:w="3200"/>
+        <w:gridCol w:w="4360"/>
+      </w:tblGrid>
+      <w:tr>
+        <w:tc>
+          <w:tcPr>
+            <w:tcW w:type="dxa" w:w="1800"/>
+            <w:tcBorders>
+              <w:top w:val="single" w:color="CCCCCC" w:sz="1"/>
+              <w:left w:val="single" w:color="CCCCCC" w:sz="1"/>
+              <w:bottom w:val="single" w:color="CCCCCC" w:sz="1"/>
+              <w:right w:val="single" w:color="CCCCCC" w:sz="1"/>
+            </w:tcBorders>
+            <w:shd w:fill="1B2A4A" w:val="clear"/>
+            <w:tcMar>
+              <w:top w:type="dxa" w:w="80"/>
+              <w:left w:type="dxa" w:w="120"/>
+              <w:bottom w:type="dxa" w:w="80"/>
+              <w:right w:type="dxa" w:w="120"/>
+            </w:tcMar>
+          </w:tcPr>
+          <w:p>
+            <w:r>
+              <w:rPr>
+                <w:rFonts w:ascii="Arial" w:cs="Arial" w:eastAsia="Arial" w:hAnsi="Arial"/>
+                <w:b/>
+                <w:bCs/>
+                <w:color w:val="FFFFFF"/>
+                <w:sz w:val="20"/>
+                <w:szCs w:val="20"/>
+              </w:rPr>
+              <w:t xml:space="preserve">Library</w:t>
+            </w:r>
+          </w:p>
+        </w:tc>
+        <w:tc>
+          <w:tcPr>
+            <w:tcW w:type="dxa" w:w="3200"/>
+            <w:tcBorders>
+              <w:top w:val="single" w:color="CCCCCC" w:sz="1"/>
+              <w:left w:val="single" w:color="CCCCCC" w:sz="1"/>
+              <w:bottom w:val="single" w:color="CCCCCC" w:sz="1"/>
+              <w:right w:val="single" w:color="CCCCCC" w:sz="1"/>
+            </w:tcBorders>
+            <w:shd w:fill="1B2A4A" w:val="clear"/>
+            <w:tcMar>
+              <w:top w:type="dxa" w:w="80"/>
+              <w:left w:type="dxa" w:w="120"/>
+              <w:bottom w:type="dxa" w:w="80"/>
+              <w:right w:type="dxa" w:w="120"/>
+            </w:tcMar>
+          </w:tcPr>
+          <w:p>
+            <w:r>
+              <w:rPr>
+                <w:rFonts w:ascii="Arial" w:cs="Arial" w:eastAsia="Arial" w:hAnsi="Arial"/>
+                <w:b/>
+                <w:bCs/>
+                <w:color w:val="FFFFFF"/>
+                <w:sz w:val="20"/>
+                <w:szCs w:val="20"/>
+              </w:rPr>
+              <w:t xml:space="preserve">Uses UCX?</w:t>
+            </w:r>
+          </w:p>
+        </w:tc>
+        <w:tc>
+          <w:tcPr>
+            <w:tcW w:type="dxa" w:w="4360"/>
+            <w:tcBorders>
+              <w:top w:val="single" w:color="CCCCCC" w:sz="1"/>
+              <w:left w:val="single" w:color="CCCCCC" w:sz="1"/>
+              <w:bottom w:val="single" w:color="CCCCCC" w:sz="1"/>
+              <w:right w:val="single" w:color="CCCCCC" w:sz="1"/>
+            </w:tcBorders>
+            <w:shd w:fill="1B2A4A" w:val="clear"/>
+            <w:tcMar>
+              <w:top w:type="dxa" w:w="80"/>
+              <w:left w:type="dxa" w:w="120"/>
+              <w:bottom w:type="dxa" w:w="80"/>
+              <w:right w:type="dxa" w:w="120"/>
+            </w:tcMar>
+          </w:tcPr>
+          <w:p>
+            <w:r>
+              <w:rPr>
+                <w:rFonts w:ascii="Arial" w:cs="Arial" w:eastAsia="Arial" w:hAnsi="Arial"/>
+                <w:b/>
+                <w:bCs/>
+                <w:color w:val="FFFFFF"/>
+                <w:sz w:val="20"/>
+                <w:szCs w:val="20"/>
+              </w:rPr>
+              <w:t xml:space="preserve">When</w:t>
+            </w:r>
+          </w:p>
+        </w:tc>
+      </w:tr>
+      <w:tr>
+        <w:tc>
+          <w:tcPr>
+            <w:tcW w:type="dxa" w:w="1800"/>
+            <w:tcBorders>
+              <w:top w:val="single" w:color="CCCCCC" w:sz="1"/>
+              <w:left w:val="single" w:color="CCCCCC" w:sz="1"/>
+              <w:bottom w:val="single" w:color="CCCCCC" w:sz="1"/>
+              <w:right w:val="single" w:color="CCCCCC" w:sz="1"/>
+            </w:tcBorders>
+            <w:shd w:fill="F2F6FA" w:val="clear"/>
+            <w:tcMar>
+              <w:top w:type="dxa" w:w="80"/>
+              <w:left w:type="dxa" w:w="120"/>
+              <w:bottom w:type="dxa" w:w="80"/>
+              <w:right w:type="dxa" w:w="120"/>
+            </w:tcMar>
+          </w:tcPr>
+          <w:p>
+            <w:r>
+              <w:rPr>
+                <w:rFonts w:ascii="Arial" w:cs="Arial" w:eastAsia="Arial" w:hAnsi="Arial"/>
+                <w:sz w:val="20"/>
+                <w:szCs w:val="20"/>
+              </w:rPr>
+              <w:t xml:space="preserve">NCCL</w:t>
+            </w:r>
+          </w:p>
+        </w:tc>
+        <w:tc>
+          <w:tcPr>
+            <w:tcW w:type="dxa" w:w="3200"/>
+            <w:tcBorders>
+              <w:top w:val="single" w:color="CCCCCC" w:sz="1"/>
+              <w:left w:val="single" w:color="CCCCCC" w:sz="1"/>
+              <w:bottom w:val="single" w:color="CCCCCC" w:sz="1"/>
+              <w:right w:val="single" w:color="CCCCCC" w:sz="1"/>
+            </w:tcBorders>
+            <w:shd w:fill="F2F6FA" w:val="clear"/>
+            <w:tcMar>
+              <w:top w:type="dxa" w:w="80"/>
+              <w:left w:type="dxa" w:w="120"/>
+              <w:bottom w:type="dxa" w:w="80"/>
+              <w:right w:type="dxa" w:w="120"/>
+            </w:tcMar>
+          </w:tcPr>
+          <w:p>
+            <w:r>
+              <w:rPr>
+                <w:rFonts w:ascii="Arial" w:cs="Arial" w:eastAsia="Arial" w:hAnsi="Arial"/>
+                <w:sz w:val="20"/>
+                <w:szCs w:val="20"/>
+              </w:rPr>
+              <w:t xml:space="preserve">Optional (has built-in IB and Socket transports)</w:t>
+            </w:r>
+          </w:p>
+        </w:tc>
+        <w:tc>
+          <w:tcPr>
+            <w:tcW w:type="dxa" w:w="4360"/>
+            <w:tcBorders>
+              <w:top w:val="single" w:color="CCCCCC" w:sz="1"/>
+              <w:left w:val="single" w:color="CCCCCC" w:sz="1"/>
+              <w:bottom w:val="single" w:color="CCCCCC" w:sz="1"/>
+              <w:right w:val="single" w:color="CCCCCC" w:sz="1"/>
+            </w:tcBorders>
+            <w:shd w:fill="F2F6FA" w:val="clear"/>
+            <w:tcMar>
+              <w:top w:type="dxa" w:w="80"/>
+              <w:left w:type="dxa" w:w="120"/>
+              <w:bottom w:type="dxa" w:w="80"/>
+              <w:right w:type="dxa" w:w="120"/>
+            </w:tcMar>
+          </w:tcPr>
+          <w:p>
+            <w:r>
+              <w:rPr>
+                <w:rFonts w:ascii="Arial" w:cs="Arial" w:eastAsia="Arial" w:hAnsi="Arial"/>
+                <w:sz w:val="20"/>
+                <w:szCs w:val="20"/>
+              </w:rPr>
+              <w:t xml:space="preserve">Multi-node training when UCX provides better transport selection</w:t>
+            </w:r>
+          </w:p>
+        </w:tc>
+      </w:tr>
+      <w:tr>
+        <w:tc>
+          <w:tcPr>
+            <w:tcW w:type="dxa" w:w="1800"/>
+            <w:tcBorders>
+              <w:top w:val="single" w:color="CCCCCC" w:sz="1"/>
+              <w:left w:val="single" w:color="CCCCCC" w:sz="1"/>
+              <w:bottom w:val="single" w:color="CCCCCC" w:sz="1"/>
+              <w:right w:val="single" w:color="CCCCCC" w:sz="1"/>
+            </w:tcBorders>
+            <w:shd w:fill="FFFFFF" w:val="clear"/>
+            <w:tcMar>
+              <w:top w:type="dxa" w:w="80"/>
+              <w:left w:type="dxa" w:w="120"/>
+              <w:bottom w:type="dxa" w:w="80"/>
+              <w:right w:type="dxa" w:w="120"/>
+            </w:tcMar>
+          </w:tcPr>
+          <w:p>
+            <w:r>
+              <w:rPr>
+                <w:rFonts w:ascii="Arial" w:cs="Arial" w:eastAsia="Arial" w:hAnsi="Arial"/>
+                <w:sz w:val="20"/>
+                <w:szCs w:val="20"/>
+              </w:rPr>
+              <w:t xml:space="preserve">NIXL</w:t>
+            </w:r>
+          </w:p>
+        </w:tc>
+        <w:tc>
+          <w:tcPr>
+            <w:tcW w:type="dxa" w:w="3200"/>
+            <w:tcBorders>
+              <w:top w:val="single" w:color="CCCCCC" w:sz="1"/>
+              <w:left w:val="single" w:color="CCCCCC" w:sz="1"/>
+              <w:bottom w:val="single" w:color="CCCCCC" w:sz="1"/>
+              <w:right w:val="single" w:color="CCCCCC" w:sz="1"/>
+            </w:tcBorders>
+            <w:shd w:fill="FFFFFF" w:val="clear"/>
+            <w:tcMar>
+              <w:top w:type="dxa" w:w="80"/>
+              <w:left w:type="dxa" w:w="120"/>
+              <w:bottom w:type="dxa" w:w="80"/>
+              <w:right w:type="dxa" w:w="120"/>
+            </w:tcMar>
+          </w:tcPr>
+          <w:p>
+            <w:r>
+              <w:rPr>
+                <w:rFonts w:ascii="Arial" w:cs="Arial" w:eastAsia="Arial" w:hAnsi="Arial"/>
+                <w:sz w:val="20"/>
+                <w:szCs w:val="20"/>
+              </w:rPr>
+              <w:t xml:space="preserve">Yes (UCX is the primary network backend)</w:t>
+            </w:r>
+          </w:p>
+        </w:tc>
+        <w:tc>
+          <w:tcPr>
+            <w:tcW w:type="dxa" w:w="4360"/>
+            <w:tcBorders>
+              <w:top w:val="single" w:color="CCCCCC" w:sz="1"/>
+              <w:left w:val="single" w:color="CCCCCC" w:sz="1"/>
+              <w:bottom w:val="single" w:color="CCCCCC" w:sz="1"/>
+              <w:right w:val="single" w:color="CCCCCC" w:sz="1"/>
+            </w:tcBorders>
+            <w:shd w:fill="FFFFFF" w:val="clear"/>
+            <w:tcMar>
+              <w:top w:type="dxa" w:w="80"/>
+              <w:left w:type="dxa" w:w="120"/>
+              <w:bottom w:type="dxa" w:w="80"/>
+              <w:right w:type="dxa" w:w="120"/>
+            </w:tcMar>
+          </w:tcPr>
+          <w:p>
+            <w:r>
+              <w:rPr>
+                <w:rFonts w:ascii="Arial" w:cs="Arial" w:eastAsia="Arial" w:hAnsi="Arial"/>
+                <w:sz w:val="20"/>
+                <w:szCs w:val="20"/>
+              </w:rPr>
+              <w:t xml:space="preserve">All network-based KV-cache transfers between nodes</w:t>
+            </w:r>
+          </w:p>
+        </w:tc>
+      </w:tr>
+      <w:tr>
+        <w:tc>
+          <w:tcPr>
+            <w:tcW w:type="dxa" w:w="1800"/>
+            <w:tcBorders>
+              <w:top w:val="single" w:color="CCCCCC" w:sz="1"/>
+              <w:left w:val="single" w:color="CCCCCC" w:sz="1"/>
+              <w:bottom w:val="single" w:color="CCCCCC" w:sz="1"/>
+              <w:right w:val="single" w:color="CCCCCC" w:sz="1"/>
+            </w:tcBorders>
+            <w:shd w:fill="F2F6FA" w:val="clear"/>
+            <w:tcMar>
+              <w:top w:type="dxa" w:w="80"/>
+              <w:left w:type="dxa" w:w="120"/>
+              <w:bottom w:type="dxa" w:w="80"/>
+              <w:right w:type="dxa" w:w="120"/>
+            </w:tcMar>
+          </w:tcPr>
+          <w:p>
+            <w:r>
+              <w:rPr>
+                <w:rFonts w:ascii="Arial" w:cs="Arial" w:eastAsia="Arial" w:hAnsi="Arial"/>
+                <w:sz w:val="20"/>
+                <w:szCs w:val="20"/>
+              </w:rPr>
+              <w:t xml:space="preserve">Neither</w:t>
+            </w:r>
+          </w:p>
+        </w:tc>
+        <w:tc>
+          <w:tcPr>
+            <w:tcW w:type="dxa" w:w="3200"/>
+            <w:tcBorders>
+              <w:top w:val="single" w:color="CCCCCC" w:sz="1"/>
+              <w:left w:val="single" w:color="CCCCCC" w:sz="1"/>
+              <w:bottom w:val="single" w:color="CCCCCC" w:sz="1"/>
+              <w:right w:val="single" w:color="CCCCCC" w:sz="1"/>
+            </w:tcBorders>
+            <w:shd w:fill="F2F6FA" w:val="clear"/>
+            <w:tcMar>
+              <w:top w:type="dxa" w:w="80"/>
+              <w:left w:type="dxa" w:w="120"/>
+              <w:bottom w:type="dxa" w:w="80"/>
+              <w:right w:type="dxa" w:w="120"/>
+            </w:tcMar>
+          </w:tcPr>
+          <w:p>
+            <w:r>
+              <w:rPr>
+                <w:rFonts w:ascii="Arial" w:cs="Arial" w:eastAsia="Arial" w:hAnsi="Arial"/>
+                <w:sz w:val="20"/>
+                <w:szCs w:val="20"/>
+              </w:rPr>
+              <w:t xml:space="preserve">N/A</w:t>
+            </w:r>
+          </w:p>
+        </w:tc>
+        <w:tc>
+          <w:tcPr>
+            <w:tcW w:type="dxa" w:w="4360"/>
+            <w:tcBorders>
+              <w:top w:val="single" w:color="CCCCCC" w:sz="1"/>
+              <w:left w:val="single" w:color="CCCCCC" w:sz="1"/>
+              <w:bottom w:val="single" w:color="CCCCCC" w:sz="1"/>
+              <w:right w:val="single" w:color="CCCCCC" w:sz="1"/>
+            </w:tcBorders>
+            <w:shd w:fill="F2F6FA" w:val="clear"/>
+            <w:tcMar>
+              <w:top w:type="dxa" w:w="80"/>
+              <w:left w:type="dxa" w:w="120"/>
+              <w:bottom w:type="dxa" w:w="80"/>
+              <w:right w:type="dxa" w:w="120"/>
+            </w:tcMar>
+          </w:tcPr>
+          <w:p>
+            <w:r>
+              <w:rPr>
+                <w:rFonts w:ascii="Arial" w:cs="Arial" w:eastAsia="Arial" w:hAnsi="Arial"/>
+                <w:sz w:val="20"/>
+                <w:szCs w:val="20"/>
+              </w:rPr>
+              <w:t xml:space="preserve">GPU-to-GPU within node via NVLink (no network stack needed)</w:t>
+            </w:r>
+          </w:p>
+        </w:tc>
+      </w:tr>
+    </w:tbl>
+    <w:p>
+      <w:pPr>
+        <w:spacing w:after="160"/>
+      </w:pPr>
+      <w:r>
+        <w:rPr>
+          <w:rFonts w:ascii="Arial" w:cs="Arial" w:eastAsia="Arial" w:hAnsi="Arial"/>
+          <w:sz w:val="22"/>
+          <w:szCs w:val="22"/>
+        </w:rPr>
+        <w:t xml:space="preserve">On your 2x 3090 with NVLink, UCX is not involved — NCCL talks directly to NVLink hardware. UCX becomes critical on multi-node clusters where it manages RDMA connections between servers.</w:t>
+      </w:r>
+    </w:p>
+    <w:p>
+      <w:pPr>
+        <w:pStyle w:val="Heading2"/>
+        <w:spacing w:before="280" w:after="160"/>
+      </w:pPr>
+      <w:r>
+        <w:rPr>
+          <w:rFonts w:ascii="Arial" w:cs="Arial" w:eastAsia="Arial" w:hAnsi="Arial"/>
+          <w:b/>
+          <w:bCs/>
+          <w:color w:val="2E5090"/>
+          <w:sz w:val="26"/>
+          <w:szCs w:val="26"/>
+        </w:rPr>
+        <w:t xml:space="preserve">14.10 DGX: The Reference Hardware Platform</w:t>
+      </w:r>
+    </w:p>
+    <w:p>
+      <w:pPr>
+        <w:spacing w:after="160"/>
+      </w:pPr>
+      <w:r>
+        <w:rPr>
+          <w:rFonts w:ascii="Arial" w:cs="Arial" w:eastAsia="Arial" w:hAnsi="Arial"/>
+          <w:sz w:val="22"/>
+          <w:szCs w:val="22"/>
+        </w:rPr>
+        <w:t xml:space="preserve">DGX is NVIDIA's pre-built GPU server product line, purpose-built for AI training and inference. It is the hardware that all the technologies in this playbook are designed around:</w:t>
+      </w:r>
+    </w:p>
+    <w:tbl>
+      <w:tblPr>
+        <w:tblW w:type="dxa" w:w="9360"/>
+        <w:tblBorders>
+          <w:top w:val="single" w:color="auto" w:sz="4"/>
+          <w:left w:val="single" w:color="auto" w:sz="4"/>
+          <w:bottom w:val="single" w:color="auto" w:sz="4"/>
+          <w:right w:val="single" w:color="auto" w:sz="4"/>
+          <w:insideH w:val="single" w:color="auto" w:sz="4"/>
+          <w:insideV w:val="single" w:color="auto" w:sz="4"/>
+        </w:tblBorders>
+      </w:tblPr>
+      <w:tblGrid>
+        <w:gridCol w:w="1800"/>
+        <w:gridCol w:w="2000"/>
+        <w:gridCol w:w="2400"/>
+        <w:gridCol w:w="2000"/>
+        <w:gridCol w:w="1160"/>
+      </w:tblGrid>
+      <w:tr>
+        <w:tc>
+          <w:tcPr>
+            <w:tcW w:type="dxa" w:w="1800"/>
+            <w:tcBorders>
+              <w:top w:val="single" w:color="CCCCCC" w:sz="1"/>
+              <w:left w:val="single" w:color="CCCCCC" w:sz="1"/>
+              <w:bottom w:val="single" w:color="CCCCCC" w:sz="1"/>
+              <w:right w:val="single" w:color="CCCCCC" w:sz="1"/>
+            </w:tcBorders>
+            <w:shd w:fill="1B2A4A" w:val="clear"/>
+            <w:tcMar>
+              <w:top w:type="dxa" w:w="80"/>
+              <w:left w:type="dxa" w:w="120"/>
+              <w:bottom w:type="dxa" w:w="80"/>
+              <w:right w:type="dxa" w:w="120"/>
+            </w:tcMar>
+          </w:tcPr>
+          <w:p>
+            <w:r>
+              <w:rPr>
+                <w:rFonts w:ascii="Arial" w:cs="Arial" w:eastAsia="Arial" w:hAnsi="Arial"/>
+                <w:b/>
+                <w:bCs/>
+                <w:color w:val="FFFFFF"/>
+                <w:sz w:val="20"/>
+                <w:szCs w:val="20"/>
+              </w:rPr>
+              <w:t xml:space="preserve">Platform</w:t>
+            </w:r>
+          </w:p>
+        </w:tc>
+        <w:tc>
+          <w:tcPr>
+            <w:tcW w:type="dxa" w:w="2000"/>
+            <w:tcBorders>
+              <w:top w:val="single" w:color="CCCCCC" w:sz="1"/>
+              <w:left w:val="single" w:color="CCCCCC" w:sz="1"/>
+              <w:bottom w:val="single" w:color="CCCCCC" w:sz="1"/>
+              <w:right w:val="single" w:color="CCCCCC" w:sz="1"/>
+            </w:tcBorders>
+            <w:shd w:fill="1B2A4A" w:val="clear"/>
+            <w:tcMar>
+              <w:top w:type="dxa" w:w="80"/>
+              <w:left w:type="dxa" w:w="120"/>
+              <w:bottom w:type="dxa" w:w="80"/>
+              <w:right w:type="dxa" w:w="120"/>
+            </w:tcMar>
+          </w:tcPr>
+          <w:p>
+            <w:r>
+              <w:rPr>
+                <w:rFonts w:ascii="Arial" w:cs="Arial" w:eastAsia="Arial" w:hAnsi="Arial"/>
+                <w:b/>
+                <w:bCs/>
+                <w:color w:val="FFFFFF"/>
+                <w:sz w:val="20"/>
+                <w:szCs w:val="20"/>
+              </w:rPr>
+              <w:t xml:space="preserve">GPUs</w:t>
+            </w:r>
+          </w:p>
+        </w:tc>
+        <w:tc>
+          <w:tcPr>
+            <w:tcW w:type="dxa" w:w="2400"/>
+            <w:tcBorders>
+              <w:top w:val="single" w:color="CCCCCC" w:sz="1"/>
+              <w:left w:val="single" w:color="CCCCCC" w:sz="1"/>
+              <w:bottom w:val="single" w:color="CCCCCC" w:sz="1"/>
+              <w:right w:val="single" w:color="CCCCCC" w:sz="1"/>
+            </w:tcBorders>
+            <w:shd w:fill="1B2A4A" w:val="clear"/>
+            <w:tcMar>
+              <w:top w:type="dxa" w:w="80"/>
+              <w:left w:type="dxa" w:w="120"/>
+              <w:bottom w:type="dxa" w:w="80"/>
+              <w:right w:type="dxa" w:w="120"/>
+            </w:tcMar>
+          </w:tcPr>
+          <w:p>
+            <w:r>
+              <w:rPr>
+                <w:rFonts w:ascii="Arial" w:cs="Arial" w:eastAsia="Arial" w:hAnsi="Arial"/>
+                <w:b/>
+                <w:bCs/>
+                <w:color w:val="FFFFFF"/>
+                <w:sz w:val="20"/>
+                <w:szCs w:val="20"/>
+              </w:rPr>
+              <w:t xml:space="preserve">Interconnect</w:t>
+            </w:r>
+          </w:p>
+        </w:tc>
+        <w:tc>
+          <w:tcPr>
+            <w:tcW w:type="dxa" w:w="2000"/>
+            <w:tcBorders>
+              <w:top w:val="single" w:color="CCCCCC" w:sz="1"/>
+              <w:left w:val="single" w:color="CCCCCC" w:sz="1"/>
+              <w:bottom w:val="single" w:color="CCCCCC" w:sz="1"/>
+              <w:right w:val="single" w:color="CCCCCC" w:sz="1"/>
+            </w:tcBorders>
+            <w:shd w:fill="1B2A4A" w:val="clear"/>
+            <w:tcMar>
+              <w:top w:type="dxa" w:w="80"/>
+              <w:left w:type="dxa" w:w="120"/>
+              <w:bottom w:type="dxa" w:w="80"/>
+              <w:right w:type="dxa" w:w="120"/>
+            </w:tcMar>
+          </w:tcPr>
+          <w:p>
+            <w:r>
+              <w:rPr>
+                <w:rFonts w:ascii="Arial" w:cs="Arial" w:eastAsia="Arial" w:hAnsi="Arial"/>
+                <w:b/>
+                <w:bCs/>
+                <w:color w:val="FFFFFF"/>
+                <w:sz w:val="20"/>
+                <w:szCs w:val="20"/>
+              </w:rPr>
+              <w:t xml:space="preserve">Network</w:t>
+            </w:r>
+          </w:p>
+        </w:tc>
+        <w:tc>
+          <w:tcPr>
+            <w:tcW w:type="dxa" w:w="1160"/>
+            <w:tcBorders>
+              <w:top w:val="single" w:color="CCCCCC" w:sz="1"/>
+              <w:left w:val="single" w:color="CCCCCC" w:sz="1"/>
+              <w:bottom w:val="single" w:color="CCCCCC" w:sz="1"/>
+              <w:right w:val="single" w:color="CCCCCC" w:sz="1"/>
+            </w:tcBorders>
+            <w:shd w:fill="1B2A4A" w:val="clear"/>
+            <w:tcMar>
+              <w:top w:type="dxa" w:w="80"/>
+              <w:left w:type="dxa" w:w="120"/>
+              <w:bottom w:type="dxa" w:w="80"/>
+              <w:right w:type="dxa" w:w="120"/>
+            </w:tcMar>
+          </w:tcPr>
+          <w:p>
+            <w:r>
+              <w:rPr>
+                <w:rFonts w:ascii="Arial" w:cs="Arial" w:eastAsia="Arial" w:hAnsi="Arial"/>
+                <w:b/>
+                <w:bCs/>
+                <w:color w:val="FFFFFF"/>
+                <w:sz w:val="20"/>
+                <w:szCs w:val="20"/>
+              </w:rPr>
+              <w:t xml:space="preserve">Approx. Cost</w:t>
+            </w:r>
+          </w:p>
+        </w:tc>
+      </w:tr>
+      <w:tr>
+        <w:tc>
+          <w:tcPr>
+            <w:tcW w:type="dxa" w:w="1800"/>
+            <w:tcBorders>
+              <w:top w:val="single" w:color="CCCCCC" w:sz="1"/>
+              <w:left w:val="single" w:color="CCCCCC" w:sz="1"/>
+              <w:bottom w:val="single" w:color="CCCCCC" w:sz="1"/>
+              <w:right w:val="single" w:color="CCCCCC" w:sz="1"/>
+            </w:tcBorders>
+            <w:shd w:fill="F2F6FA" w:val="clear"/>
+            <w:tcMar>
+              <w:top w:type="dxa" w:w="80"/>
+              <w:left w:type="dxa" w:w="120"/>
+              <w:bottom w:type="dxa" w:w="80"/>
+              <w:right w:type="dxa" w:w="120"/>
+            </w:tcMar>
+          </w:tcPr>
+          <w:p>
+            <w:r>
+              <w:rPr>
+                <w:rFonts w:ascii="Arial" w:cs="Arial" w:eastAsia="Arial" w:hAnsi="Arial"/>
+                <w:sz w:val="20"/>
+                <w:szCs w:val="20"/>
+              </w:rPr>
+              <w:t xml:space="preserve">Your 2x 3090</w:t>
+            </w:r>
+          </w:p>
+        </w:tc>
+        <w:tc>
+          <w:tcPr>
+            <w:tcW w:type="dxa" w:w="2000"/>
+            <w:tcBorders>
+              <w:top w:val="single" w:color="CCCCCC" w:sz="1"/>
+              <w:left w:val="single" w:color="CCCCCC" w:sz="1"/>
+              <w:bottom w:val="single" w:color="CCCCCC" w:sz="1"/>
+              <w:right w:val="single" w:color="CCCCCC" w:sz="1"/>
+            </w:tcBorders>
+            <w:shd w:fill="F2F6FA" w:val="clear"/>
+            <w:tcMar>
+              <w:top w:type="dxa" w:w="80"/>
+              <w:left w:type="dxa" w:w="120"/>
+              <w:bottom w:type="dxa" w:w="80"/>
+              <w:right w:type="dxa" w:w="120"/>
+            </w:tcMar>
+          </w:tcPr>
+          <w:p>
+            <w:r>
+              <w:rPr>
+                <w:rFonts w:ascii="Arial" w:cs="Arial" w:eastAsia="Arial" w:hAnsi="Arial"/>
+                <w:sz w:val="20"/>
+                <w:szCs w:val="20"/>
+              </w:rPr>
+              <w:t xml:space="preserve">2× RTX 3090 (48 GB)</w:t>
+            </w:r>
+          </w:p>
+        </w:tc>
+        <w:tc>
+          <w:tcPr>
+            <w:tcW w:type="dxa" w:w="2400"/>
+            <w:tcBorders>
+              <w:top w:val="single" w:color="CCCCCC" w:sz="1"/>
+              <w:left w:val="single" w:color="CCCCCC" w:sz="1"/>
+              <w:bottom w:val="single" w:color="CCCCCC" w:sz="1"/>
+              <w:right w:val="single" w:color="CCCCCC" w:sz="1"/>
+            </w:tcBorders>
+            <w:shd w:fill="F2F6FA" w:val="clear"/>
+            <w:tcMar>
+              <w:top w:type="dxa" w:w="80"/>
+              <w:left w:type="dxa" w:w="120"/>
+              <w:bottom w:type="dxa" w:w="80"/>
+              <w:right w:type="dxa" w:w="120"/>
+            </w:tcMar>
+          </w:tcPr>
+          <w:p>
+            <w:r>
+              <w:rPr>
+                <w:rFonts w:ascii="Arial" w:cs="Arial" w:eastAsia="Arial" w:hAnsi="Arial"/>
+                <w:sz w:val="20"/>
+                <w:szCs w:val="20"/>
+              </w:rPr>
+              <w:t xml:space="preserve">1 NVLink bridge (56 GB/s)</w:t>
+            </w:r>
+          </w:p>
+        </w:tc>
+        <w:tc>
+          <w:tcPr>
+            <w:tcW w:type="dxa" w:w="2000"/>
+            <w:tcBorders>
+              <w:top w:val="single" w:color="CCCCCC" w:sz="1"/>
+              <w:left w:val="single" w:color="CCCCCC" w:sz="1"/>
+              <w:bottom w:val="single" w:color="CCCCCC" w:sz="1"/>
+              <w:right w:val="single" w:color="CCCCCC" w:sz="1"/>
+            </w:tcBorders>
+            <w:shd w:fill="F2F6FA" w:val="clear"/>
+            <w:tcMar>
+              <w:top w:type="dxa" w:w="80"/>
+              <w:left w:type="dxa" w:w="120"/>
+              <w:bottom w:type="dxa" w:w="80"/>
+              <w:right w:type="dxa" w:w="120"/>
+            </w:tcMar>
+          </w:tcPr>
+          <w:p>
+            <w:r>
+              <w:rPr>
+                <w:rFonts w:ascii="Arial" w:cs="Arial" w:eastAsia="Arial" w:hAnsi="Arial"/>
+                <w:sz w:val="20"/>
+                <w:szCs w:val="20"/>
+              </w:rPr>
+              <w:t xml:space="preserve">Ethernet (1-10 Gbps)</w:t>
+            </w:r>
+          </w:p>
+        </w:tc>
+        <w:tc>
+          <w:tcPr>
+            <w:tcW w:type="dxa" w:w="1160"/>
+            <w:tcBorders>
+              <w:top w:val="single" w:color="CCCCCC" w:sz="1"/>
+              <w:left w:val="single" w:color="CCCCCC" w:sz="1"/>
+              <w:bottom w:val="single" w:color="CCCCCC" w:sz="1"/>
+              <w:right w:val="single" w:color="CCCCCC" w:sz="1"/>
+            </w:tcBorders>
+            <w:shd w:fill="F2F6FA" w:val="clear"/>
+            <w:tcMar>
+              <w:top w:type="dxa" w:w="80"/>
+              <w:left w:type="dxa" w:w="120"/>
+              <w:bottom w:type="dxa" w:w="80"/>
+              <w:right w:type="dxa" w:w="120"/>
+            </w:tcMar>
+          </w:tcPr>
+          <w:p>
+            <w:r>
+              <w:rPr>
+                <w:rFonts w:ascii="Arial" w:cs="Arial" w:eastAsia="Arial" w:hAnsi="Arial"/>
+                <w:sz w:val="20"/>
+                <w:szCs w:val="20"/>
+              </w:rPr>
+              <w:t xml:space="preserve">$0.28/hr (Vast.ai)</w:t>
+            </w:r>
+          </w:p>
+        </w:tc>
+      </w:tr>
+      <w:tr>
+        <w:tc>
+          <w:tcPr>
+            <w:tcW w:type="dxa" w:w="1800"/>
+            <w:tcBorders>
+              <w:top w:val="single" w:color="CCCCCC" w:sz="1"/>
+              <w:left w:val="single" w:color="CCCCCC" w:sz="1"/>
+              <w:bottom w:val="single" w:color="CCCCCC" w:sz="1"/>
+              <w:right w:val="single" w:color="CCCCCC" w:sz="1"/>
+            </w:tcBorders>
+            <w:shd w:fill="FFFFFF" w:val="clear"/>
+            <w:tcMar>
+              <w:top w:type="dxa" w:w="80"/>
+              <w:left w:type="dxa" w:w="120"/>
+              <w:bottom w:type="dxa" w:w="80"/>
+              <w:right w:type="dxa" w:w="120"/>
+            </w:tcMar>
+          </w:tcPr>
+          <w:p>
+            <w:r>
+              <w:rPr>
+                <w:rFonts w:ascii="Arial" w:cs="Arial" w:eastAsia="Arial" w:hAnsi="Arial"/>
+                <w:sz w:val="20"/>
+                <w:szCs w:val="20"/>
+              </w:rPr>
+              <w:t xml:space="preserve">DGX A100</w:t>
+            </w:r>
+          </w:p>
+        </w:tc>
+        <w:tc>
+          <w:tcPr>
+            <w:tcW w:type="dxa" w:w="2000"/>
+            <w:tcBorders>
+              <w:top w:val="single" w:color="CCCCCC" w:sz="1"/>
+              <w:left w:val="single" w:color="CCCCCC" w:sz="1"/>
+              <w:bottom w:val="single" w:color="CCCCCC" w:sz="1"/>
+              <w:right w:val="single" w:color="CCCCCC" w:sz="1"/>
+            </w:tcBorders>
+            <w:shd w:fill="FFFFFF" w:val="clear"/>
+            <w:tcMar>
+              <w:top w:type="dxa" w:w="80"/>
+              <w:left w:type="dxa" w:w="120"/>
+              <w:bottom w:type="dxa" w:w="80"/>
+              <w:right w:type="dxa" w:w="120"/>
+            </w:tcMar>
+          </w:tcPr>
+          <w:p>
+            <w:r>
+              <w:rPr>
+                <w:rFonts w:ascii="Arial" w:cs="Arial" w:eastAsia="Arial" w:hAnsi="Arial"/>
+                <w:sz w:val="20"/>
+                <w:szCs w:val="20"/>
+              </w:rPr>
+              <w:t xml:space="preserve">8× A100 (640 GB)</w:t>
+            </w:r>
+          </w:p>
+        </w:tc>
+        <w:tc>
+          <w:tcPr>
+            <w:tcW w:type="dxa" w:w="2400"/>
+            <w:tcBorders>
+              <w:top w:val="single" w:color="CCCCCC" w:sz="1"/>
+              <w:left w:val="single" w:color="CCCCCC" w:sz="1"/>
+              <w:bottom w:val="single" w:color="CCCCCC" w:sz="1"/>
+              <w:right w:val="single" w:color="CCCCCC" w:sz="1"/>
+            </w:tcBorders>
+            <w:shd w:fill="FFFFFF" w:val="clear"/>
+            <w:tcMar>
+              <w:top w:type="dxa" w:w="80"/>
+              <w:left w:type="dxa" w:w="120"/>
+              <w:bottom w:type="dxa" w:w="80"/>
+              <w:right w:type="dxa" w:w="120"/>
+            </w:tcMar>
+          </w:tcPr>
+          <w:p>
+            <w:r>
+              <w:rPr>
+                <w:rFonts w:ascii="Arial" w:cs="Arial" w:eastAsia="Arial" w:hAnsi="Arial"/>
+                <w:sz w:val="20"/>
+                <w:szCs w:val="20"/>
+              </w:rPr>
+              <w:t xml:space="preserve">6 NVSwitches (600 GB/s)</w:t>
+            </w:r>
+          </w:p>
+        </w:tc>
+        <w:tc>
+          <w:tcPr>
+            <w:tcW w:type="dxa" w:w="2000"/>
+            <w:tcBorders>
+              <w:top w:val="single" w:color="CCCCCC" w:sz="1"/>
+              <w:left w:val="single" w:color="CCCCCC" w:sz="1"/>
+              <w:bottom w:val="single" w:color="CCCCCC" w:sz="1"/>
+              <w:right w:val="single" w:color="CCCCCC" w:sz="1"/>
+            </w:tcBorders>
+            <w:shd w:fill="FFFFFF" w:val="clear"/>
+            <w:tcMar>
+              <w:top w:type="dxa" w:w="80"/>
+              <w:left w:type="dxa" w:w="120"/>
+              <w:bottom w:type="dxa" w:w="80"/>
+              <w:right w:type="dxa" w:w="120"/>
+            </w:tcMar>
+          </w:tcPr>
+          <w:p>
+            <w:r>
+              <w:rPr>
+                <w:rFonts w:ascii="Arial" w:cs="Arial" w:eastAsia="Arial" w:hAnsi="Arial"/>
+                <w:sz w:val="20"/>
+                <w:szCs w:val="20"/>
+              </w:rPr>
+              <w:t xml:space="preserve">8× 400G InfiniBand</w:t>
+            </w:r>
+          </w:p>
+        </w:tc>
+        <w:tc>
+          <w:tcPr>
+            <w:tcW w:type="dxa" w:w="1160"/>
+            <w:tcBorders>
+              <w:top w:val="single" w:color="CCCCCC" w:sz="1"/>
+              <w:left w:val="single" w:color="CCCCCC" w:sz="1"/>
+              <w:bottom w:val="single" w:color="CCCCCC" w:sz="1"/>
+              <w:right w:val="single" w:color="CCCCCC" w:sz="1"/>
+            </w:tcBorders>
+            <w:shd w:fill="FFFFFF" w:val="clear"/>
+            <w:tcMar>
+              <w:top w:type="dxa" w:w="80"/>
+              <w:left w:type="dxa" w:w="120"/>
+              <w:bottom w:type="dxa" w:w="80"/>
+              <w:right w:type="dxa" w:w="120"/>
+            </w:tcMar>
+          </w:tcPr>
+          <w:p>
+            <w:r>
+              <w:rPr>
+                <w:rFonts w:ascii="Arial" w:cs="Arial" w:eastAsia="Arial" w:hAnsi="Arial"/>
+                <w:sz w:val="20"/>
+                <w:szCs w:val="20"/>
+              </w:rPr>
+              <w:t xml:space="preserve">~$200K</w:t>
+            </w:r>
+          </w:p>
+        </w:tc>
+      </w:tr>
+      <w:tr>
+        <w:tc>
+          <w:tcPr>
+            <w:tcW w:type="dxa" w:w="1800"/>
+            <w:tcBorders>
+              <w:top w:val="single" w:color="CCCCCC" w:sz="1"/>
+              <w:left w:val="single" w:color="CCCCCC" w:sz="1"/>
+              <w:bottom w:val="single" w:color="CCCCCC" w:sz="1"/>
+              <w:right w:val="single" w:color="CCCCCC" w:sz="1"/>
+            </w:tcBorders>
+            <w:shd w:fill="F2F6FA" w:val="clear"/>
+            <w:tcMar>
+              <w:top w:type="dxa" w:w="80"/>
+              <w:left w:type="dxa" w:w="120"/>
+              <w:bottom w:type="dxa" w:w="80"/>
+              <w:right w:type="dxa" w:w="120"/>
+            </w:tcMar>
+          </w:tcPr>
+          <w:p>
+            <w:r>
+              <w:rPr>
+                <w:rFonts w:ascii="Arial" w:cs="Arial" w:eastAsia="Arial" w:hAnsi="Arial"/>
+                <w:sz w:val="20"/>
+                <w:szCs w:val="20"/>
+              </w:rPr>
+              <w:t xml:space="preserve">DGX H100</w:t>
+            </w:r>
+          </w:p>
+        </w:tc>
+        <w:tc>
+          <w:tcPr>
+            <w:tcW w:type="dxa" w:w="2000"/>
+            <w:tcBorders>
+              <w:top w:val="single" w:color="CCCCCC" w:sz="1"/>
+              <w:left w:val="single" w:color="CCCCCC" w:sz="1"/>
+              <w:bottom w:val="single" w:color="CCCCCC" w:sz="1"/>
+              <w:right w:val="single" w:color="CCCCCC" w:sz="1"/>
+            </w:tcBorders>
+            <w:shd w:fill="F2F6FA" w:val="clear"/>
+            <w:tcMar>
+              <w:top w:type="dxa" w:w="80"/>
+              <w:left w:type="dxa" w:w="120"/>
+              <w:bottom w:type="dxa" w:w="80"/>
+              <w:right w:type="dxa" w:w="120"/>
+            </w:tcMar>
+          </w:tcPr>
+          <w:p>
+            <w:r>
+              <w:rPr>
+                <w:rFonts w:ascii="Arial" w:cs="Arial" w:eastAsia="Arial" w:hAnsi="Arial"/>
+                <w:sz w:val="20"/>
+                <w:szCs w:val="20"/>
+              </w:rPr>
+              <w:t xml:space="preserve">8× H100 (640 GB)</w:t>
+            </w:r>
+          </w:p>
+        </w:tc>
+        <w:tc>
+          <w:tcPr>
+            <w:tcW w:type="dxa" w:w="2400"/>
+            <w:tcBorders>
+              <w:top w:val="single" w:color="CCCCCC" w:sz="1"/>
+              <w:left w:val="single" w:color="CCCCCC" w:sz="1"/>
+              <w:bottom w:val="single" w:color="CCCCCC" w:sz="1"/>
+              <w:right w:val="single" w:color="CCCCCC" w:sz="1"/>
+            </w:tcBorders>
+            <w:shd w:fill="F2F6FA" w:val="clear"/>
+            <w:tcMar>
+              <w:top w:type="dxa" w:w="80"/>
+              <w:left w:type="dxa" w:w="120"/>
+              <w:bottom w:type="dxa" w:w="80"/>
+              <w:right w:type="dxa" w:w="120"/>
+            </w:tcMar>
+          </w:tcPr>
+          <w:p>
+            <w:r>
+              <w:rPr>
+                <w:rFonts w:ascii="Arial" w:cs="Arial" w:eastAsia="Arial" w:hAnsi="Arial"/>
+                <w:sz w:val="20"/>
+                <w:szCs w:val="20"/>
+              </w:rPr>
+              <w:t xml:space="preserve">NVSwitch 3rd gen (900 GB/s)</w:t>
+            </w:r>
+          </w:p>
+        </w:tc>
+        <w:tc>
+          <w:tcPr>
+            <w:tcW w:type="dxa" w:w="2000"/>
+            <w:tcBorders>
+              <w:top w:val="single" w:color="CCCCCC" w:sz="1"/>
+              <w:left w:val="single" w:color="CCCCCC" w:sz="1"/>
+              <w:bottom w:val="single" w:color="CCCCCC" w:sz="1"/>
+              <w:right w:val="single" w:color="CCCCCC" w:sz="1"/>
+            </w:tcBorders>
+            <w:shd w:fill="F2F6FA" w:val="clear"/>
+            <w:tcMar>
+              <w:top w:type="dxa" w:w="80"/>
+              <w:left w:type="dxa" w:w="120"/>
+              <w:bottom w:type="dxa" w:w="80"/>
+              <w:right w:type="dxa" w:w="120"/>
+            </w:tcMar>
+          </w:tcPr>
+          <w:p>
+            <w:r>
+              <w:rPr>
+                <w:rFonts w:ascii="Arial" w:cs="Arial" w:eastAsia="Arial" w:hAnsi="Arial"/>
+                <w:sz w:val="20"/>
+                <w:szCs w:val="20"/>
+              </w:rPr>
+              <w:t xml:space="preserve">8× 400G InfiniBand</w:t>
+            </w:r>
+          </w:p>
+        </w:tc>
+        <w:tc>
+          <w:tcPr>
+            <w:tcW w:type="dxa" w:w="1160"/>
+            <w:tcBorders>
+              <w:top w:val="single" w:color="CCCCCC" w:sz="1"/>
+              <w:left w:val="single" w:color="CCCCCC" w:sz="1"/>
+              <w:bottom w:val="single" w:color="CCCCCC" w:sz="1"/>
+              <w:right w:val="single" w:color="CCCCCC" w:sz="1"/>
+            </w:tcBorders>
+            <w:shd w:fill="F2F6FA" w:val="clear"/>
+            <w:tcMar>
+              <w:top w:type="dxa" w:w="80"/>
+              <w:left w:type="dxa" w:w="120"/>
+              <w:bottom w:type="dxa" w:w="80"/>
+              <w:right w:type="dxa" w:w="120"/>
+            </w:tcMar>
+          </w:tcPr>
+          <w:p>
+            <w:r>
+              <w:rPr>
+                <w:rFonts w:ascii="Arial" w:cs="Arial" w:eastAsia="Arial" w:hAnsi="Arial"/>
+                <w:sz w:val="20"/>
+                <w:szCs w:val="20"/>
+              </w:rPr>
+              <w:t xml:space="preserve">~$350K</w:t>
+            </w:r>
+          </w:p>
+        </w:tc>
+      </w:tr>
+      <w:tr>
+        <w:tc>
+          <w:tcPr>
+            <w:tcW w:type="dxa" w:w="1800"/>
+            <w:tcBorders>
+              <w:top w:val="single" w:color="CCCCCC" w:sz="1"/>
+              <w:left w:val="single" w:color="CCCCCC" w:sz="1"/>
+              <w:bottom w:val="single" w:color="CCCCCC" w:sz="1"/>
+              <w:right w:val="single" w:color="CCCCCC" w:sz="1"/>
+            </w:tcBorders>
+            <w:shd w:fill="FFFFFF" w:val="clear"/>
+            <w:tcMar>
+              <w:top w:type="dxa" w:w="80"/>
+              <w:left w:type="dxa" w:w="120"/>
+              <w:bottom w:type="dxa" w:w="80"/>
+              <w:right w:type="dxa" w:w="120"/>
+            </w:tcMar>
+          </w:tcPr>
+          <w:p>
+            <w:r>
+              <w:rPr>
+                <w:rFonts w:ascii="Arial" w:cs="Arial" w:eastAsia="Arial" w:hAnsi="Arial"/>
+                <w:sz w:val="20"/>
+                <w:szCs w:val="20"/>
+              </w:rPr>
+              <w:t xml:space="preserve">GB200 NVL72</w:t>
+            </w:r>
+          </w:p>
+        </w:tc>
+        <w:tc>
+          <w:tcPr>
+            <w:tcW w:type="dxa" w:w="2000"/>
+            <w:tcBorders>
+              <w:top w:val="single" w:color="CCCCCC" w:sz="1"/>
+              <w:left w:val="single" w:color="CCCCCC" w:sz="1"/>
+              <w:bottom w:val="single" w:color="CCCCCC" w:sz="1"/>
+              <w:right w:val="single" w:color="CCCCCC" w:sz="1"/>
+            </w:tcBorders>
+            <w:shd w:fill="FFFFFF" w:val="clear"/>
+            <w:tcMar>
+              <w:top w:type="dxa" w:w="80"/>
+              <w:left w:type="dxa" w:w="120"/>
+              <w:bottom w:type="dxa" w:w="80"/>
+              <w:right w:type="dxa" w:w="120"/>
+            </w:tcMar>
+          </w:tcPr>
+          <w:p>
+            <w:r>
+              <w:rPr>
+                <w:rFonts w:ascii="Arial" w:cs="Arial" w:eastAsia="Arial" w:hAnsi="Arial"/>
+                <w:sz w:val="20"/>
+                <w:szCs w:val="20"/>
+              </w:rPr>
+              <w:t xml:space="preserve">72× Blackwell (full rack)</w:t>
+            </w:r>
+          </w:p>
+        </w:tc>
+        <w:tc>
+          <w:tcPr>
+            <w:tcW w:type="dxa" w:w="2400"/>
+            <w:tcBorders>
+              <w:top w:val="single" w:color="CCCCCC" w:sz="1"/>
+              <w:left w:val="single" w:color="CCCCCC" w:sz="1"/>
+              <w:bottom w:val="single" w:color="CCCCCC" w:sz="1"/>
+              <w:right w:val="single" w:color="CCCCCC" w:sz="1"/>
+            </w:tcBorders>
+            <w:shd w:fill="FFFFFF" w:val="clear"/>
+            <w:tcMar>
+              <w:top w:type="dxa" w:w="80"/>
+              <w:left w:type="dxa" w:w="120"/>
+              <w:bottom w:type="dxa" w:w="80"/>
+              <w:right w:type="dxa" w:w="120"/>
+            </w:tcMar>
+          </w:tcPr>
+          <w:p>
+            <w:r>
+              <w:rPr>
+                <w:rFonts w:ascii="Arial" w:cs="Arial" w:eastAsia="Arial" w:hAnsi="Arial"/>
+                <w:sz w:val="20"/>
+                <w:szCs w:val="20"/>
+              </w:rPr>
+              <w:t xml:space="preserve">NVLink + NVSwitch all-to-all</w:t>
+            </w:r>
+          </w:p>
+        </w:tc>
+        <w:tc>
+          <w:tcPr>
+            <w:tcW w:type="dxa" w:w="2000"/>
+            <w:tcBorders>
+              <w:top w:val="single" w:color="CCCCCC" w:sz="1"/>
+              <w:left w:val="single" w:color="CCCCCC" w:sz="1"/>
+              <w:bottom w:val="single" w:color="CCCCCC" w:sz="1"/>
+              <w:right w:val="single" w:color="CCCCCC" w:sz="1"/>
+            </w:tcBorders>
+            <w:shd w:fill="FFFFFF" w:val="clear"/>
+            <w:tcMar>
+              <w:top w:type="dxa" w:w="80"/>
+              <w:left w:type="dxa" w:w="120"/>
+              <w:bottom w:type="dxa" w:w="80"/>
+              <w:right w:type="dxa" w:w="120"/>
+            </w:tcMar>
+          </w:tcPr>
+          <w:p>
+            <w:r>
+              <w:rPr>
+                <w:rFonts w:ascii="Arial" w:cs="Arial" w:eastAsia="Arial" w:hAnsi="Arial"/>
+                <w:sz w:val="20"/>
+                <w:szCs w:val="20"/>
+              </w:rPr>
+              <w:t xml:space="preserve">Integrated NVLink fabric</w:t>
+            </w:r>
+          </w:p>
+        </w:tc>
+        <w:tc>
+          <w:tcPr>
+            <w:tcW w:type="dxa" w:w="1160"/>
+            <w:tcBorders>
+              <w:top w:val="single" w:color="CCCCCC" w:sz="1"/>
+              <w:left w:val="single" w:color="CCCCCC" w:sz="1"/>
+              <w:bottom w:val="single" w:color="CCCCCC" w:sz="1"/>
+              <w:right w:val="single" w:color="CCCCCC" w:sz="1"/>
+            </w:tcBorders>
+            <w:shd w:fill="FFFFFF" w:val="clear"/>
+            <w:tcMar>
+              <w:top w:type="dxa" w:w="80"/>
+              <w:left w:type="dxa" w:w="120"/>
+              <w:bottom w:type="dxa" w:w="80"/>
+              <w:right w:type="dxa" w:w="120"/>
+            </w:tcMar>
+          </w:tcPr>
+          <w:p>
+            <w:r>
+              <w:rPr>
+                <w:rFonts w:ascii="Arial" w:cs="Arial" w:eastAsia="Arial" w:hAnsi="Arial"/>
+                <w:sz w:val="20"/>
+                <w:szCs w:val="20"/>
+              </w:rPr>
+              <w:t xml:space="preserve">~$3M+</w:t>
+            </w:r>
+          </w:p>
+        </w:tc>
+      </w:tr>
+    </w:tbl>
+    <w:p>
+      <w:pPr>
+        <w:spacing w:after="160"/>
+      </w:pPr>
+      <w:r>
+        <w:rPr>
+          <w:rFonts w:ascii="Arial" w:cs="Arial" w:eastAsia="Arial" w:hAnsi="Arial"/>
+          <w:sz w:val="22"/>
+          <w:szCs w:val="22"/>
+        </w:rPr>
+        <w:t xml:space="preserve">DGX SuperPOD connects multiple DGX nodes (e.g., 32 nodes = 256 GPUs) via InfiniBand leaf/spine fabric. This is where SHARP does in-network reduction, UCX manages RDMA, and all the NCCL tuning parameters (channels, sockets, port ranges) we discussed become critical.</w:t>
+      </w:r>
+    </w:p>
+    <w:p>
+      <w:pPr>
+        <w:spacing w:after="160"/>
+      </w:pPr>
+      <w:r>
+        <w:rPr>
+          <w:rFonts w:ascii="Arial" w:cs="Arial" w:eastAsia="Arial" w:hAnsi="Arial"/>
+          <w:sz w:val="22"/>
+          <w:szCs w:val="22"/>
+        </w:rPr>
+        <w:t xml:space="preserve">When documentation refers to 'DGX backend', it means optimizations specific to DGX hardware: proper NUMA affinity, NVSwitch topology awareness, InfiniBand multi-rail configuration, and pre-validated NCCL settings. It is not a software backend like NCCL or Gloo — it is the hardware platform everything runs on.</w:t>
+      </w:r>
+    </w:p>
+    <w:p>
+      <w:r>
+        <w:br w:type="page"/>
+      </w:r>
+    </w:p>
+    <w:p>
+      <w:pPr>
+        <w:pStyle w:val="Heading1"/>
+        <w:spacing w:before="360" w:after="200"/>
+      </w:pPr>
+      <w:r>
+        <w:rPr>
+          <w:rFonts w:ascii="Arial" w:cs="Arial" w:eastAsia="Arial" w:hAnsi="Arial"/>
+          <w:b/>
+          <w:bCs/>
+          <w:color w:val="1B2A4A"/>
+          <w:sz w:val="32"/>
+          <w:szCs w:val="32"/>
+        </w:rPr>
+        <w:t xml:space="preserve">15. GPU Monitoring (nvidia-smi dmon)</w:t>
       </w:r>
     </w:p>
     <w:p>
@@ -21255,7 +27282,7 @@
           <w:sz w:val="32"/>
           <w:szCs w:val="32"/>
         </w:rPr>
-        <w:t xml:space="preserve">15. vLLM Inference Under Load</w:t>
+        <w:t xml:space="preserve">16. vLLM Inference Under Load</w:t>
       </w:r>
     </w:p>
     <w:p>
